--- a/templates/plananual/COMUNICACIÓN 1° A 5°/COMUNICACIÓN 2° - PLAN ANUAL 2026 .docx
+++ b/templates/plananual/COMUNICACIÓN 1° A 5°/COMUNICACIÓN 2° - PLAN ANUAL 2026 .docx
@@ -13526,7 +13526,7 @@
     <w:tbl>
       <w:tblPr>
         <w:tblStyle w:val="Tablaconcuadrcula"/>
-        <w:tblW w:w="14850" w:type="dxa"/>
+        <w:tblW w:w="14851" w:type="dxa"/>
         <w:jc w:val="center"/>
         <w:tblBorders>
           <w:top w:val="double" w:sz="4" w:space="0" w:color="47D459" w:themeColor="accent3" w:themeTint="99"/>
@@ -13540,7 +13540,7 @@
         <w:tblLook w:val="04A0" w:firstRow="1" w:lastRow="0" w:firstColumn="1" w:lastColumn="0" w:noHBand="0" w:noVBand="1"/>
       </w:tblPr>
       <w:tblGrid>
-        <w:gridCol w:w="874"/>
+        <w:gridCol w:w="875"/>
         <w:gridCol w:w="1095"/>
         <w:gridCol w:w="1726"/>
         <w:gridCol w:w="6169"/>
@@ -13556,33 +13556,32 @@
         <w:tc>
           <w:tcPr>
             <w:tcW w:w="875" w:type="dxa"/>
-            <w:tcBorders>
-              <w:top w:val="double" w:sz="4" w:space="0" w:color="47D459" w:themeColor="accent3" w:themeTint="99"/>
-              <w:left w:val="double" w:sz="4" w:space="0" w:color="47D459" w:themeColor="accent3" w:themeTint="99"/>
-              <w:bottom w:val="double" w:sz="4" w:space="0" w:color="47D459" w:themeColor="accent3" w:themeTint="99"/>
-              <w:right w:val="double" w:sz="4" w:space="0" w:color="47D459" w:themeColor="accent3" w:themeTint="99"/>
-            </w:tcBorders>
             <w:shd w:val="clear" w:color="auto" w:fill="C1F0C7" w:themeFill="accent3" w:themeFillTint="33"/>
             <w:vAlign w:val="center"/>
-            <w:hideMark/>
-          </w:tcPr>
-          <w:p>
-            <w:pPr>
-              <w:spacing w:after="160" w:line="259" w:lineRule="auto"/>
-              <w:ind w:right="-455"/>
-              <w:rPr>
-                <w:rFonts w:ascii="Arial Nova Cond" w:hAnsi="Arial Nova Cond" w:cs="Times New Roman"/>
-                <w:b/>
-                <w:bCs/>
-                <w:color w:val="000000" w:themeColor="text1"/>
-              </w:rPr>
-            </w:pPr>
-            <w:r>
-              <w:rPr>
-                <w:rFonts w:ascii="Arial Nova Cond" w:hAnsi="Arial Nova Cond" w:cs="Times New Roman"/>
-                <w:b/>
-                <w:bCs/>
-                <w:color w:val="000000" w:themeColor="text1"/>
+          </w:tcPr>
+          <w:p>
+            <w:pPr>
+              <w:pStyle w:val="Prrafodelista"/>
+              <w:ind w:left="0"/>
+              <w:jc w:val="center"/>
+              <w:rPr>
+                <w:rFonts w:ascii="Arial Nova Cond" w:hAnsi="Arial Nova Cond" w:cs="Times New Roman"/>
+                <w:b/>
+                <w:bCs/>
+                <w:color w:val="000000" w:themeColor="text1"/>
+                <w:sz w:val="20"/>
+                <w:szCs w:val="20"/>
+              </w:rPr>
+            </w:pPr>
+            <w:bookmarkStart w:id="0" w:name="_Hlk227075175"/>
+            <w:r>
+              <w:rPr>
+                <w:rFonts w:ascii="Arial Nova Cond" w:hAnsi="Arial Nova Cond" w:cs="Times New Roman"/>
+                <w:b/>
+                <w:bCs/>
+                <w:color w:val="000000" w:themeColor="text1"/>
+                <w:sz w:val="20"/>
+                <w:szCs w:val="20"/>
               </w:rPr>
               <w:t>BIMESTRE</w:t>
             </w:r>
@@ -13591,33 +13590,31 @@
         <w:tc>
           <w:tcPr>
             <w:tcW w:w="1095" w:type="dxa"/>
-            <w:tcBorders>
-              <w:top w:val="double" w:sz="4" w:space="0" w:color="47D459" w:themeColor="accent3" w:themeTint="99"/>
-              <w:left w:val="double" w:sz="4" w:space="0" w:color="47D459" w:themeColor="accent3" w:themeTint="99"/>
-              <w:bottom w:val="double" w:sz="4" w:space="0" w:color="47D459" w:themeColor="accent3" w:themeTint="99"/>
-              <w:right w:val="double" w:sz="4" w:space="0" w:color="47D459" w:themeColor="accent3" w:themeTint="99"/>
-            </w:tcBorders>
             <w:shd w:val="clear" w:color="auto" w:fill="C1F0C7" w:themeFill="accent3" w:themeFillTint="33"/>
             <w:vAlign w:val="center"/>
-            <w:hideMark/>
-          </w:tcPr>
-          <w:p>
-            <w:pPr>
-              <w:spacing w:after="160" w:line="259" w:lineRule="auto"/>
-              <w:ind w:right="-455"/>
-              <w:rPr>
-                <w:rFonts w:ascii="Arial Nova Cond" w:hAnsi="Arial Nova Cond" w:cs="Times New Roman"/>
-                <w:b/>
-                <w:bCs/>
-                <w:color w:val="000000" w:themeColor="text1"/>
-              </w:rPr>
-            </w:pPr>
-            <w:r>
-              <w:rPr>
-                <w:rFonts w:ascii="Arial Nova Cond" w:hAnsi="Arial Nova Cond" w:cs="Times New Roman"/>
-                <w:b/>
-                <w:bCs/>
-                <w:color w:val="000000" w:themeColor="text1"/>
+          </w:tcPr>
+          <w:p>
+            <w:pPr>
+              <w:pStyle w:val="Prrafodelista"/>
+              <w:ind w:left="0"/>
+              <w:jc w:val="center"/>
+              <w:rPr>
+                <w:rFonts w:ascii="Arial Nova Cond" w:hAnsi="Arial Nova Cond" w:cs="Times New Roman"/>
+                <w:b/>
+                <w:bCs/>
+                <w:color w:val="000000" w:themeColor="text1"/>
+                <w:sz w:val="20"/>
+                <w:szCs w:val="20"/>
+              </w:rPr>
+            </w:pPr>
+            <w:r>
+              <w:rPr>
+                <w:rFonts w:ascii="Arial Nova Cond" w:hAnsi="Arial Nova Cond" w:cs="Times New Roman"/>
+                <w:b/>
+                <w:bCs/>
+                <w:color w:val="000000" w:themeColor="text1"/>
+                <w:sz w:val="20"/>
+                <w:szCs w:val="20"/>
               </w:rPr>
               <w:t>UNIDADES</w:t>
             </w:r>
@@ -13626,33 +13623,31 @@
         <w:tc>
           <w:tcPr>
             <w:tcW w:w="1726" w:type="dxa"/>
-            <w:tcBorders>
-              <w:top w:val="double" w:sz="4" w:space="0" w:color="47D459" w:themeColor="accent3" w:themeTint="99"/>
-              <w:left w:val="double" w:sz="4" w:space="0" w:color="47D459" w:themeColor="accent3" w:themeTint="99"/>
-              <w:bottom w:val="double" w:sz="4" w:space="0" w:color="47D459" w:themeColor="accent3" w:themeTint="99"/>
-              <w:right w:val="double" w:sz="4" w:space="0" w:color="47D459" w:themeColor="accent3" w:themeTint="99"/>
-            </w:tcBorders>
             <w:shd w:val="clear" w:color="auto" w:fill="C1F0C7" w:themeFill="accent3" w:themeFillTint="33"/>
             <w:vAlign w:val="center"/>
-            <w:hideMark/>
-          </w:tcPr>
-          <w:p>
-            <w:pPr>
-              <w:spacing w:after="160" w:line="259" w:lineRule="auto"/>
-              <w:ind w:right="-455"/>
-              <w:rPr>
-                <w:rFonts w:ascii="Arial Nova Cond" w:hAnsi="Arial Nova Cond" w:cs="Times New Roman"/>
-                <w:b/>
-                <w:bCs/>
-                <w:color w:val="000000" w:themeColor="text1"/>
-              </w:rPr>
-            </w:pPr>
-            <w:r>
-              <w:rPr>
-                <w:rFonts w:ascii="Arial Nova Cond" w:hAnsi="Arial Nova Cond" w:cs="Times New Roman"/>
-                <w:b/>
-                <w:bCs/>
-                <w:color w:val="000000" w:themeColor="text1"/>
+          </w:tcPr>
+          <w:p>
+            <w:pPr>
+              <w:pStyle w:val="Prrafodelista"/>
+              <w:ind w:left="0"/>
+              <w:jc w:val="center"/>
+              <w:rPr>
+                <w:rFonts w:ascii="Arial Nova Cond" w:hAnsi="Arial Nova Cond" w:cs="Times New Roman"/>
+                <w:b/>
+                <w:bCs/>
+                <w:color w:val="000000" w:themeColor="text1"/>
+                <w:sz w:val="20"/>
+                <w:szCs w:val="20"/>
+              </w:rPr>
+            </w:pPr>
+            <w:r>
+              <w:rPr>
+                <w:rFonts w:ascii="Arial Nova Cond" w:hAnsi="Arial Nova Cond" w:cs="Times New Roman"/>
+                <w:b/>
+                <w:bCs/>
+                <w:color w:val="000000" w:themeColor="text1"/>
+                <w:sz w:val="20"/>
+                <w:szCs w:val="20"/>
               </w:rPr>
               <w:t>PROBLEMA / POTENCIALIDAD</w:t>
             </w:r>
@@ -13661,103 +13656,152 @@
         <w:tc>
           <w:tcPr>
             <w:tcW w:w="6169" w:type="dxa"/>
-            <w:tcBorders>
-              <w:top w:val="double" w:sz="4" w:space="0" w:color="47D459" w:themeColor="accent3" w:themeTint="99"/>
-              <w:left w:val="double" w:sz="4" w:space="0" w:color="47D459" w:themeColor="accent3" w:themeTint="99"/>
-              <w:bottom w:val="double" w:sz="4" w:space="0" w:color="47D459" w:themeColor="accent3" w:themeTint="99"/>
-              <w:right w:val="double" w:sz="4" w:space="0" w:color="47D459" w:themeColor="accent3" w:themeTint="99"/>
-            </w:tcBorders>
             <w:shd w:val="clear" w:color="auto" w:fill="C1F0C7" w:themeFill="accent3" w:themeFillTint="33"/>
             <w:vAlign w:val="center"/>
-            <w:hideMark/>
-          </w:tcPr>
-          <w:p>
-            <w:pPr>
-              <w:spacing w:after="160" w:line="259" w:lineRule="auto"/>
-              <w:ind w:right="-455"/>
-              <w:rPr>
-                <w:rFonts w:ascii="Arial Nova Cond" w:hAnsi="Arial Nova Cond" w:cs="Times New Roman"/>
-                <w:b/>
-                <w:bCs/>
-                <w:color w:val="000000" w:themeColor="text1"/>
-              </w:rPr>
-            </w:pPr>
-            <w:r>
-              <w:rPr>
-                <w:rFonts w:ascii="Arial Nova Cond" w:hAnsi="Arial Nova Cond" w:cs="Times New Roman"/>
-                <w:b/>
-                <w:bCs/>
-                <w:color w:val="000000" w:themeColor="text1"/>
-              </w:rPr>
-              <w:t>SITUACIÓN SIGNIFICATIVA</w:t>
+          </w:tcPr>
+          <w:p>
+            <w:pPr>
+              <w:pStyle w:val="Prrafodelista"/>
+              <w:ind w:left="0"/>
+              <w:jc w:val="center"/>
+              <w:rPr>
+                <w:rFonts w:ascii="Arial Nova Cond" w:hAnsi="Arial Nova Cond" w:cs="Times New Roman"/>
+                <w:b/>
+                <w:bCs/>
+                <w:color w:val="000000" w:themeColor="text1"/>
+                <w:sz w:val="20"/>
+                <w:szCs w:val="20"/>
+              </w:rPr>
+            </w:pPr>
+            <w:r>
+              <w:rPr>
+                <w:rFonts w:ascii="Arial Nova Cond" w:hAnsi="Arial Nova Cond" w:cs="Times New Roman"/>
+                <w:b/>
+                <w:bCs/>
+                <w:color w:val="000000" w:themeColor="text1"/>
+                <w:sz w:val="20"/>
+                <w:szCs w:val="20"/>
+              </w:rPr>
+              <w:t>SITUACIÓN SIGNIF</w:t>
+            </w:r>
+            <w:r>
+              <w:rPr>
+                <w:rFonts w:ascii="Arial Nova Cond" w:hAnsi="Arial Nova Cond" w:cs="Times New Roman"/>
+                <w:b/>
+                <w:bCs/>
+                <w:color w:val="000000" w:themeColor="text1"/>
+                <w:sz w:val="20"/>
+                <w:szCs w:val="20"/>
+              </w:rPr>
+              <w:t>I</w:t>
+            </w:r>
+            <w:r>
+              <w:rPr>
+                <w:rFonts w:ascii="Arial Nova Cond" w:hAnsi="Arial Nova Cond" w:cs="Times New Roman"/>
+                <w:b/>
+                <w:bCs/>
+                <w:color w:val="000000" w:themeColor="text1"/>
+                <w:sz w:val="20"/>
+                <w:szCs w:val="20"/>
+              </w:rPr>
+              <w:t>CATIVA</w:t>
             </w:r>
           </w:p>
         </w:tc>
         <w:tc>
           <w:tcPr>
             <w:tcW w:w="2015" w:type="dxa"/>
-            <w:tcBorders>
-              <w:top w:val="double" w:sz="4" w:space="0" w:color="47D459" w:themeColor="accent3" w:themeTint="99"/>
-              <w:left w:val="double" w:sz="4" w:space="0" w:color="47D459" w:themeColor="accent3" w:themeTint="99"/>
-              <w:bottom w:val="double" w:sz="4" w:space="0" w:color="47D459" w:themeColor="accent3" w:themeTint="99"/>
-              <w:right w:val="double" w:sz="4" w:space="0" w:color="47D459" w:themeColor="accent3" w:themeTint="99"/>
-            </w:tcBorders>
             <w:shd w:val="clear" w:color="auto" w:fill="C1F0C7" w:themeFill="accent3" w:themeFillTint="33"/>
             <w:vAlign w:val="center"/>
-            <w:hideMark/>
-          </w:tcPr>
-          <w:p>
-            <w:pPr>
-              <w:spacing w:after="160" w:line="259" w:lineRule="auto"/>
-              <w:ind w:right="-455"/>
-              <w:rPr>
-                <w:rFonts w:ascii="Arial Nova Cond" w:hAnsi="Arial Nova Cond" w:cs="Times New Roman"/>
-                <w:b/>
-                <w:bCs/>
-                <w:color w:val="000000" w:themeColor="text1"/>
-              </w:rPr>
-            </w:pPr>
-            <w:r>
-              <w:rPr>
-                <w:rFonts w:ascii="Arial Nova Cond" w:hAnsi="Arial Nova Cond" w:cs="Times New Roman"/>
-                <w:b/>
-                <w:bCs/>
-                <w:color w:val="000000" w:themeColor="text1"/>
-              </w:rPr>
-              <w:t>TÍTULO DE LA UNIDAD DIDÁCTICA.</w:t>
+          </w:tcPr>
+          <w:p>
+            <w:pPr>
+              <w:pStyle w:val="Prrafodelista"/>
+              <w:ind w:left="0"/>
+              <w:jc w:val="center"/>
+              <w:rPr>
+                <w:rFonts w:ascii="Arial Nova Cond" w:hAnsi="Arial Nova Cond" w:cs="Times New Roman"/>
+                <w:b/>
+                <w:bCs/>
+                <w:color w:val="000000" w:themeColor="text1"/>
+                <w:sz w:val="20"/>
+                <w:szCs w:val="20"/>
+              </w:rPr>
+            </w:pPr>
+            <w:r>
+              <w:rPr>
+                <w:rFonts w:ascii="Arial Nova Cond" w:hAnsi="Arial Nova Cond" w:cs="Times New Roman"/>
+                <w:b/>
+                <w:bCs/>
+                <w:color w:val="000000" w:themeColor="text1"/>
+                <w:sz w:val="20"/>
+                <w:szCs w:val="20"/>
+              </w:rPr>
+              <w:t>TÍTULO DE LA UNIDAD DID</w:t>
+            </w:r>
+            <w:r>
+              <w:rPr>
+                <w:rFonts w:ascii="Arial Nova Cond" w:hAnsi="Arial Nova Cond" w:cs="Times New Roman"/>
+                <w:b/>
+                <w:bCs/>
+                <w:color w:val="000000" w:themeColor="text1"/>
+                <w:sz w:val="20"/>
+                <w:szCs w:val="20"/>
+              </w:rPr>
+              <w:t>Á</w:t>
+            </w:r>
+            <w:r>
+              <w:rPr>
+                <w:rFonts w:ascii="Arial Nova Cond" w:hAnsi="Arial Nova Cond" w:cs="Times New Roman"/>
+                <w:b/>
+                <w:bCs/>
+                <w:color w:val="000000" w:themeColor="text1"/>
+                <w:sz w:val="20"/>
+                <w:szCs w:val="20"/>
+              </w:rPr>
+              <w:t>CTICA</w:t>
+            </w:r>
+            <w:r>
+              <w:rPr>
+                <w:rFonts w:ascii="Arial Nova Cond" w:hAnsi="Arial Nova Cond" w:cs="Times New Roman"/>
+                <w:b/>
+                <w:bCs/>
+                <w:color w:val="000000" w:themeColor="text1"/>
+                <w:sz w:val="20"/>
+                <w:szCs w:val="20"/>
+              </w:rPr>
+              <w:t>.</w:t>
             </w:r>
           </w:p>
         </w:tc>
         <w:tc>
           <w:tcPr>
             <w:tcW w:w="1634" w:type="dxa"/>
-            <w:tcBorders>
-              <w:top w:val="double" w:sz="4" w:space="0" w:color="47D459" w:themeColor="accent3" w:themeTint="99"/>
-              <w:left w:val="double" w:sz="4" w:space="0" w:color="47D459" w:themeColor="accent3" w:themeTint="99"/>
-              <w:bottom w:val="double" w:sz="4" w:space="0" w:color="47D459" w:themeColor="accent3" w:themeTint="99"/>
-              <w:right w:val="double" w:sz="4" w:space="0" w:color="47D459" w:themeColor="accent3" w:themeTint="99"/>
-            </w:tcBorders>
             <w:shd w:val="clear" w:color="auto" w:fill="C1F0C7" w:themeFill="accent3" w:themeFillTint="33"/>
             <w:vAlign w:val="center"/>
-            <w:hideMark/>
-          </w:tcPr>
-          <w:p>
-            <w:pPr>
-              <w:spacing w:after="160" w:line="259" w:lineRule="auto"/>
-              <w:ind w:right="-455"/>
-              <w:rPr>
-                <w:rFonts w:ascii="Arial Nova Cond" w:hAnsi="Arial Nova Cond" w:cs="Times New Roman"/>
-                <w:b/>
-                <w:bCs/>
-                <w:color w:val="000000" w:themeColor="text1"/>
-              </w:rPr>
-            </w:pPr>
-            <w:r>
-              <w:rPr>
-                <w:rFonts w:ascii="Arial Nova Cond" w:hAnsi="Arial Nova Cond" w:cs="Times New Roman"/>
-                <w:b/>
-                <w:bCs/>
-                <w:color w:val="000000" w:themeColor="text1"/>
+          </w:tcPr>
+          <w:p>
+            <w:pPr>
+              <w:pStyle w:val="Prrafodelista"/>
+              <w:ind w:left="0"/>
+              <w:jc w:val="center"/>
+              <w:rPr>
+                <w:rFonts w:ascii="Arial Nova Cond" w:hAnsi="Arial Nova Cond" w:cs="Times New Roman"/>
+                <w:b/>
+                <w:bCs/>
+                <w:color w:val="000000" w:themeColor="text1"/>
+                <w:sz w:val="20"/>
+                <w:szCs w:val="20"/>
+              </w:rPr>
+            </w:pPr>
+            <w:r>
+              <w:rPr>
+                <w:rFonts w:ascii="Arial Nova Cond" w:hAnsi="Arial Nova Cond" w:cs="Times New Roman"/>
+                <w:b/>
+                <w:bCs/>
+                <w:color w:val="000000" w:themeColor="text1"/>
+                <w:sz w:val="20"/>
+                <w:szCs w:val="20"/>
               </w:rPr>
               <w:t>COMPETENCIAS</w:t>
             </w:r>
@@ -13766,33 +13810,31 @@
         <w:tc>
           <w:tcPr>
             <w:tcW w:w="1337" w:type="dxa"/>
-            <w:tcBorders>
-              <w:top w:val="double" w:sz="4" w:space="0" w:color="47D459" w:themeColor="accent3" w:themeTint="99"/>
-              <w:left w:val="double" w:sz="4" w:space="0" w:color="47D459" w:themeColor="accent3" w:themeTint="99"/>
-              <w:bottom w:val="double" w:sz="4" w:space="0" w:color="47D459" w:themeColor="accent3" w:themeTint="99"/>
-              <w:right w:val="double" w:sz="4" w:space="0" w:color="47D459" w:themeColor="accent3" w:themeTint="99"/>
-            </w:tcBorders>
             <w:shd w:val="clear" w:color="auto" w:fill="C1F0C7" w:themeFill="accent3" w:themeFillTint="33"/>
             <w:vAlign w:val="center"/>
-            <w:hideMark/>
-          </w:tcPr>
-          <w:p>
-            <w:pPr>
-              <w:spacing w:after="160" w:line="259" w:lineRule="auto"/>
-              <w:ind w:right="-455"/>
-              <w:rPr>
-                <w:rFonts w:ascii="Arial Nova Cond" w:hAnsi="Arial Nova Cond" w:cs="Times New Roman"/>
-                <w:b/>
-                <w:bCs/>
-                <w:color w:val="000000" w:themeColor="text1"/>
-              </w:rPr>
-            </w:pPr>
-            <w:r>
-              <w:rPr>
-                <w:rFonts w:ascii="Arial Nova Cond" w:hAnsi="Arial Nova Cond" w:cs="Times New Roman"/>
-                <w:b/>
-                <w:bCs/>
-                <w:color w:val="000000" w:themeColor="text1"/>
+          </w:tcPr>
+          <w:p>
+            <w:pPr>
+              <w:pStyle w:val="Prrafodelista"/>
+              <w:ind w:left="0"/>
+              <w:jc w:val="center"/>
+              <w:rPr>
+                <w:rFonts w:ascii="Arial Nova Cond" w:hAnsi="Arial Nova Cond" w:cs="Times New Roman"/>
+                <w:b/>
+                <w:bCs/>
+                <w:color w:val="000000" w:themeColor="text1"/>
+                <w:sz w:val="20"/>
+                <w:szCs w:val="20"/>
+              </w:rPr>
+            </w:pPr>
+            <w:r>
+              <w:rPr>
+                <w:rFonts w:ascii="Arial Nova Cond" w:hAnsi="Arial Nova Cond" w:cs="Times New Roman"/>
+                <w:b/>
+                <w:bCs/>
+                <w:color w:val="000000" w:themeColor="text1"/>
+                <w:sz w:val="20"/>
+                <w:szCs w:val="20"/>
               </w:rPr>
               <w:t>PRODUCTO</w:t>
             </w:r>
@@ -13808,33 +13850,35 @@
           <w:tcPr>
             <w:tcW w:w="875" w:type="dxa"/>
             <w:vMerge w:val="restart"/>
-            <w:tcBorders>
-              <w:top w:val="double" w:sz="4" w:space="0" w:color="47D459" w:themeColor="accent3" w:themeTint="99"/>
-              <w:left w:val="double" w:sz="4" w:space="0" w:color="47D459" w:themeColor="accent3" w:themeTint="99"/>
-              <w:bottom w:val="double" w:sz="4" w:space="0" w:color="47D459" w:themeColor="accent3" w:themeTint="99"/>
-              <w:right w:val="double" w:sz="4" w:space="0" w:color="47D459" w:themeColor="accent3" w:themeTint="99"/>
-            </w:tcBorders>
-            <w:vAlign w:val="center"/>
-            <w:hideMark/>
-          </w:tcPr>
-          <w:p>
-            <w:pPr>
-              <w:spacing w:after="160" w:line="259" w:lineRule="auto"/>
-              <w:ind w:right="-455"/>
-              <w:rPr>
-                <w:rFonts w:ascii="Arial Nova Cond" w:hAnsi="Arial Nova Cond" w:cs="Times New Roman"/>
-                <w:b/>
-                <w:bCs/>
-                <w:color w:val="000000" w:themeColor="text1"/>
+            <w:vAlign w:val="center"/>
+          </w:tcPr>
+          <w:p>
+            <w:pPr>
+              <w:pStyle w:val="Prrafodelista"/>
+              <w:tabs>
+                <w:tab w:val="left" w:pos="0"/>
+                <w:tab w:val="left" w:pos="142"/>
+                <w:tab w:val="left" w:pos="284"/>
+              </w:tabs>
+              <w:spacing w:line="276" w:lineRule="auto"/>
+              <w:ind w:left="0"/>
+              <w:jc w:val="center"/>
+              <w:rPr>
+                <w:rFonts w:ascii="Arial Nova Cond" w:eastAsia="Calibri" w:hAnsi="Arial Nova Cond" w:cs="Times New Roman"/>
+                <w:b/>
+                <w:bCs/>
+                <w:sz w:val="20"/>
+                <w:szCs w:val="20"/>
                 <w:lang w:val="es-ES_tradnl"/>
               </w:rPr>
             </w:pPr>
             <w:r>
               <w:rPr>
-                <w:rFonts w:ascii="Arial Nova Cond" w:hAnsi="Arial Nova Cond" w:cs="Times New Roman"/>
-                <w:b/>
-                <w:bCs/>
-                <w:color w:val="000000" w:themeColor="text1"/>
+                <w:rFonts w:ascii="Arial Nova Cond" w:eastAsia="Calibri" w:hAnsi="Arial Nova Cond" w:cs="Times New Roman"/>
+                <w:b/>
+                <w:bCs/>
+                <w:sz w:val="20"/>
+                <w:szCs w:val="20"/>
                 <w:lang w:val="es-ES_tradnl"/>
               </w:rPr>
               <w:t>I</w:t>
@@ -13844,33 +13888,35 @@
         <w:tc>
           <w:tcPr>
             <w:tcW w:w="1095" w:type="dxa"/>
-            <w:tcBorders>
-              <w:top w:val="double" w:sz="4" w:space="0" w:color="47D459" w:themeColor="accent3" w:themeTint="99"/>
-              <w:left w:val="double" w:sz="4" w:space="0" w:color="47D459" w:themeColor="accent3" w:themeTint="99"/>
-              <w:bottom w:val="double" w:sz="4" w:space="0" w:color="47D459" w:themeColor="accent3" w:themeTint="99"/>
-              <w:right w:val="double" w:sz="4" w:space="0" w:color="47D459" w:themeColor="accent3" w:themeTint="99"/>
-            </w:tcBorders>
-            <w:vAlign w:val="center"/>
-            <w:hideMark/>
-          </w:tcPr>
-          <w:p>
-            <w:pPr>
-              <w:spacing w:after="160" w:line="259" w:lineRule="auto"/>
-              <w:ind w:right="-455"/>
-              <w:rPr>
-                <w:rFonts w:ascii="Arial Nova Cond" w:hAnsi="Arial Nova Cond" w:cs="Times New Roman"/>
-                <w:b/>
-                <w:bCs/>
-                <w:color w:val="000000" w:themeColor="text1"/>
+            <w:vAlign w:val="center"/>
+          </w:tcPr>
+          <w:p>
+            <w:pPr>
+              <w:pStyle w:val="Prrafodelista"/>
+              <w:tabs>
+                <w:tab w:val="left" w:pos="0"/>
+                <w:tab w:val="left" w:pos="142"/>
+                <w:tab w:val="left" w:pos="284"/>
+              </w:tabs>
+              <w:spacing w:line="276" w:lineRule="auto"/>
+              <w:ind w:left="0"/>
+              <w:jc w:val="center"/>
+              <w:rPr>
+                <w:rFonts w:ascii="Arial Nova Cond" w:eastAsia="Calibri" w:hAnsi="Arial Nova Cond" w:cs="Times New Roman"/>
+                <w:b/>
+                <w:bCs/>
+                <w:sz w:val="20"/>
+                <w:szCs w:val="20"/>
                 <w:lang w:val="es-ES_tradnl"/>
               </w:rPr>
             </w:pPr>
             <w:r>
               <w:rPr>
-                <w:rFonts w:ascii="Arial Nova Cond" w:hAnsi="Arial Nova Cond" w:cs="Times New Roman"/>
-                <w:b/>
-                <w:bCs/>
-                <w:color w:val="000000" w:themeColor="text1"/>
+                <w:rFonts w:ascii="Arial Nova Cond" w:eastAsia="Calibri" w:hAnsi="Arial Nova Cond" w:cs="Times New Roman"/>
+                <w:b/>
+                <w:bCs/>
+                <w:sz w:val="20"/>
+                <w:szCs w:val="20"/>
                 <w:lang w:val="es-ES_tradnl"/>
               </w:rPr>
               <w:t>U 0</w:t>
@@ -13880,33 +13926,31 @@
         <w:tc>
           <w:tcPr>
             <w:tcW w:w="1726" w:type="dxa"/>
-            <w:tcBorders>
-              <w:top w:val="double" w:sz="4" w:space="0" w:color="47D459" w:themeColor="accent3" w:themeTint="99"/>
-              <w:left w:val="double" w:sz="4" w:space="0" w:color="47D459" w:themeColor="accent3" w:themeTint="99"/>
-              <w:bottom w:val="double" w:sz="4" w:space="0" w:color="47D459" w:themeColor="accent3" w:themeTint="99"/>
-              <w:right w:val="double" w:sz="4" w:space="0" w:color="47D459" w:themeColor="accent3" w:themeTint="99"/>
-            </w:tcBorders>
-            <w:vAlign w:val="center"/>
-            <w:hideMark/>
-          </w:tcPr>
-          <w:p>
-            <w:pPr>
-              <w:spacing w:after="160" w:line="259" w:lineRule="auto"/>
-              <w:ind w:right="-455"/>
-              <w:rPr>
-                <w:rFonts w:ascii="Arial Nova Cond" w:hAnsi="Arial Nova Cond" w:cs="Times New Roman"/>
-                <w:b/>
-                <w:bCs/>
-                <w:color w:val="000000" w:themeColor="text1"/>
+            <w:vAlign w:val="center"/>
+          </w:tcPr>
+          <w:p>
+            <w:pPr>
+              <w:pStyle w:val="Prrafodelista"/>
+              <w:tabs>
+                <w:tab w:val="left" w:pos="0"/>
+                <w:tab w:val="left" w:pos="142"/>
+                <w:tab w:val="left" w:pos="284"/>
+              </w:tabs>
+              <w:spacing w:line="276" w:lineRule="auto"/>
+              <w:ind w:left="0"/>
+              <w:jc w:val="both"/>
+              <w:rPr>
+                <w:rFonts w:ascii="Arial Nova Cond" w:eastAsia="Calibri" w:hAnsi="Arial Nova Cond" w:cs="Times New Roman"/>
+                <w:sz w:val="20"/>
+                <w:szCs w:val="20"/>
                 <w:lang w:val="es-ES_tradnl"/>
               </w:rPr>
             </w:pPr>
             <w:r>
               <w:rPr>
-                <w:rFonts w:ascii="Arial Nova Cond" w:hAnsi="Arial Nova Cond" w:cs="Times New Roman"/>
-                <w:b/>
-                <w:bCs/>
-                <w:color w:val="000000" w:themeColor="text1"/>
+                <w:rFonts w:ascii="Arial Nova Cond" w:eastAsia="Calibri" w:hAnsi="Arial Nova Cond" w:cs="Times New Roman"/>
+                <w:sz w:val="20"/>
+                <w:szCs w:val="20"/>
                 <w:lang w:val="es-ES_tradnl"/>
               </w:rPr>
               <w:t>{{problemapotencialidad0}}</w:t>
@@ -13916,33 +13960,31 @@
         <w:tc>
           <w:tcPr>
             <w:tcW w:w="6169" w:type="dxa"/>
-            <w:tcBorders>
-              <w:top w:val="double" w:sz="4" w:space="0" w:color="47D459" w:themeColor="accent3" w:themeTint="99"/>
-              <w:left w:val="double" w:sz="4" w:space="0" w:color="47D459" w:themeColor="accent3" w:themeTint="99"/>
-              <w:bottom w:val="double" w:sz="4" w:space="0" w:color="47D459" w:themeColor="accent3" w:themeTint="99"/>
-              <w:right w:val="double" w:sz="4" w:space="0" w:color="47D459" w:themeColor="accent3" w:themeTint="99"/>
-            </w:tcBorders>
-            <w:vAlign w:val="center"/>
-            <w:hideMark/>
-          </w:tcPr>
-          <w:p>
-            <w:pPr>
-              <w:spacing w:after="160" w:line="259" w:lineRule="auto"/>
-              <w:ind w:right="-455"/>
-              <w:rPr>
-                <w:rFonts w:ascii="Arial Nova Cond" w:hAnsi="Arial Nova Cond" w:cs="Times New Roman"/>
-                <w:b/>
-                <w:bCs/>
-                <w:color w:val="000000" w:themeColor="text1"/>
+            <w:vAlign w:val="center"/>
+          </w:tcPr>
+          <w:p>
+            <w:pPr>
+              <w:pStyle w:val="Prrafodelista"/>
+              <w:tabs>
+                <w:tab w:val="left" w:pos="0"/>
+                <w:tab w:val="left" w:pos="142"/>
+                <w:tab w:val="left" w:pos="284"/>
+              </w:tabs>
+              <w:spacing w:line="276" w:lineRule="auto"/>
+              <w:ind w:left="0"/>
+              <w:jc w:val="both"/>
+              <w:rPr>
+                <w:rFonts w:ascii="Arial Nova Cond" w:eastAsia="Calibri" w:hAnsi="Arial Nova Cond" w:cs="Times New Roman"/>
+                <w:sz w:val="20"/>
+                <w:szCs w:val="20"/>
                 <w:lang w:val="es-ES_tradnl"/>
               </w:rPr>
             </w:pPr>
             <w:r>
               <w:rPr>
-                <w:rFonts w:ascii="Arial Nova Cond" w:hAnsi="Arial Nova Cond" w:cs="Times New Roman"/>
-                <w:b/>
-                <w:bCs/>
-                <w:color w:val="000000" w:themeColor="text1"/>
+                <w:rFonts w:ascii="Arial Nova Cond" w:eastAsia="Calibri" w:hAnsi="Arial Nova Cond" w:cs="Times New Roman"/>
+                <w:sz w:val="20"/>
+                <w:szCs w:val="20"/>
                 <w:lang w:val="es-ES_tradnl"/>
               </w:rPr>
               <w:t>{{situacionsignificativa0}}</w:t>
@@ -13952,32 +13994,29 @@
         <w:tc>
           <w:tcPr>
             <w:tcW w:w="2015" w:type="dxa"/>
-            <w:tcBorders>
-              <w:top w:val="double" w:sz="4" w:space="0" w:color="47D459" w:themeColor="accent3" w:themeTint="99"/>
-              <w:left w:val="double" w:sz="4" w:space="0" w:color="47D459" w:themeColor="accent3" w:themeTint="99"/>
-              <w:bottom w:val="double" w:sz="4" w:space="0" w:color="47D459" w:themeColor="accent3" w:themeTint="99"/>
-              <w:right w:val="double" w:sz="4" w:space="0" w:color="47D459" w:themeColor="accent3" w:themeTint="99"/>
-            </w:tcBorders>
-            <w:vAlign w:val="center"/>
-            <w:hideMark/>
-          </w:tcPr>
-          <w:p>
-            <w:pPr>
-              <w:spacing w:after="160" w:line="259" w:lineRule="auto"/>
-              <w:ind w:right="-455"/>
-              <w:rPr>
-                <w:rFonts w:ascii="Arial Nova Cond" w:hAnsi="Arial Nova Cond" w:cs="Times New Roman"/>
-                <w:b/>
-                <w:bCs/>
-                <w:color w:val="000000" w:themeColor="text1"/>
-              </w:rPr>
-            </w:pPr>
-            <w:r>
-              <w:rPr>
-                <w:rFonts w:ascii="Arial Nova Cond" w:hAnsi="Arial Nova Cond" w:cs="Times New Roman"/>
-                <w:b/>
-                <w:bCs/>
-                <w:color w:val="000000" w:themeColor="text1"/>
+            <w:vAlign w:val="center"/>
+          </w:tcPr>
+          <w:p>
+            <w:pPr>
+              <w:autoSpaceDE w:val="0"/>
+              <w:autoSpaceDN w:val="0"/>
+              <w:adjustRightInd w:val="0"/>
+              <w:jc w:val="center"/>
+              <w:rPr>
+                <w:rFonts w:ascii="Arial Nova Cond" w:hAnsi="Arial Nova Cond" w:cs="Arial"/>
+                <w:color w:val="000000"/>
+                <w:kern w:val="0"/>
+                <w:sz w:val="20"/>
+                <w:szCs w:val="20"/>
+              </w:rPr>
+            </w:pPr>
+            <w:r>
+              <w:rPr>
+                <w:rFonts w:ascii="Arial Nova Cond" w:hAnsi="Arial Nova Cond" w:cs="Arial"/>
+                <w:color w:val="000000"/>
+                <w:kern w:val="0"/>
+                <w:sz w:val="20"/>
+                <w:szCs w:val="20"/>
               </w:rPr>
               <w:t>{{titulosituacionsignificativa0}}</w:t>
             </w:r>
@@ -13986,32 +14025,29 @@
         <w:tc>
           <w:tcPr>
             <w:tcW w:w="1634" w:type="dxa"/>
-            <w:tcBorders>
-              <w:top w:val="double" w:sz="4" w:space="0" w:color="47D459" w:themeColor="accent3" w:themeTint="99"/>
-              <w:left w:val="double" w:sz="4" w:space="0" w:color="47D459" w:themeColor="accent3" w:themeTint="99"/>
-              <w:bottom w:val="double" w:sz="4" w:space="0" w:color="47D459" w:themeColor="accent3" w:themeTint="99"/>
-              <w:right w:val="double" w:sz="4" w:space="0" w:color="47D459" w:themeColor="accent3" w:themeTint="99"/>
-            </w:tcBorders>
-            <w:vAlign w:val="center"/>
-            <w:hideMark/>
-          </w:tcPr>
-          <w:p>
-            <w:pPr>
-              <w:spacing w:after="160" w:line="259" w:lineRule="auto"/>
-              <w:ind w:right="-455"/>
-              <w:rPr>
-                <w:rFonts w:ascii="Arial Nova Cond" w:hAnsi="Arial Nova Cond" w:cs="Times New Roman"/>
-                <w:b/>
-                <w:bCs/>
-                <w:color w:val="000000" w:themeColor="text1"/>
-              </w:rPr>
-            </w:pPr>
-            <w:r>
-              <w:rPr>
-                <w:rFonts w:ascii="Arial Nova Cond" w:hAnsi="Arial Nova Cond" w:cs="Times New Roman"/>
-                <w:b/>
-                <w:bCs/>
-                <w:color w:val="000000" w:themeColor="text1"/>
+            <w:vAlign w:val="center"/>
+          </w:tcPr>
+          <w:p>
+            <w:pPr>
+              <w:autoSpaceDE w:val="0"/>
+              <w:autoSpaceDN w:val="0"/>
+              <w:adjustRightInd w:val="0"/>
+              <w:jc w:val="both"/>
+              <w:rPr>
+                <w:rFonts w:ascii="Arial Nova Cond" w:hAnsi="Arial Nova Cond" w:cs="Arial"/>
+                <w:color w:val="000000"/>
+                <w:kern w:val="0"/>
+                <w:sz w:val="20"/>
+                <w:szCs w:val="20"/>
+              </w:rPr>
+            </w:pPr>
+            <w:r>
+              <w:rPr>
+                <w:rFonts w:ascii="Arial Nova Cond" w:hAnsi="Arial Nova Cond" w:cs="Arial"/>
+                <w:color w:val="000000"/>
+                <w:kern w:val="0"/>
+                <w:sz w:val="20"/>
+                <w:szCs w:val="20"/>
               </w:rPr>
               <w:t>{{competencias0}}</w:t>
             </w:r>
@@ -14020,32 +14056,29 @@
         <w:tc>
           <w:tcPr>
             <w:tcW w:w="1337" w:type="dxa"/>
-            <w:tcBorders>
-              <w:top w:val="double" w:sz="4" w:space="0" w:color="47D459" w:themeColor="accent3" w:themeTint="99"/>
-              <w:left w:val="double" w:sz="4" w:space="0" w:color="47D459" w:themeColor="accent3" w:themeTint="99"/>
-              <w:bottom w:val="double" w:sz="4" w:space="0" w:color="47D459" w:themeColor="accent3" w:themeTint="99"/>
-              <w:right w:val="double" w:sz="4" w:space="0" w:color="47D459" w:themeColor="accent3" w:themeTint="99"/>
-            </w:tcBorders>
-            <w:vAlign w:val="center"/>
-            <w:hideMark/>
-          </w:tcPr>
-          <w:p>
-            <w:pPr>
-              <w:spacing w:after="160" w:line="259" w:lineRule="auto"/>
-              <w:ind w:right="-455"/>
-              <w:rPr>
-                <w:rFonts w:ascii="Arial Nova Cond" w:hAnsi="Arial Nova Cond" w:cs="Times New Roman"/>
-                <w:b/>
-                <w:bCs/>
-                <w:color w:val="000000" w:themeColor="text1"/>
-              </w:rPr>
-            </w:pPr>
-            <w:r>
-              <w:rPr>
-                <w:rFonts w:ascii="Arial Nova Cond" w:hAnsi="Arial Nova Cond" w:cs="Times New Roman"/>
-                <w:b/>
-                <w:bCs/>
-                <w:color w:val="000000" w:themeColor="text1"/>
+            <w:vAlign w:val="center"/>
+          </w:tcPr>
+          <w:p>
+            <w:pPr>
+              <w:autoSpaceDE w:val="0"/>
+              <w:autoSpaceDN w:val="0"/>
+              <w:adjustRightInd w:val="0"/>
+              <w:jc w:val="center"/>
+              <w:rPr>
+                <w:rFonts w:ascii="Arial Nova Cond" w:hAnsi="Arial Nova Cond" w:cs="Arial"/>
+                <w:color w:val="000000"/>
+                <w:kern w:val="0"/>
+                <w:sz w:val="20"/>
+                <w:szCs w:val="20"/>
+              </w:rPr>
+            </w:pPr>
+            <w:r>
+              <w:rPr>
+                <w:rFonts w:ascii="Arial Nova Cond" w:hAnsi="Arial Nova Cond" w:cs="Arial"/>
+                <w:color w:val="000000"/>
+                <w:kern w:val="0"/>
+                <w:sz w:val="20"/>
+                <w:szCs w:val="20"/>
               </w:rPr>
               <w:t>{{producto0}}</w:t>
             </w:r>
@@ -14061,24 +14094,25 @@
           <w:tcPr>
             <w:tcW w:w="875" w:type="dxa"/>
             <w:vMerge/>
-            <w:tcBorders>
-              <w:top w:val="double" w:sz="4" w:space="0" w:color="47D459" w:themeColor="accent3" w:themeTint="99"/>
-              <w:left w:val="double" w:sz="4" w:space="0" w:color="47D459" w:themeColor="accent3" w:themeTint="99"/>
-              <w:bottom w:val="double" w:sz="4" w:space="0" w:color="47D459" w:themeColor="accent3" w:themeTint="99"/>
-              <w:right w:val="double" w:sz="4" w:space="0" w:color="47D459" w:themeColor="accent3" w:themeTint="99"/>
-            </w:tcBorders>
-            <w:vAlign w:val="center"/>
-            <w:hideMark/>
-          </w:tcPr>
-          <w:p>
-            <w:pPr>
-              <w:spacing w:after="160" w:line="259" w:lineRule="auto"/>
-              <w:ind w:right="-455"/>
-              <w:rPr>
-                <w:rFonts w:ascii="Arial Nova Cond" w:hAnsi="Arial Nova Cond" w:cs="Times New Roman"/>
-                <w:b/>
-                <w:bCs/>
-                <w:color w:val="000000" w:themeColor="text1"/>
+            <w:vAlign w:val="center"/>
+          </w:tcPr>
+          <w:p>
+            <w:pPr>
+              <w:pStyle w:val="Prrafodelista"/>
+              <w:tabs>
+                <w:tab w:val="left" w:pos="0"/>
+                <w:tab w:val="left" w:pos="142"/>
+                <w:tab w:val="left" w:pos="284"/>
+              </w:tabs>
+              <w:spacing w:line="276" w:lineRule="auto"/>
+              <w:ind w:left="0"/>
+              <w:jc w:val="center"/>
+              <w:rPr>
+                <w:rFonts w:ascii="Arial Nova Cond" w:eastAsia="Calibri" w:hAnsi="Arial Nova Cond" w:cs="Times New Roman"/>
+                <w:b/>
+                <w:bCs/>
+                <w:sz w:val="20"/>
+                <w:szCs w:val="20"/>
                 <w:lang w:val="es-ES_tradnl"/>
               </w:rPr>
             </w:pPr>
@@ -14087,33 +14121,35 @@
         <w:tc>
           <w:tcPr>
             <w:tcW w:w="1095" w:type="dxa"/>
-            <w:tcBorders>
-              <w:top w:val="double" w:sz="4" w:space="0" w:color="47D459" w:themeColor="accent3" w:themeTint="99"/>
-              <w:left w:val="double" w:sz="4" w:space="0" w:color="47D459" w:themeColor="accent3" w:themeTint="99"/>
-              <w:bottom w:val="double" w:sz="4" w:space="0" w:color="47D459" w:themeColor="accent3" w:themeTint="99"/>
-              <w:right w:val="double" w:sz="4" w:space="0" w:color="47D459" w:themeColor="accent3" w:themeTint="99"/>
-            </w:tcBorders>
-            <w:vAlign w:val="center"/>
-            <w:hideMark/>
-          </w:tcPr>
-          <w:p>
-            <w:pPr>
-              <w:spacing w:after="160" w:line="259" w:lineRule="auto"/>
-              <w:ind w:right="-455"/>
-              <w:rPr>
-                <w:rFonts w:ascii="Arial Nova Cond" w:hAnsi="Arial Nova Cond" w:cs="Times New Roman"/>
-                <w:b/>
-                <w:bCs/>
-                <w:color w:val="000000" w:themeColor="text1"/>
+            <w:vAlign w:val="center"/>
+          </w:tcPr>
+          <w:p>
+            <w:pPr>
+              <w:pStyle w:val="Prrafodelista"/>
+              <w:tabs>
+                <w:tab w:val="left" w:pos="0"/>
+                <w:tab w:val="left" w:pos="142"/>
+                <w:tab w:val="left" w:pos="284"/>
+              </w:tabs>
+              <w:spacing w:line="276" w:lineRule="auto"/>
+              <w:ind w:left="0"/>
+              <w:jc w:val="center"/>
+              <w:rPr>
+                <w:rFonts w:ascii="Arial Nova Cond" w:eastAsia="Calibri" w:hAnsi="Arial Nova Cond" w:cs="Times New Roman"/>
+                <w:b/>
+                <w:bCs/>
+                <w:sz w:val="20"/>
+                <w:szCs w:val="20"/>
                 <w:lang w:val="es-ES_tradnl"/>
               </w:rPr>
             </w:pPr>
             <w:r>
               <w:rPr>
-                <w:rFonts w:ascii="Arial Nova Cond" w:hAnsi="Arial Nova Cond" w:cs="Times New Roman"/>
-                <w:b/>
-                <w:bCs/>
-                <w:color w:val="000000" w:themeColor="text1"/>
+                <w:rFonts w:ascii="Arial Nova Cond" w:eastAsia="Calibri" w:hAnsi="Arial Nova Cond" w:cs="Times New Roman"/>
+                <w:b/>
+                <w:bCs/>
+                <w:sz w:val="20"/>
+                <w:szCs w:val="20"/>
                 <w:lang w:val="es-ES_tradnl"/>
               </w:rPr>
               <w:t>U 1</w:t>
@@ -14123,32 +14159,23 @@
         <w:tc>
           <w:tcPr>
             <w:tcW w:w="1726" w:type="dxa"/>
-            <w:tcBorders>
-              <w:top w:val="double" w:sz="4" w:space="0" w:color="47D459" w:themeColor="accent3" w:themeTint="99"/>
-              <w:left w:val="double" w:sz="4" w:space="0" w:color="47D459" w:themeColor="accent3" w:themeTint="99"/>
-              <w:bottom w:val="double" w:sz="4" w:space="0" w:color="47D459" w:themeColor="accent3" w:themeTint="99"/>
-              <w:right w:val="double" w:sz="4" w:space="0" w:color="47D459" w:themeColor="accent3" w:themeTint="99"/>
-            </w:tcBorders>
-            <w:vAlign w:val="center"/>
-            <w:hideMark/>
-          </w:tcPr>
-          <w:p>
-            <w:pPr>
-              <w:spacing w:after="160" w:line="259" w:lineRule="auto"/>
-              <w:ind w:right="-455"/>
-              <w:rPr>
-                <w:rFonts w:ascii="Arial Nova Cond" w:hAnsi="Arial Nova Cond" w:cs="Times New Roman"/>
-                <w:b/>
-                <w:bCs/>
-                <w:color w:val="000000" w:themeColor="text1"/>
-              </w:rPr>
-            </w:pPr>
-            <w:r>
-              <w:rPr>
-                <w:rFonts w:ascii="Arial Nova Cond" w:hAnsi="Arial Nova Cond" w:cs="Times New Roman"/>
-                <w:b/>
-                <w:bCs/>
-                <w:color w:val="000000" w:themeColor="text1"/>
+            <w:vAlign w:val="center"/>
+          </w:tcPr>
+          <w:p>
+            <w:pPr>
+              <w:pStyle w:val="NormalWeb"/>
+              <w:jc w:val="both"/>
+              <w:rPr>
+                <w:rFonts w:ascii="Arial Nova Cond" w:hAnsi="Arial Nova Cond"/>
+                <w:sz w:val="20"/>
+                <w:szCs w:val="20"/>
+              </w:rPr>
+            </w:pPr>
+            <w:r>
+              <w:rPr>
+                <w:rFonts w:ascii="Arial Nova Cond" w:eastAsia="Calibri" w:hAnsi="Arial Nova Cond"/>
+                <w:sz w:val="20"/>
+                <w:szCs w:val="20"/>
                 <w:lang w:val="es-ES_tradnl"/>
               </w:rPr>
               <w:t>{{problemapotencialidad1}}</w:t>
@@ -14158,33 +14185,31 @@
         <w:tc>
           <w:tcPr>
             <w:tcW w:w="6169" w:type="dxa"/>
-            <w:tcBorders>
-              <w:top w:val="double" w:sz="4" w:space="0" w:color="47D459" w:themeColor="accent3" w:themeTint="99"/>
-              <w:left w:val="double" w:sz="4" w:space="0" w:color="47D459" w:themeColor="accent3" w:themeTint="99"/>
-              <w:bottom w:val="double" w:sz="4" w:space="0" w:color="47D459" w:themeColor="accent3" w:themeTint="99"/>
-              <w:right w:val="double" w:sz="4" w:space="0" w:color="47D459" w:themeColor="accent3" w:themeTint="99"/>
-            </w:tcBorders>
-            <w:vAlign w:val="center"/>
-            <w:hideMark/>
-          </w:tcPr>
-          <w:p>
-            <w:pPr>
-              <w:spacing w:after="160" w:line="259" w:lineRule="auto"/>
-              <w:ind w:right="-455"/>
-              <w:rPr>
-                <w:rFonts w:ascii="Arial Nova Cond" w:hAnsi="Arial Nova Cond" w:cs="Times New Roman"/>
-                <w:b/>
-                <w:bCs/>
-                <w:color w:val="000000" w:themeColor="text1"/>
+            <w:vAlign w:val="center"/>
+          </w:tcPr>
+          <w:p>
+            <w:pPr>
+              <w:pStyle w:val="Prrafodelista"/>
+              <w:tabs>
+                <w:tab w:val="left" w:pos="0"/>
+                <w:tab w:val="left" w:pos="142"/>
+                <w:tab w:val="left" w:pos="284"/>
+              </w:tabs>
+              <w:spacing w:line="276" w:lineRule="auto"/>
+              <w:ind w:left="0"/>
+              <w:jc w:val="both"/>
+              <w:rPr>
+                <w:rFonts w:ascii="Arial Nova Cond" w:eastAsia="Calibri" w:hAnsi="Arial Nova Cond" w:cs="Times New Roman"/>
+                <w:sz w:val="20"/>
+                <w:szCs w:val="20"/>
                 <w:lang w:val="es-ES_tradnl"/>
               </w:rPr>
             </w:pPr>
             <w:r>
               <w:rPr>
-                <w:rFonts w:ascii="Arial Nova Cond" w:hAnsi="Arial Nova Cond" w:cs="Times New Roman"/>
-                <w:b/>
-                <w:bCs/>
-                <w:color w:val="000000" w:themeColor="text1"/>
+                <w:rFonts w:ascii="Arial Nova Cond" w:eastAsia="Calibri" w:hAnsi="Arial Nova Cond" w:cs="Times New Roman"/>
+                <w:sz w:val="20"/>
+                <w:szCs w:val="20"/>
                 <w:lang w:val="es-ES_tradnl"/>
               </w:rPr>
               <w:t>{{situacionsignificativa1}}</w:t>
@@ -14194,32 +14219,29 @@
         <w:tc>
           <w:tcPr>
             <w:tcW w:w="2015" w:type="dxa"/>
-            <w:tcBorders>
-              <w:top w:val="double" w:sz="4" w:space="0" w:color="47D459" w:themeColor="accent3" w:themeTint="99"/>
-              <w:left w:val="double" w:sz="4" w:space="0" w:color="47D459" w:themeColor="accent3" w:themeTint="99"/>
-              <w:bottom w:val="double" w:sz="4" w:space="0" w:color="47D459" w:themeColor="accent3" w:themeTint="99"/>
-              <w:right w:val="double" w:sz="4" w:space="0" w:color="47D459" w:themeColor="accent3" w:themeTint="99"/>
-            </w:tcBorders>
-            <w:vAlign w:val="center"/>
-            <w:hideMark/>
-          </w:tcPr>
-          <w:p>
-            <w:pPr>
-              <w:spacing w:after="160" w:line="259" w:lineRule="auto"/>
-              <w:ind w:right="-455"/>
-              <w:rPr>
-                <w:rFonts w:ascii="Arial Nova Cond" w:hAnsi="Arial Nova Cond" w:cs="Times New Roman"/>
-                <w:b/>
-                <w:bCs/>
-                <w:color w:val="000000" w:themeColor="text1"/>
-              </w:rPr>
-            </w:pPr>
-            <w:r>
-              <w:rPr>
-                <w:rFonts w:ascii="Arial Nova Cond" w:hAnsi="Arial Nova Cond" w:cs="Times New Roman"/>
-                <w:b/>
-                <w:bCs/>
-                <w:color w:val="000000" w:themeColor="text1"/>
+            <w:vAlign w:val="center"/>
+          </w:tcPr>
+          <w:p>
+            <w:pPr>
+              <w:autoSpaceDE w:val="0"/>
+              <w:autoSpaceDN w:val="0"/>
+              <w:adjustRightInd w:val="0"/>
+              <w:jc w:val="center"/>
+              <w:rPr>
+                <w:rFonts w:ascii="Arial Nova Cond" w:hAnsi="Arial Nova Cond" w:cs="Arial"/>
+                <w:color w:val="000000" w:themeColor="text1"/>
+                <w:kern w:val="0"/>
+                <w:sz w:val="20"/>
+                <w:szCs w:val="20"/>
+              </w:rPr>
+            </w:pPr>
+            <w:r>
+              <w:rPr>
+                <w:rFonts w:ascii="Arial Nova Cond" w:hAnsi="Arial Nova Cond" w:cs="Arial"/>
+                <w:color w:val="000000"/>
+                <w:kern w:val="0"/>
+                <w:sz w:val="20"/>
+                <w:szCs w:val="20"/>
               </w:rPr>
               <w:t>{{titulosituacionsignificativa1}}</w:t>
             </w:r>
@@ -14228,32 +14250,29 @@
         <w:tc>
           <w:tcPr>
             <w:tcW w:w="1634" w:type="dxa"/>
-            <w:tcBorders>
-              <w:top w:val="double" w:sz="4" w:space="0" w:color="47D459" w:themeColor="accent3" w:themeTint="99"/>
-              <w:left w:val="double" w:sz="4" w:space="0" w:color="47D459" w:themeColor="accent3" w:themeTint="99"/>
-              <w:bottom w:val="double" w:sz="4" w:space="0" w:color="47D459" w:themeColor="accent3" w:themeTint="99"/>
-              <w:right w:val="double" w:sz="4" w:space="0" w:color="47D459" w:themeColor="accent3" w:themeTint="99"/>
-            </w:tcBorders>
-            <w:vAlign w:val="center"/>
-            <w:hideMark/>
-          </w:tcPr>
-          <w:p>
-            <w:pPr>
-              <w:spacing w:after="160" w:line="259" w:lineRule="auto"/>
-              <w:ind w:right="-455"/>
-              <w:rPr>
-                <w:rFonts w:ascii="Arial Nova Cond" w:hAnsi="Arial Nova Cond" w:cs="Times New Roman"/>
-                <w:b/>
-                <w:bCs/>
-                <w:color w:val="000000" w:themeColor="text1"/>
-              </w:rPr>
-            </w:pPr>
-            <w:r>
-              <w:rPr>
-                <w:rFonts w:ascii="Arial Nova Cond" w:hAnsi="Arial Nova Cond" w:cs="Times New Roman"/>
-                <w:b/>
-                <w:bCs/>
-                <w:color w:val="000000" w:themeColor="text1"/>
+            <w:vAlign w:val="center"/>
+          </w:tcPr>
+          <w:p>
+            <w:pPr>
+              <w:autoSpaceDE w:val="0"/>
+              <w:autoSpaceDN w:val="0"/>
+              <w:adjustRightInd w:val="0"/>
+              <w:jc w:val="both"/>
+              <w:rPr>
+                <w:rFonts w:ascii="Arial Nova Cond" w:hAnsi="Arial Nova Cond" w:cs="Arial"/>
+                <w:color w:val="000000"/>
+                <w:kern w:val="0"/>
+                <w:sz w:val="20"/>
+                <w:szCs w:val="20"/>
+              </w:rPr>
+            </w:pPr>
+            <w:r>
+              <w:rPr>
+                <w:rFonts w:ascii="Arial Nova Cond" w:hAnsi="Arial Nova Cond" w:cs="Arial"/>
+                <w:color w:val="000000"/>
+                <w:kern w:val="0"/>
+                <w:sz w:val="20"/>
+                <w:szCs w:val="20"/>
               </w:rPr>
               <w:t>{{competencias1}}</w:t>
             </w:r>
@@ -14262,32 +14281,29 @@
         <w:tc>
           <w:tcPr>
             <w:tcW w:w="1337" w:type="dxa"/>
-            <w:tcBorders>
-              <w:top w:val="double" w:sz="4" w:space="0" w:color="47D459" w:themeColor="accent3" w:themeTint="99"/>
-              <w:left w:val="double" w:sz="4" w:space="0" w:color="47D459" w:themeColor="accent3" w:themeTint="99"/>
-              <w:bottom w:val="double" w:sz="4" w:space="0" w:color="47D459" w:themeColor="accent3" w:themeTint="99"/>
-              <w:right w:val="double" w:sz="4" w:space="0" w:color="47D459" w:themeColor="accent3" w:themeTint="99"/>
-            </w:tcBorders>
-            <w:vAlign w:val="center"/>
-            <w:hideMark/>
-          </w:tcPr>
-          <w:p>
-            <w:pPr>
-              <w:spacing w:after="160" w:line="259" w:lineRule="auto"/>
-              <w:ind w:right="-455"/>
-              <w:rPr>
-                <w:rFonts w:ascii="Arial Nova Cond" w:hAnsi="Arial Nova Cond" w:cs="Times New Roman"/>
-                <w:b/>
-                <w:bCs/>
-                <w:color w:val="000000" w:themeColor="text1"/>
-              </w:rPr>
-            </w:pPr>
-            <w:r>
-              <w:rPr>
-                <w:rFonts w:ascii="Arial Nova Cond" w:hAnsi="Arial Nova Cond" w:cs="Times New Roman"/>
-                <w:b/>
-                <w:bCs/>
-                <w:color w:val="000000" w:themeColor="text1"/>
+            <w:vAlign w:val="center"/>
+          </w:tcPr>
+          <w:p>
+            <w:pPr>
+              <w:autoSpaceDE w:val="0"/>
+              <w:autoSpaceDN w:val="0"/>
+              <w:adjustRightInd w:val="0"/>
+              <w:jc w:val="center"/>
+              <w:rPr>
+                <w:rFonts w:ascii="Arial Nova Cond" w:hAnsi="Arial Nova Cond" w:cs="Arial"/>
+                <w:color w:val="000000"/>
+                <w:kern w:val="0"/>
+                <w:sz w:val="20"/>
+                <w:szCs w:val="20"/>
+              </w:rPr>
+            </w:pPr>
+            <w:r>
+              <w:rPr>
+                <w:rFonts w:ascii="Arial Nova Cond" w:hAnsi="Arial Nova Cond" w:cs="Arial"/>
+                <w:color w:val="000000"/>
+                <w:kern w:val="0"/>
+                <w:sz w:val="20"/>
+                <w:szCs w:val="20"/>
               </w:rPr>
               <w:t>{{producto1}}</w:t>
             </w:r>
@@ -14303,24 +14319,25 @@
           <w:tcPr>
             <w:tcW w:w="875" w:type="dxa"/>
             <w:vMerge/>
-            <w:tcBorders>
-              <w:top w:val="double" w:sz="4" w:space="0" w:color="47D459" w:themeColor="accent3" w:themeTint="99"/>
-              <w:left w:val="double" w:sz="4" w:space="0" w:color="47D459" w:themeColor="accent3" w:themeTint="99"/>
-              <w:bottom w:val="double" w:sz="4" w:space="0" w:color="47D459" w:themeColor="accent3" w:themeTint="99"/>
-              <w:right w:val="double" w:sz="4" w:space="0" w:color="47D459" w:themeColor="accent3" w:themeTint="99"/>
-            </w:tcBorders>
-            <w:vAlign w:val="center"/>
-            <w:hideMark/>
-          </w:tcPr>
-          <w:p>
-            <w:pPr>
-              <w:spacing w:after="160" w:line="259" w:lineRule="auto"/>
-              <w:ind w:right="-455"/>
-              <w:rPr>
-                <w:rFonts w:ascii="Arial Nova Cond" w:hAnsi="Arial Nova Cond" w:cs="Times New Roman"/>
-                <w:b/>
-                <w:bCs/>
-                <w:color w:val="000000" w:themeColor="text1"/>
+            <w:vAlign w:val="center"/>
+          </w:tcPr>
+          <w:p>
+            <w:pPr>
+              <w:pStyle w:val="Prrafodelista"/>
+              <w:tabs>
+                <w:tab w:val="left" w:pos="0"/>
+                <w:tab w:val="left" w:pos="142"/>
+                <w:tab w:val="left" w:pos="284"/>
+              </w:tabs>
+              <w:spacing w:line="276" w:lineRule="auto"/>
+              <w:ind w:left="0"/>
+              <w:jc w:val="center"/>
+              <w:rPr>
+                <w:rFonts w:ascii="Arial Nova Cond" w:eastAsia="Calibri" w:hAnsi="Arial Nova Cond" w:cs="Times New Roman"/>
+                <w:b/>
+                <w:bCs/>
+                <w:sz w:val="20"/>
+                <w:szCs w:val="20"/>
                 <w:lang w:val="es-ES_tradnl"/>
               </w:rPr>
             </w:pPr>
@@ -14329,33 +14346,35 @@
         <w:tc>
           <w:tcPr>
             <w:tcW w:w="1095" w:type="dxa"/>
-            <w:tcBorders>
-              <w:top w:val="double" w:sz="4" w:space="0" w:color="47D459" w:themeColor="accent3" w:themeTint="99"/>
-              <w:left w:val="double" w:sz="4" w:space="0" w:color="47D459" w:themeColor="accent3" w:themeTint="99"/>
-              <w:bottom w:val="double" w:sz="4" w:space="0" w:color="47D459" w:themeColor="accent3" w:themeTint="99"/>
-              <w:right w:val="double" w:sz="4" w:space="0" w:color="47D459" w:themeColor="accent3" w:themeTint="99"/>
-            </w:tcBorders>
-            <w:vAlign w:val="center"/>
-            <w:hideMark/>
-          </w:tcPr>
-          <w:p>
-            <w:pPr>
-              <w:spacing w:after="160" w:line="259" w:lineRule="auto"/>
-              <w:ind w:right="-455"/>
-              <w:rPr>
-                <w:rFonts w:ascii="Arial Nova Cond" w:hAnsi="Arial Nova Cond" w:cs="Times New Roman"/>
-                <w:b/>
-                <w:bCs/>
-                <w:color w:val="000000" w:themeColor="text1"/>
+            <w:vAlign w:val="center"/>
+          </w:tcPr>
+          <w:p>
+            <w:pPr>
+              <w:pStyle w:val="Prrafodelista"/>
+              <w:tabs>
+                <w:tab w:val="left" w:pos="0"/>
+                <w:tab w:val="left" w:pos="142"/>
+                <w:tab w:val="left" w:pos="284"/>
+              </w:tabs>
+              <w:spacing w:line="276" w:lineRule="auto"/>
+              <w:ind w:left="0"/>
+              <w:jc w:val="center"/>
+              <w:rPr>
+                <w:rFonts w:ascii="Arial Nova Cond" w:eastAsia="Calibri" w:hAnsi="Arial Nova Cond" w:cs="Times New Roman"/>
+                <w:b/>
+                <w:bCs/>
+                <w:sz w:val="20"/>
+                <w:szCs w:val="20"/>
                 <w:lang w:val="es-ES_tradnl"/>
               </w:rPr>
             </w:pPr>
             <w:r>
               <w:rPr>
-                <w:rFonts w:ascii="Arial Nova Cond" w:hAnsi="Arial Nova Cond" w:cs="Times New Roman"/>
-                <w:b/>
-                <w:bCs/>
-                <w:color w:val="000000" w:themeColor="text1"/>
+                <w:rFonts w:ascii="Arial Nova Cond" w:eastAsia="Calibri" w:hAnsi="Arial Nova Cond" w:cs="Times New Roman"/>
+                <w:b/>
+                <w:bCs/>
+                <w:sz w:val="20"/>
+                <w:szCs w:val="20"/>
                 <w:lang w:val="es-ES_tradnl"/>
               </w:rPr>
               <w:t>U 2</w:t>
@@ -14365,32 +14384,23 @@
         <w:tc>
           <w:tcPr>
             <w:tcW w:w="1726" w:type="dxa"/>
-            <w:tcBorders>
-              <w:top w:val="double" w:sz="4" w:space="0" w:color="47D459" w:themeColor="accent3" w:themeTint="99"/>
-              <w:left w:val="double" w:sz="4" w:space="0" w:color="47D459" w:themeColor="accent3" w:themeTint="99"/>
-              <w:bottom w:val="double" w:sz="4" w:space="0" w:color="47D459" w:themeColor="accent3" w:themeTint="99"/>
-              <w:right w:val="double" w:sz="4" w:space="0" w:color="47D459" w:themeColor="accent3" w:themeTint="99"/>
-            </w:tcBorders>
-            <w:vAlign w:val="center"/>
-            <w:hideMark/>
-          </w:tcPr>
-          <w:p>
-            <w:pPr>
-              <w:spacing w:after="160" w:line="259" w:lineRule="auto"/>
-              <w:ind w:right="-455"/>
-              <w:rPr>
-                <w:rFonts w:ascii="Arial Nova Cond" w:hAnsi="Arial Nova Cond" w:cs="Times New Roman"/>
-                <w:b/>
-                <w:bCs/>
-                <w:color w:val="000000" w:themeColor="text1"/>
-              </w:rPr>
-            </w:pPr>
-            <w:r>
-              <w:rPr>
-                <w:rFonts w:ascii="Arial Nova Cond" w:hAnsi="Arial Nova Cond" w:cs="Times New Roman"/>
-                <w:b/>
-                <w:bCs/>
-                <w:color w:val="000000" w:themeColor="text1"/>
+            <w:vAlign w:val="center"/>
+          </w:tcPr>
+          <w:p>
+            <w:pPr>
+              <w:pStyle w:val="NormalWeb"/>
+              <w:jc w:val="both"/>
+              <w:rPr>
+                <w:rFonts w:ascii="Arial Nova Cond" w:eastAsia="Calibri" w:hAnsi="Arial Nova Cond"/>
+                <w:sz w:val="20"/>
+                <w:szCs w:val="20"/>
+              </w:rPr>
+            </w:pPr>
+            <w:r>
+              <w:rPr>
+                <w:rFonts w:ascii="Arial Nova Cond" w:eastAsia="Calibri" w:hAnsi="Arial Nova Cond"/>
+                <w:sz w:val="20"/>
+                <w:szCs w:val="20"/>
                 <w:lang w:val="es-ES_tradnl"/>
               </w:rPr>
               <w:t>{{problemapotencialidad2}}</w:t>
@@ -14400,33 +14410,31 @@
         <w:tc>
           <w:tcPr>
             <w:tcW w:w="6169" w:type="dxa"/>
-            <w:tcBorders>
-              <w:top w:val="double" w:sz="4" w:space="0" w:color="47D459" w:themeColor="accent3" w:themeTint="99"/>
-              <w:left w:val="double" w:sz="4" w:space="0" w:color="47D459" w:themeColor="accent3" w:themeTint="99"/>
-              <w:bottom w:val="double" w:sz="4" w:space="0" w:color="47D459" w:themeColor="accent3" w:themeTint="99"/>
-              <w:right w:val="double" w:sz="4" w:space="0" w:color="47D459" w:themeColor="accent3" w:themeTint="99"/>
-            </w:tcBorders>
-            <w:vAlign w:val="center"/>
-            <w:hideMark/>
-          </w:tcPr>
-          <w:p>
-            <w:pPr>
-              <w:spacing w:after="160" w:line="259" w:lineRule="auto"/>
-              <w:ind w:right="-455"/>
-              <w:rPr>
-                <w:rFonts w:ascii="Arial Nova Cond" w:hAnsi="Arial Nova Cond" w:cs="Times New Roman"/>
-                <w:b/>
-                <w:bCs/>
-                <w:color w:val="000000" w:themeColor="text1"/>
+            <w:vAlign w:val="center"/>
+          </w:tcPr>
+          <w:p>
+            <w:pPr>
+              <w:pStyle w:val="Prrafodelista"/>
+              <w:tabs>
+                <w:tab w:val="left" w:pos="0"/>
+                <w:tab w:val="left" w:pos="142"/>
+                <w:tab w:val="left" w:pos="284"/>
+              </w:tabs>
+              <w:spacing w:line="276" w:lineRule="auto"/>
+              <w:ind w:left="0"/>
+              <w:jc w:val="both"/>
+              <w:rPr>
+                <w:rFonts w:ascii="Arial Nova Cond" w:eastAsia="Calibri" w:hAnsi="Arial Nova Cond" w:cs="Times New Roman"/>
+                <w:sz w:val="20"/>
+                <w:szCs w:val="20"/>
                 <w:lang w:val="es-ES_tradnl"/>
               </w:rPr>
             </w:pPr>
             <w:r>
               <w:rPr>
-                <w:rFonts w:ascii="Arial Nova Cond" w:hAnsi="Arial Nova Cond" w:cs="Times New Roman"/>
-                <w:b/>
-                <w:bCs/>
-                <w:color w:val="000000" w:themeColor="text1"/>
+                <w:rFonts w:ascii="Arial Nova Cond" w:eastAsia="Calibri" w:hAnsi="Arial Nova Cond" w:cs="Times New Roman"/>
+                <w:sz w:val="20"/>
+                <w:szCs w:val="20"/>
                 <w:lang w:val="es-ES_tradnl"/>
               </w:rPr>
               <w:t>{{situacionsignificativa2}}</w:t>
@@ -14436,32 +14444,29 @@
         <w:tc>
           <w:tcPr>
             <w:tcW w:w="2015" w:type="dxa"/>
-            <w:tcBorders>
-              <w:top w:val="double" w:sz="4" w:space="0" w:color="47D459" w:themeColor="accent3" w:themeTint="99"/>
-              <w:left w:val="double" w:sz="4" w:space="0" w:color="47D459" w:themeColor="accent3" w:themeTint="99"/>
-              <w:bottom w:val="double" w:sz="4" w:space="0" w:color="47D459" w:themeColor="accent3" w:themeTint="99"/>
-              <w:right w:val="double" w:sz="4" w:space="0" w:color="47D459" w:themeColor="accent3" w:themeTint="99"/>
-            </w:tcBorders>
-            <w:vAlign w:val="center"/>
-            <w:hideMark/>
-          </w:tcPr>
-          <w:p>
-            <w:pPr>
-              <w:spacing w:after="160" w:line="259" w:lineRule="auto"/>
-              <w:ind w:right="-455"/>
-              <w:rPr>
-                <w:rFonts w:ascii="Arial Nova Cond" w:hAnsi="Arial Nova Cond" w:cs="Times New Roman"/>
-                <w:b/>
-                <w:bCs/>
-                <w:color w:val="000000" w:themeColor="text1"/>
-              </w:rPr>
-            </w:pPr>
-            <w:r>
-              <w:rPr>
-                <w:rFonts w:ascii="Arial Nova Cond" w:hAnsi="Arial Nova Cond" w:cs="Times New Roman"/>
-                <w:b/>
-                <w:bCs/>
-                <w:color w:val="000000" w:themeColor="text1"/>
+            <w:vAlign w:val="center"/>
+          </w:tcPr>
+          <w:p>
+            <w:pPr>
+              <w:autoSpaceDE w:val="0"/>
+              <w:autoSpaceDN w:val="0"/>
+              <w:adjustRightInd w:val="0"/>
+              <w:jc w:val="center"/>
+              <w:rPr>
+                <w:rFonts w:ascii="Arial Nova Cond" w:hAnsi="Arial Nova Cond" w:cs="Arial"/>
+                <w:color w:val="000000"/>
+                <w:kern w:val="0"/>
+                <w:sz w:val="20"/>
+                <w:szCs w:val="20"/>
+              </w:rPr>
+            </w:pPr>
+            <w:r>
+              <w:rPr>
+                <w:rFonts w:ascii="Arial Nova Cond" w:hAnsi="Arial Nova Cond" w:cs="Arial"/>
+                <w:color w:val="000000"/>
+                <w:kern w:val="0"/>
+                <w:sz w:val="20"/>
+                <w:szCs w:val="20"/>
               </w:rPr>
               <w:t>{{titulosituacionsignificativa2}}</w:t>
             </w:r>
@@ -14470,32 +14475,29 @@
         <w:tc>
           <w:tcPr>
             <w:tcW w:w="1634" w:type="dxa"/>
-            <w:tcBorders>
-              <w:top w:val="double" w:sz="4" w:space="0" w:color="47D459" w:themeColor="accent3" w:themeTint="99"/>
-              <w:left w:val="double" w:sz="4" w:space="0" w:color="47D459" w:themeColor="accent3" w:themeTint="99"/>
-              <w:bottom w:val="double" w:sz="4" w:space="0" w:color="47D459" w:themeColor="accent3" w:themeTint="99"/>
-              <w:right w:val="double" w:sz="4" w:space="0" w:color="47D459" w:themeColor="accent3" w:themeTint="99"/>
-            </w:tcBorders>
-            <w:vAlign w:val="center"/>
-            <w:hideMark/>
-          </w:tcPr>
-          <w:p>
-            <w:pPr>
-              <w:spacing w:after="160" w:line="259" w:lineRule="auto"/>
-              <w:ind w:right="-455"/>
-              <w:rPr>
-                <w:rFonts w:ascii="Arial Nova Cond" w:hAnsi="Arial Nova Cond" w:cs="Times New Roman"/>
-                <w:b/>
-                <w:bCs/>
-                <w:color w:val="000000" w:themeColor="text1"/>
-              </w:rPr>
-            </w:pPr>
-            <w:r>
-              <w:rPr>
-                <w:rFonts w:ascii="Arial Nova Cond" w:hAnsi="Arial Nova Cond" w:cs="Times New Roman"/>
-                <w:b/>
-                <w:bCs/>
-                <w:color w:val="000000" w:themeColor="text1"/>
+            <w:vAlign w:val="center"/>
+          </w:tcPr>
+          <w:p>
+            <w:pPr>
+              <w:autoSpaceDE w:val="0"/>
+              <w:autoSpaceDN w:val="0"/>
+              <w:adjustRightInd w:val="0"/>
+              <w:jc w:val="both"/>
+              <w:rPr>
+                <w:rFonts w:ascii="Arial Nova Cond" w:hAnsi="Arial Nova Cond" w:cs="Arial"/>
+                <w:color w:val="000000"/>
+                <w:kern w:val="0"/>
+                <w:sz w:val="20"/>
+                <w:szCs w:val="20"/>
+              </w:rPr>
+            </w:pPr>
+            <w:r>
+              <w:rPr>
+                <w:rFonts w:ascii="Arial Nova Cond" w:hAnsi="Arial Nova Cond" w:cs="Arial"/>
+                <w:color w:val="000000"/>
+                <w:kern w:val="0"/>
+                <w:sz w:val="20"/>
+                <w:szCs w:val="20"/>
               </w:rPr>
               <w:t>{{competencias2}}</w:t>
             </w:r>
@@ -14504,32 +14506,29 @@
         <w:tc>
           <w:tcPr>
             <w:tcW w:w="1337" w:type="dxa"/>
-            <w:tcBorders>
-              <w:top w:val="double" w:sz="4" w:space="0" w:color="47D459" w:themeColor="accent3" w:themeTint="99"/>
-              <w:left w:val="double" w:sz="4" w:space="0" w:color="47D459" w:themeColor="accent3" w:themeTint="99"/>
-              <w:bottom w:val="double" w:sz="4" w:space="0" w:color="47D459" w:themeColor="accent3" w:themeTint="99"/>
-              <w:right w:val="double" w:sz="4" w:space="0" w:color="47D459" w:themeColor="accent3" w:themeTint="99"/>
-            </w:tcBorders>
-            <w:vAlign w:val="center"/>
-            <w:hideMark/>
-          </w:tcPr>
-          <w:p>
-            <w:pPr>
-              <w:spacing w:after="160" w:line="259" w:lineRule="auto"/>
-              <w:ind w:right="-455"/>
-              <w:rPr>
-                <w:rFonts w:ascii="Arial Nova Cond" w:hAnsi="Arial Nova Cond" w:cs="Times New Roman"/>
-                <w:b/>
-                <w:bCs/>
-                <w:color w:val="000000" w:themeColor="text1"/>
-              </w:rPr>
-            </w:pPr>
-            <w:r>
-              <w:rPr>
-                <w:rFonts w:ascii="Arial Nova Cond" w:hAnsi="Arial Nova Cond" w:cs="Times New Roman"/>
-                <w:b/>
-                <w:bCs/>
-                <w:color w:val="000000" w:themeColor="text1"/>
+            <w:vAlign w:val="center"/>
+          </w:tcPr>
+          <w:p>
+            <w:pPr>
+              <w:autoSpaceDE w:val="0"/>
+              <w:autoSpaceDN w:val="0"/>
+              <w:adjustRightInd w:val="0"/>
+              <w:jc w:val="center"/>
+              <w:rPr>
+                <w:rFonts w:ascii="Arial Nova Cond" w:hAnsi="Arial Nova Cond" w:cs="Arial"/>
+                <w:color w:val="000000"/>
+                <w:kern w:val="0"/>
+                <w:sz w:val="20"/>
+                <w:szCs w:val="20"/>
+              </w:rPr>
+            </w:pPr>
+            <w:r>
+              <w:rPr>
+                <w:rFonts w:ascii="Arial Nova Cond" w:hAnsi="Arial Nova Cond" w:cs="Arial"/>
+                <w:color w:val="000000"/>
+                <w:kern w:val="0"/>
+                <w:sz w:val="20"/>
+                <w:szCs w:val="20"/>
               </w:rPr>
               <w:t>{{producto2}}</w:t>
             </w:r>
@@ -14545,33 +14544,35 @@
           <w:tcPr>
             <w:tcW w:w="875" w:type="dxa"/>
             <w:vMerge w:val="restart"/>
-            <w:tcBorders>
-              <w:top w:val="double" w:sz="4" w:space="0" w:color="47D459" w:themeColor="accent3" w:themeTint="99"/>
-              <w:left w:val="double" w:sz="4" w:space="0" w:color="47D459" w:themeColor="accent3" w:themeTint="99"/>
-              <w:bottom w:val="double" w:sz="4" w:space="0" w:color="47D459" w:themeColor="accent3" w:themeTint="99"/>
-              <w:right w:val="double" w:sz="4" w:space="0" w:color="47D459" w:themeColor="accent3" w:themeTint="99"/>
-            </w:tcBorders>
-            <w:vAlign w:val="center"/>
-            <w:hideMark/>
-          </w:tcPr>
-          <w:p>
-            <w:pPr>
-              <w:spacing w:after="160" w:line="259" w:lineRule="auto"/>
-              <w:ind w:right="-455"/>
-              <w:rPr>
-                <w:rFonts w:ascii="Arial Nova Cond" w:hAnsi="Arial Nova Cond" w:cs="Times New Roman"/>
-                <w:b/>
-                <w:bCs/>
-                <w:color w:val="000000" w:themeColor="text1"/>
+            <w:vAlign w:val="center"/>
+          </w:tcPr>
+          <w:p>
+            <w:pPr>
+              <w:pStyle w:val="Prrafodelista"/>
+              <w:tabs>
+                <w:tab w:val="left" w:pos="0"/>
+                <w:tab w:val="left" w:pos="142"/>
+                <w:tab w:val="left" w:pos="284"/>
+              </w:tabs>
+              <w:spacing w:line="276" w:lineRule="auto"/>
+              <w:ind w:left="0"/>
+              <w:jc w:val="center"/>
+              <w:rPr>
+                <w:rFonts w:ascii="Arial Nova Cond" w:eastAsia="Calibri" w:hAnsi="Arial Nova Cond" w:cs="Times New Roman"/>
+                <w:b/>
+                <w:bCs/>
+                <w:sz w:val="20"/>
+                <w:szCs w:val="20"/>
                 <w:lang w:val="es-ES_tradnl"/>
               </w:rPr>
             </w:pPr>
             <w:r>
               <w:rPr>
-                <w:rFonts w:ascii="Arial Nova Cond" w:hAnsi="Arial Nova Cond" w:cs="Times New Roman"/>
-                <w:b/>
-                <w:bCs/>
-                <w:color w:val="000000" w:themeColor="text1"/>
+                <w:rFonts w:ascii="Arial Nova Cond" w:eastAsia="Calibri" w:hAnsi="Arial Nova Cond" w:cs="Times New Roman"/>
+                <w:b/>
+                <w:bCs/>
+                <w:sz w:val="20"/>
+                <w:szCs w:val="20"/>
                 <w:lang w:val="es-ES_tradnl"/>
               </w:rPr>
               <w:t>II</w:t>
@@ -14581,33 +14582,35 @@
         <w:tc>
           <w:tcPr>
             <w:tcW w:w="1095" w:type="dxa"/>
-            <w:tcBorders>
-              <w:top w:val="double" w:sz="4" w:space="0" w:color="47D459" w:themeColor="accent3" w:themeTint="99"/>
-              <w:left w:val="double" w:sz="4" w:space="0" w:color="47D459" w:themeColor="accent3" w:themeTint="99"/>
-              <w:bottom w:val="double" w:sz="4" w:space="0" w:color="47D459" w:themeColor="accent3" w:themeTint="99"/>
-              <w:right w:val="double" w:sz="4" w:space="0" w:color="47D459" w:themeColor="accent3" w:themeTint="99"/>
-            </w:tcBorders>
-            <w:vAlign w:val="center"/>
-            <w:hideMark/>
-          </w:tcPr>
-          <w:p>
-            <w:pPr>
-              <w:spacing w:after="160" w:line="259" w:lineRule="auto"/>
-              <w:ind w:right="-455"/>
-              <w:rPr>
-                <w:rFonts w:ascii="Arial Nova Cond" w:hAnsi="Arial Nova Cond" w:cs="Times New Roman"/>
-                <w:b/>
-                <w:bCs/>
-                <w:color w:val="000000" w:themeColor="text1"/>
+            <w:vAlign w:val="center"/>
+          </w:tcPr>
+          <w:p>
+            <w:pPr>
+              <w:pStyle w:val="Prrafodelista"/>
+              <w:tabs>
+                <w:tab w:val="left" w:pos="0"/>
+                <w:tab w:val="left" w:pos="142"/>
+                <w:tab w:val="left" w:pos="284"/>
+              </w:tabs>
+              <w:spacing w:line="276" w:lineRule="auto"/>
+              <w:ind w:left="0"/>
+              <w:jc w:val="center"/>
+              <w:rPr>
+                <w:rFonts w:ascii="Arial Nova Cond" w:eastAsia="Calibri" w:hAnsi="Arial Nova Cond" w:cs="Times New Roman"/>
+                <w:b/>
+                <w:bCs/>
+                <w:sz w:val="20"/>
+                <w:szCs w:val="20"/>
                 <w:lang w:val="es-ES_tradnl"/>
               </w:rPr>
             </w:pPr>
             <w:r>
               <w:rPr>
-                <w:rFonts w:ascii="Arial Nova Cond" w:hAnsi="Arial Nova Cond" w:cs="Times New Roman"/>
-                <w:b/>
-                <w:bCs/>
-                <w:color w:val="000000" w:themeColor="text1"/>
+                <w:rFonts w:ascii="Arial Nova Cond" w:eastAsia="Calibri" w:hAnsi="Arial Nova Cond" w:cs="Times New Roman"/>
+                <w:b/>
+                <w:bCs/>
+                <w:sz w:val="20"/>
+                <w:szCs w:val="20"/>
                 <w:lang w:val="es-ES_tradnl"/>
               </w:rPr>
               <w:t>U 3</w:t>
@@ -14617,32 +14620,23 @@
         <w:tc>
           <w:tcPr>
             <w:tcW w:w="1726" w:type="dxa"/>
-            <w:tcBorders>
-              <w:top w:val="double" w:sz="4" w:space="0" w:color="47D459" w:themeColor="accent3" w:themeTint="99"/>
-              <w:left w:val="double" w:sz="4" w:space="0" w:color="47D459" w:themeColor="accent3" w:themeTint="99"/>
-              <w:bottom w:val="double" w:sz="4" w:space="0" w:color="47D459" w:themeColor="accent3" w:themeTint="99"/>
-              <w:right w:val="double" w:sz="4" w:space="0" w:color="47D459" w:themeColor="accent3" w:themeTint="99"/>
-            </w:tcBorders>
-            <w:vAlign w:val="center"/>
-            <w:hideMark/>
-          </w:tcPr>
-          <w:p>
-            <w:pPr>
-              <w:spacing w:after="160" w:line="259" w:lineRule="auto"/>
-              <w:ind w:right="-455"/>
-              <w:rPr>
-                <w:rFonts w:ascii="Arial Nova Cond" w:hAnsi="Arial Nova Cond" w:cs="Times New Roman"/>
-                <w:b/>
-                <w:bCs/>
-                <w:color w:val="000000" w:themeColor="text1"/>
-              </w:rPr>
-            </w:pPr>
-            <w:r>
-              <w:rPr>
-                <w:rFonts w:ascii="Arial Nova Cond" w:hAnsi="Arial Nova Cond" w:cs="Times New Roman"/>
-                <w:b/>
-                <w:bCs/>
-                <w:color w:val="000000" w:themeColor="text1"/>
+            <w:vAlign w:val="center"/>
+          </w:tcPr>
+          <w:p>
+            <w:pPr>
+              <w:pStyle w:val="Sinespaciado"/>
+              <w:jc w:val="both"/>
+              <w:rPr>
+                <w:rFonts w:ascii="Arial Nova Cond" w:eastAsia="Times New Roman" w:hAnsi="Arial Nova Cond" w:cs="Times New Roman"/>
+                <w:sz w:val="20"/>
+                <w:szCs w:val="20"/>
+              </w:rPr>
+            </w:pPr>
+            <w:r>
+              <w:rPr>
+                <w:rFonts w:ascii="Arial Nova Cond" w:eastAsia="Calibri" w:hAnsi="Arial Nova Cond" w:cs="Times New Roman"/>
+                <w:sz w:val="20"/>
+                <w:szCs w:val="20"/>
                 <w:lang w:val="es-ES_tradnl"/>
               </w:rPr>
               <w:t>{{problemapotencialidad3}}</w:t>
@@ -14652,33 +14646,32 @@
         <w:tc>
           <w:tcPr>
             <w:tcW w:w="6169" w:type="dxa"/>
-            <w:tcBorders>
-              <w:top w:val="double" w:sz="4" w:space="0" w:color="47D459" w:themeColor="accent3" w:themeTint="99"/>
-              <w:left w:val="double" w:sz="4" w:space="0" w:color="47D459" w:themeColor="accent3" w:themeTint="99"/>
-              <w:bottom w:val="double" w:sz="4" w:space="0" w:color="47D459" w:themeColor="accent3" w:themeTint="99"/>
-              <w:right w:val="double" w:sz="4" w:space="0" w:color="47D459" w:themeColor="accent3" w:themeTint="99"/>
-            </w:tcBorders>
-            <w:vAlign w:val="center"/>
-            <w:hideMark/>
-          </w:tcPr>
-          <w:p>
-            <w:pPr>
-              <w:spacing w:after="160" w:line="259" w:lineRule="auto"/>
-              <w:ind w:right="-455"/>
-              <w:rPr>
-                <w:rFonts w:ascii="Arial Nova Cond" w:hAnsi="Arial Nova Cond" w:cs="Times New Roman"/>
-                <w:b/>
-                <w:bCs/>
-                <w:color w:val="000000" w:themeColor="text1"/>
+            <w:vAlign w:val="center"/>
+          </w:tcPr>
+          <w:p>
+            <w:pPr>
+              <w:pStyle w:val="Prrafodelista"/>
+              <w:tabs>
+                <w:tab w:val="left" w:pos="0"/>
+                <w:tab w:val="left" w:pos="142"/>
+                <w:tab w:val="left" w:pos="284"/>
+              </w:tabs>
+              <w:spacing w:line="276" w:lineRule="auto"/>
+              <w:ind w:left="0"/>
+              <w:jc w:val="both"/>
+              <w:rPr>
+                <w:rFonts w:ascii="Arial Nova Cond" w:eastAsia="Calibri" w:hAnsi="Arial Nova Cond" w:cs="Times New Roman"/>
+                <w:color w:val="000000" w:themeColor="text1"/>
+                <w:sz w:val="20"/>
+                <w:szCs w:val="20"/>
                 <w:lang w:val="es-ES_tradnl"/>
               </w:rPr>
             </w:pPr>
             <w:r>
               <w:rPr>
-                <w:rFonts w:ascii="Arial Nova Cond" w:hAnsi="Arial Nova Cond" w:cs="Times New Roman"/>
-                <w:b/>
-                <w:bCs/>
-                <w:color w:val="000000" w:themeColor="text1"/>
+                <w:rFonts w:ascii="Arial Nova Cond" w:eastAsia="Calibri" w:hAnsi="Arial Nova Cond" w:cs="Times New Roman"/>
+                <w:sz w:val="20"/>
+                <w:szCs w:val="20"/>
                 <w:lang w:val="es-ES_tradnl"/>
               </w:rPr>
               <w:t>{{situacionsignificativa3}}</w:t>
@@ -14688,32 +14681,29 @@
         <w:tc>
           <w:tcPr>
             <w:tcW w:w="2015" w:type="dxa"/>
-            <w:tcBorders>
-              <w:top w:val="double" w:sz="4" w:space="0" w:color="47D459" w:themeColor="accent3" w:themeTint="99"/>
-              <w:left w:val="double" w:sz="4" w:space="0" w:color="47D459" w:themeColor="accent3" w:themeTint="99"/>
-              <w:bottom w:val="double" w:sz="4" w:space="0" w:color="47D459" w:themeColor="accent3" w:themeTint="99"/>
-              <w:right w:val="double" w:sz="4" w:space="0" w:color="47D459" w:themeColor="accent3" w:themeTint="99"/>
-            </w:tcBorders>
-            <w:vAlign w:val="center"/>
-            <w:hideMark/>
-          </w:tcPr>
-          <w:p>
-            <w:pPr>
-              <w:spacing w:after="160" w:line="259" w:lineRule="auto"/>
-              <w:ind w:right="-455"/>
-              <w:rPr>
-                <w:rFonts w:ascii="Arial Nova Cond" w:hAnsi="Arial Nova Cond" w:cs="Times New Roman"/>
-                <w:b/>
-                <w:bCs/>
-                <w:color w:val="000000" w:themeColor="text1"/>
-              </w:rPr>
-            </w:pPr>
-            <w:r>
-              <w:rPr>
-                <w:rFonts w:ascii="Arial Nova Cond" w:hAnsi="Arial Nova Cond" w:cs="Times New Roman"/>
-                <w:b/>
-                <w:bCs/>
-                <w:color w:val="000000" w:themeColor="text1"/>
+            <w:vAlign w:val="center"/>
+          </w:tcPr>
+          <w:p>
+            <w:pPr>
+              <w:autoSpaceDE w:val="0"/>
+              <w:autoSpaceDN w:val="0"/>
+              <w:adjustRightInd w:val="0"/>
+              <w:jc w:val="center"/>
+              <w:rPr>
+                <w:rFonts w:ascii="Arial Nova Cond" w:hAnsi="Arial Nova Cond" w:cs="Arial"/>
+                <w:color w:val="215E99" w:themeColor="text2" w:themeTint="BF"/>
+                <w:kern w:val="0"/>
+                <w:sz w:val="20"/>
+                <w:szCs w:val="20"/>
+              </w:rPr>
+            </w:pPr>
+            <w:r>
+              <w:rPr>
+                <w:rFonts w:ascii="Arial Nova Cond" w:hAnsi="Arial Nova Cond" w:cs="Arial"/>
+                <w:color w:val="000000"/>
+                <w:kern w:val="0"/>
+                <w:sz w:val="20"/>
+                <w:szCs w:val="20"/>
               </w:rPr>
               <w:t>{{titulosituacionsignificativa3}}</w:t>
             </w:r>
@@ -14722,32 +14712,29 @@
         <w:tc>
           <w:tcPr>
             <w:tcW w:w="1634" w:type="dxa"/>
-            <w:tcBorders>
-              <w:top w:val="double" w:sz="4" w:space="0" w:color="47D459" w:themeColor="accent3" w:themeTint="99"/>
-              <w:left w:val="double" w:sz="4" w:space="0" w:color="47D459" w:themeColor="accent3" w:themeTint="99"/>
-              <w:bottom w:val="double" w:sz="4" w:space="0" w:color="47D459" w:themeColor="accent3" w:themeTint="99"/>
-              <w:right w:val="double" w:sz="4" w:space="0" w:color="47D459" w:themeColor="accent3" w:themeTint="99"/>
-            </w:tcBorders>
-            <w:vAlign w:val="center"/>
-            <w:hideMark/>
-          </w:tcPr>
-          <w:p>
-            <w:pPr>
-              <w:spacing w:after="160" w:line="259" w:lineRule="auto"/>
-              <w:ind w:right="-455"/>
-              <w:rPr>
-                <w:rFonts w:ascii="Arial Nova Cond" w:hAnsi="Arial Nova Cond" w:cs="Times New Roman"/>
-                <w:b/>
-                <w:bCs/>
-                <w:color w:val="000000" w:themeColor="text1"/>
-              </w:rPr>
-            </w:pPr>
-            <w:r>
-              <w:rPr>
-                <w:rFonts w:ascii="Arial Nova Cond" w:hAnsi="Arial Nova Cond" w:cs="Times New Roman"/>
-                <w:b/>
-                <w:bCs/>
-                <w:color w:val="000000" w:themeColor="text1"/>
+            <w:vAlign w:val="center"/>
+          </w:tcPr>
+          <w:p>
+            <w:pPr>
+              <w:autoSpaceDE w:val="0"/>
+              <w:autoSpaceDN w:val="0"/>
+              <w:adjustRightInd w:val="0"/>
+              <w:jc w:val="both"/>
+              <w:rPr>
+                <w:rFonts w:ascii="Arial Nova Cond" w:hAnsi="Arial Nova Cond" w:cs="Arial"/>
+                <w:color w:val="000000"/>
+                <w:kern w:val="0"/>
+                <w:sz w:val="20"/>
+                <w:szCs w:val="20"/>
+              </w:rPr>
+            </w:pPr>
+            <w:r>
+              <w:rPr>
+                <w:rFonts w:ascii="Arial Nova Cond" w:hAnsi="Arial Nova Cond" w:cs="Arial"/>
+                <w:color w:val="000000"/>
+                <w:kern w:val="0"/>
+                <w:sz w:val="20"/>
+                <w:szCs w:val="20"/>
               </w:rPr>
               <w:t>{{competencias3}}</w:t>
             </w:r>
@@ -14756,32 +14743,29 @@
         <w:tc>
           <w:tcPr>
             <w:tcW w:w="1337" w:type="dxa"/>
-            <w:tcBorders>
-              <w:top w:val="double" w:sz="4" w:space="0" w:color="47D459" w:themeColor="accent3" w:themeTint="99"/>
-              <w:left w:val="double" w:sz="4" w:space="0" w:color="47D459" w:themeColor="accent3" w:themeTint="99"/>
-              <w:bottom w:val="double" w:sz="4" w:space="0" w:color="47D459" w:themeColor="accent3" w:themeTint="99"/>
-              <w:right w:val="double" w:sz="4" w:space="0" w:color="47D459" w:themeColor="accent3" w:themeTint="99"/>
-            </w:tcBorders>
-            <w:vAlign w:val="center"/>
-            <w:hideMark/>
-          </w:tcPr>
-          <w:p>
-            <w:pPr>
-              <w:spacing w:after="160" w:line="259" w:lineRule="auto"/>
-              <w:ind w:right="-455"/>
-              <w:rPr>
-                <w:rFonts w:ascii="Arial Nova Cond" w:hAnsi="Arial Nova Cond" w:cs="Times New Roman"/>
-                <w:b/>
-                <w:bCs/>
-                <w:color w:val="000000" w:themeColor="text1"/>
-              </w:rPr>
-            </w:pPr>
-            <w:r>
-              <w:rPr>
-                <w:rFonts w:ascii="Arial Nova Cond" w:hAnsi="Arial Nova Cond" w:cs="Times New Roman"/>
-                <w:b/>
-                <w:bCs/>
-                <w:color w:val="000000" w:themeColor="text1"/>
+            <w:vAlign w:val="center"/>
+          </w:tcPr>
+          <w:p>
+            <w:pPr>
+              <w:autoSpaceDE w:val="0"/>
+              <w:autoSpaceDN w:val="0"/>
+              <w:adjustRightInd w:val="0"/>
+              <w:jc w:val="center"/>
+              <w:rPr>
+                <w:rFonts w:ascii="Arial Nova Cond" w:hAnsi="Arial Nova Cond" w:cs="Arial"/>
+                <w:color w:val="000000"/>
+                <w:kern w:val="0"/>
+                <w:sz w:val="20"/>
+                <w:szCs w:val="20"/>
+              </w:rPr>
+            </w:pPr>
+            <w:r>
+              <w:rPr>
+                <w:rFonts w:ascii="Arial Nova Cond" w:hAnsi="Arial Nova Cond" w:cs="Arial"/>
+                <w:color w:val="000000"/>
+                <w:kern w:val="0"/>
+                <w:sz w:val="20"/>
+                <w:szCs w:val="20"/>
               </w:rPr>
               <w:t>{{producto3}}</w:t>
             </w:r>
@@ -14797,24 +14781,25 @@
           <w:tcPr>
             <w:tcW w:w="875" w:type="dxa"/>
             <w:vMerge/>
-            <w:tcBorders>
-              <w:top w:val="double" w:sz="4" w:space="0" w:color="47D459" w:themeColor="accent3" w:themeTint="99"/>
-              <w:left w:val="double" w:sz="4" w:space="0" w:color="47D459" w:themeColor="accent3" w:themeTint="99"/>
-              <w:bottom w:val="double" w:sz="4" w:space="0" w:color="47D459" w:themeColor="accent3" w:themeTint="99"/>
-              <w:right w:val="double" w:sz="4" w:space="0" w:color="47D459" w:themeColor="accent3" w:themeTint="99"/>
-            </w:tcBorders>
-            <w:vAlign w:val="center"/>
-            <w:hideMark/>
-          </w:tcPr>
-          <w:p>
-            <w:pPr>
-              <w:spacing w:after="160" w:line="259" w:lineRule="auto"/>
-              <w:ind w:right="-455"/>
-              <w:rPr>
-                <w:rFonts w:ascii="Arial Nova Cond" w:hAnsi="Arial Nova Cond" w:cs="Times New Roman"/>
-                <w:b/>
-                <w:bCs/>
-                <w:color w:val="000000" w:themeColor="text1"/>
+            <w:vAlign w:val="center"/>
+          </w:tcPr>
+          <w:p>
+            <w:pPr>
+              <w:pStyle w:val="Prrafodelista"/>
+              <w:tabs>
+                <w:tab w:val="left" w:pos="0"/>
+                <w:tab w:val="left" w:pos="142"/>
+                <w:tab w:val="left" w:pos="284"/>
+              </w:tabs>
+              <w:spacing w:line="276" w:lineRule="auto"/>
+              <w:ind w:left="0"/>
+              <w:jc w:val="center"/>
+              <w:rPr>
+                <w:rFonts w:ascii="Arial Nova Cond" w:eastAsia="Calibri" w:hAnsi="Arial Nova Cond" w:cs="Times New Roman"/>
+                <w:b/>
+                <w:bCs/>
+                <w:sz w:val="20"/>
+                <w:szCs w:val="20"/>
                 <w:lang w:val="es-ES_tradnl"/>
               </w:rPr>
             </w:pPr>
@@ -14823,33 +14808,35 @@
         <w:tc>
           <w:tcPr>
             <w:tcW w:w="1095" w:type="dxa"/>
-            <w:tcBorders>
-              <w:top w:val="double" w:sz="4" w:space="0" w:color="47D459" w:themeColor="accent3" w:themeTint="99"/>
-              <w:left w:val="double" w:sz="4" w:space="0" w:color="47D459" w:themeColor="accent3" w:themeTint="99"/>
-              <w:bottom w:val="double" w:sz="4" w:space="0" w:color="47D459" w:themeColor="accent3" w:themeTint="99"/>
-              <w:right w:val="double" w:sz="4" w:space="0" w:color="47D459" w:themeColor="accent3" w:themeTint="99"/>
-            </w:tcBorders>
-            <w:vAlign w:val="center"/>
-            <w:hideMark/>
-          </w:tcPr>
-          <w:p>
-            <w:pPr>
-              <w:spacing w:after="160" w:line="259" w:lineRule="auto"/>
-              <w:ind w:right="-455"/>
-              <w:rPr>
-                <w:rFonts w:ascii="Arial Nova Cond" w:hAnsi="Arial Nova Cond" w:cs="Times New Roman"/>
-                <w:b/>
-                <w:bCs/>
-                <w:color w:val="000000" w:themeColor="text1"/>
+            <w:vAlign w:val="center"/>
+          </w:tcPr>
+          <w:p>
+            <w:pPr>
+              <w:pStyle w:val="Prrafodelista"/>
+              <w:tabs>
+                <w:tab w:val="left" w:pos="0"/>
+                <w:tab w:val="left" w:pos="142"/>
+                <w:tab w:val="left" w:pos="284"/>
+              </w:tabs>
+              <w:spacing w:line="276" w:lineRule="auto"/>
+              <w:ind w:left="0"/>
+              <w:jc w:val="center"/>
+              <w:rPr>
+                <w:rFonts w:ascii="Arial Nova Cond" w:eastAsia="Calibri" w:hAnsi="Arial Nova Cond" w:cs="Times New Roman"/>
+                <w:b/>
+                <w:bCs/>
+                <w:sz w:val="20"/>
+                <w:szCs w:val="20"/>
                 <w:lang w:val="es-ES_tradnl"/>
               </w:rPr>
             </w:pPr>
             <w:r>
               <w:rPr>
-                <w:rFonts w:ascii="Arial Nova Cond" w:hAnsi="Arial Nova Cond" w:cs="Times New Roman"/>
-                <w:b/>
-                <w:bCs/>
-                <w:color w:val="000000" w:themeColor="text1"/>
+                <w:rFonts w:ascii="Arial Nova Cond" w:eastAsia="Calibri" w:hAnsi="Arial Nova Cond" w:cs="Times New Roman"/>
+                <w:b/>
+                <w:bCs/>
+                <w:sz w:val="20"/>
+                <w:szCs w:val="20"/>
                 <w:lang w:val="es-ES_tradnl"/>
               </w:rPr>
               <w:t>U 4</w:t>
@@ -14859,32 +14846,23 @@
         <w:tc>
           <w:tcPr>
             <w:tcW w:w="1726" w:type="dxa"/>
-            <w:tcBorders>
-              <w:top w:val="double" w:sz="4" w:space="0" w:color="47D459" w:themeColor="accent3" w:themeTint="99"/>
-              <w:left w:val="double" w:sz="4" w:space="0" w:color="47D459" w:themeColor="accent3" w:themeTint="99"/>
-              <w:bottom w:val="double" w:sz="4" w:space="0" w:color="47D459" w:themeColor="accent3" w:themeTint="99"/>
-              <w:right w:val="double" w:sz="4" w:space="0" w:color="47D459" w:themeColor="accent3" w:themeTint="99"/>
-            </w:tcBorders>
-            <w:vAlign w:val="center"/>
-            <w:hideMark/>
-          </w:tcPr>
-          <w:p>
-            <w:pPr>
-              <w:spacing w:after="160" w:line="259" w:lineRule="auto"/>
-              <w:ind w:right="-455"/>
-              <w:rPr>
-                <w:rFonts w:ascii="Arial Nova Cond" w:hAnsi="Arial Nova Cond" w:cs="Times New Roman"/>
-                <w:b/>
-                <w:bCs/>
-                <w:color w:val="000000" w:themeColor="text1"/>
-              </w:rPr>
-            </w:pPr>
-            <w:r>
-              <w:rPr>
-                <w:rFonts w:ascii="Arial Nova Cond" w:hAnsi="Arial Nova Cond" w:cs="Times New Roman"/>
-                <w:b/>
-                <w:bCs/>
-                <w:color w:val="000000" w:themeColor="text1"/>
+            <w:vAlign w:val="center"/>
+          </w:tcPr>
+          <w:p>
+            <w:pPr>
+              <w:pStyle w:val="Sinespaciado"/>
+              <w:jc w:val="both"/>
+              <w:rPr>
+                <w:rFonts w:ascii="Arial Nova Cond" w:hAnsi="Arial Nova Cond"/>
+                <w:sz w:val="20"/>
+                <w:szCs w:val="20"/>
+              </w:rPr>
+            </w:pPr>
+            <w:r>
+              <w:rPr>
+                <w:rFonts w:ascii="Arial Nova Cond" w:eastAsia="Calibri" w:hAnsi="Arial Nova Cond" w:cs="Times New Roman"/>
+                <w:sz w:val="20"/>
+                <w:szCs w:val="20"/>
                 <w:lang w:val="es-ES_tradnl"/>
               </w:rPr>
               <w:t>{{problemapotencialidad4}}</w:t>
@@ -14894,33 +14872,32 @@
         <w:tc>
           <w:tcPr>
             <w:tcW w:w="6169" w:type="dxa"/>
-            <w:tcBorders>
-              <w:top w:val="double" w:sz="4" w:space="0" w:color="47D459" w:themeColor="accent3" w:themeTint="99"/>
-              <w:left w:val="double" w:sz="4" w:space="0" w:color="47D459" w:themeColor="accent3" w:themeTint="99"/>
-              <w:bottom w:val="double" w:sz="4" w:space="0" w:color="47D459" w:themeColor="accent3" w:themeTint="99"/>
-              <w:right w:val="double" w:sz="4" w:space="0" w:color="47D459" w:themeColor="accent3" w:themeTint="99"/>
-            </w:tcBorders>
-            <w:vAlign w:val="center"/>
-            <w:hideMark/>
-          </w:tcPr>
-          <w:p>
-            <w:pPr>
-              <w:spacing w:after="160" w:line="259" w:lineRule="auto"/>
-              <w:ind w:right="-455"/>
-              <w:rPr>
-                <w:rFonts w:ascii="Arial Nova Cond" w:hAnsi="Arial Nova Cond" w:cs="Times New Roman"/>
-                <w:b/>
-                <w:bCs/>
-                <w:color w:val="000000" w:themeColor="text1"/>
+            <w:vAlign w:val="center"/>
+          </w:tcPr>
+          <w:p>
+            <w:pPr>
+              <w:pStyle w:val="Prrafodelista"/>
+              <w:tabs>
+                <w:tab w:val="left" w:pos="0"/>
+                <w:tab w:val="left" w:pos="142"/>
+                <w:tab w:val="left" w:pos="284"/>
+              </w:tabs>
+              <w:spacing w:line="276" w:lineRule="auto"/>
+              <w:ind w:left="0"/>
+              <w:jc w:val="both"/>
+              <w:rPr>
+                <w:rFonts w:ascii="Arial Nova Cond" w:eastAsia="Calibri" w:hAnsi="Arial Nova Cond" w:cs="Times New Roman"/>
+                <w:color w:val="000000" w:themeColor="text1"/>
+                <w:sz w:val="20"/>
+                <w:szCs w:val="20"/>
                 <w:lang w:val="es-ES_tradnl"/>
               </w:rPr>
             </w:pPr>
             <w:r>
               <w:rPr>
-                <w:rFonts w:ascii="Arial Nova Cond" w:hAnsi="Arial Nova Cond" w:cs="Times New Roman"/>
-                <w:b/>
-                <w:bCs/>
-                <w:color w:val="000000" w:themeColor="text1"/>
+                <w:rFonts w:ascii="Arial Nova Cond" w:eastAsia="Calibri" w:hAnsi="Arial Nova Cond" w:cs="Times New Roman"/>
+                <w:sz w:val="20"/>
+                <w:szCs w:val="20"/>
                 <w:lang w:val="es-ES_tradnl"/>
               </w:rPr>
               <w:t>{{situacionsignificativa4}}</w:t>
@@ -14930,32 +14907,29 @@
         <w:tc>
           <w:tcPr>
             <w:tcW w:w="2015" w:type="dxa"/>
-            <w:tcBorders>
-              <w:top w:val="double" w:sz="4" w:space="0" w:color="47D459" w:themeColor="accent3" w:themeTint="99"/>
-              <w:left w:val="double" w:sz="4" w:space="0" w:color="47D459" w:themeColor="accent3" w:themeTint="99"/>
-              <w:bottom w:val="double" w:sz="4" w:space="0" w:color="47D459" w:themeColor="accent3" w:themeTint="99"/>
-              <w:right w:val="double" w:sz="4" w:space="0" w:color="47D459" w:themeColor="accent3" w:themeTint="99"/>
-            </w:tcBorders>
-            <w:vAlign w:val="center"/>
-            <w:hideMark/>
-          </w:tcPr>
-          <w:p>
-            <w:pPr>
-              <w:spacing w:after="160" w:line="259" w:lineRule="auto"/>
-              <w:ind w:right="-455"/>
-              <w:rPr>
-                <w:rFonts w:ascii="Arial Nova Cond" w:hAnsi="Arial Nova Cond" w:cs="Times New Roman"/>
-                <w:b/>
-                <w:bCs/>
-                <w:color w:val="000000" w:themeColor="text1"/>
-              </w:rPr>
-            </w:pPr>
-            <w:r>
-              <w:rPr>
-                <w:rFonts w:ascii="Arial Nova Cond" w:hAnsi="Arial Nova Cond" w:cs="Times New Roman"/>
-                <w:b/>
-                <w:bCs/>
-                <w:color w:val="000000" w:themeColor="text1"/>
+            <w:vAlign w:val="center"/>
+          </w:tcPr>
+          <w:p>
+            <w:pPr>
+              <w:autoSpaceDE w:val="0"/>
+              <w:autoSpaceDN w:val="0"/>
+              <w:adjustRightInd w:val="0"/>
+              <w:jc w:val="center"/>
+              <w:rPr>
+                <w:rFonts w:ascii="Arial Nova Cond" w:hAnsi="Arial Nova Cond" w:cs="Arial"/>
+                <w:color w:val="000000" w:themeColor="text1"/>
+                <w:kern w:val="0"/>
+                <w:sz w:val="20"/>
+                <w:szCs w:val="20"/>
+              </w:rPr>
+            </w:pPr>
+            <w:r>
+              <w:rPr>
+                <w:rFonts w:ascii="Arial Nova Cond" w:hAnsi="Arial Nova Cond" w:cs="Arial"/>
+                <w:color w:val="000000"/>
+                <w:kern w:val="0"/>
+                <w:sz w:val="20"/>
+                <w:szCs w:val="20"/>
               </w:rPr>
               <w:t>{{titulosituacionsignificativa4}}</w:t>
             </w:r>
@@ -14964,32 +14938,29 @@
         <w:tc>
           <w:tcPr>
             <w:tcW w:w="1634" w:type="dxa"/>
-            <w:tcBorders>
-              <w:top w:val="double" w:sz="4" w:space="0" w:color="47D459" w:themeColor="accent3" w:themeTint="99"/>
-              <w:left w:val="double" w:sz="4" w:space="0" w:color="47D459" w:themeColor="accent3" w:themeTint="99"/>
-              <w:bottom w:val="double" w:sz="4" w:space="0" w:color="47D459" w:themeColor="accent3" w:themeTint="99"/>
-              <w:right w:val="double" w:sz="4" w:space="0" w:color="47D459" w:themeColor="accent3" w:themeTint="99"/>
-            </w:tcBorders>
-            <w:vAlign w:val="center"/>
-            <w:hideMark/>
-          </w:tcPr>
-          <w:p>
-            <w:pPr>
-              <w:spacing w:after="160" w:line="259" w:lineRule="auto"/>
-              <w:ind w:right="-455"/>
-              <w:rPr>
-                <w:rFonts w:ascii="Arial Nova Cond" w:hAnsi="Arial Nova Cond" w:cs="Times New Roman"/>
-                <w:b/>
-                <w:bCs/>
-                <w:color w:val="000000" w:themeColor="text1"/>
-              </w:rPr>
-            </w:pPr>
-            <w:r>
-              <w:rPr>
-                <w:rFonts w:ascii="Arial Nova Cond" w:hAnsi="Arial Nova Cond" w:cs="Times New Roman"/>
-                <w:b/>
-                <w:bCs/>
-                <w:color w:val="000000" w:themeColor="text1"/>
+            <w:vAlign w:val="center"/>
+          </w:tcPr>
+          <w:p>
+            <w:pPr>
+              <w:autoSpaceDE w:val="0"/>
+              <w:autoSpaceDN w:val="0"/>
+              <w:adjustRightInd w:val="0"/>
+              <w:jc w:val="both"/>
+              <w:rPr>
+                <w:rFonts w:ascii="Arial Nova Cond" w:hAnsi="Arial Nova Cond" w:cs="Arial"/>
+                <w:color w:val="000000"/>
+                <w:kern w:val="0"/>
+                <w:sz w:val="20"/>
+                <w:szCs w:val="20"/>
+              </w:rPr>
+            </w:pPr>
+            <w:r>
+              <w:rPr>
+                <w:rFonts w:ascii="Arial Nova Cond" w:hAnsi="Arial Nova Cond" w:cs="Arial"/>
+                <w:color w:val="000000"/>
+                <w:kern w:val="0"/>
+                <w:sz w:val="20"/>
+                <w:szCs w:val="20"/>
               </w:rPr>
               <w:t>{{competencias4}}</w:t>
             </w:r>
@@ -14998,32 +14969,29 @@
         <w:tc>
           <w:tcPr>
             <w:tcW w:w="1337" w:type="dxa"/>
-            <w:tcBorders>
-              <w:top w:val="double" w:sz="4" w:space="0" w:color="47D459" w:themeColor="accent3" w:themeTint="99"/>
-              <w:left w:val="double" w:sz="4" w:space="0" w:color="47D459" w:themeColor="accent3" w:themeTint="99"/>
-              <w:bottom w:val="double" w:sz="4" w:space="0" w:color="47D459" w:themeColor="accent3" w:themeTint="99"/>
-              <w:right w:val="double" w:sz="4" w:space="0" w:color="47D459" w:themeColor="accent3" w:themeTint="99"/>
-            </w:tcBorders>
-            <w:vAlign w:val="center"/>
-            <w:hideMark/>
-          </w:tcPr>
-          <w:p>
-            <w:pPr>
-              <w:spacing w:after="160" w:line="259" w:lineRule="auto"/>
-              <w:ind w:right="-455"/>
-              <w:rPr>
-                <w:rFonts w:ascii="Arial Nova Cond" w:hAnsi="Arial Nova Cond" w:cs="Times New Roman"/>
-                <w:b/>
-                <w:bCs/>
-                <w:color w:val="000000" w:themeColor="text1"/>
-              </w:rPr>
-            </w:pPr>
-            <w:r>
-              <w:rPr>
-                <w:rFonts w:ascii="Arial Nova Cond" w:hAnsi="Arial Nova Cond" w:cs="Times New Roman"/>
-                <w:b/>
-                <w:bCs/>
-                <w:color w:val="000000" w:themeColor="text1"/>
+            <w:vAlign w:val="center"/>
+          </w:tcPr>
+          <w:p>
+            <w:pPr>
+              <w:autoSpaceDE w:val="0"/>
+              <w:autoSpaceDN w:val="0"/>
+              <w:adjustRightInd w:val="0"/>
+              <w:jc w:val="center"/>
+              <w:rPr>
+                <w:rFonts w:ascii="Arial Nova Cond" w:hAnsi="Arial Nova Cond" w:cs="Arial"/>
+                <w:color w:val="000000"/>
+                <w:kern w:val="0"/>
+                <w:sz w:val="20"/>
+                <w:szCs w:val="20"/>
+              </w:rPr>
+            </w:pPr>
+            <w:r>
+              <w:rPr>
+                <w:rFonts w:ascii="Arial Nova Cond" w:hAnsi="Arial Nova Cond" w:cs="Arial"/>
+                <w:color w:val="000000"/>
+                <w:kern w:val="0"/>
+                <w:sz w:val="20"/>
+                <w:szCs w:val="20"/>
               </w:rPr>
               <w:t>{{producto4}}</w:t>
             </w:r>
@@ -15039,33 +15007,35 @@
           <w:tcPr>
             <w:tcW w:w="875" w:type="dxa"/>
             <w:vMerge w:val="restart"/>
-            <w:tcBorders>
-              <w:top w:val="double" w:sz="4" w:space="0" w:color="47D459" w:themeColor="accent3" w:themeTint="99"/>
-              <w:left w:val="double" w:sz="4" w:space="0" w:color="47D459" w:themeColor="accent3" w:themeTint="99"/>
-              <w:bottom w:val="double" w:sz="4" w:space="0" w:color="47D459" w:themeColor="accent3" w:themeTint="99"/>
-              <w:right w:val="double" w:sz="4" w:space="0" w:color="47D459" w:themeColor="accent3" w:themeTint="99"/>
-            </w:tcBorders>
-            <w:vAlign w:val="center"/>
-            <w:hideMark/>
-          </w:tcPr>
-          <w:p>
-            <w:pPr>
-              <w:spacing w:after="160" w:line="259" w:lineRule="auto"/>
-              <w:ind w:right="-455"/>
-              <w:rPr>
-                <w:rFonts w:ascii="Arial Nova Cond" w:hAnsi="Arial Nova Cond" w:cs="Times New Roman"/>
-                <w:b/>
-                <w:bCs/>
-                <w:color w:val="000000" w:themeColor="text1"/>
+            <w:vAlign w:val="center"/>
+          </w:tcPr>
+          <w:p>
+            <w:pPr>
+              <w:pStyle w:val="Prrafodelista"/>
+              <w:tabs>
+                <w:tab w:val="left" w:pos="0"/>
+                <w:tab w:val="left" w:pos="142"/>
+                <w:tab w:val="left" w:pos="284"/>
+              </w:tabs>
+              <w:spacing w:line="276" w:lineRule="auto"/>
+              <w:ind w:left="0"/>
+              <w:jc w:val="center"/>
+              <w:rPr>
+                <w:rFonts w:ascii="Arial Nova Cond" w:eastAsia="Calibri" w:hAnsi="Arial Nova Cond" w:cs="Times New Roman"/>
+                <w:b/>
+                <w:bCs/>
+                <w:sz w:val="20"/>
+                <w:szCs w:val="20"/>
                 <w:lang w:val="es-ES_tradnl"/>
               </w:rPr>
             </w:pPr>
             <w:r>
               <w:rPr>
-                <w:rFonts w:ascii="Arial Nova Cond" w:hAnsi="Arial Nova Cond" w:cs="Times New Roman"/>
-                <w:b/>
-                <w:bCs/>
-                <w:color w:val="000000" w:themeColor="text1"/>
+                <w:rFonts w:ascii="Arial Nova Cond" w:eastAsia="Calibri" w:hAnsi="Arial Nova Cond" w:cs="Times New Roman"/>
+                <w:b/>
+                <w:bCs/>
+                <w:sz w:val="20"/>
+                <w:szCs w:val="20"/>
                 <w:lang w:val="es-ES_tradnl"/>
               </w:rPr>
               <w:t>III</w:t>
@@ -15075,33 +15045,35 @@
         <w:tc>
           <w:tcPr>
             <w:tcW w:w="1095" w:type="dxa"/>
-            <w:tcBorders>
-              <w:top w:val="double" w:sz="4" w:space="0" w:color="47D459" w:themeColor="accent3" w:themeTint="99"/>
-              <w:left w:val="double" w:sz="4" w:space="0" w:color="47D459" w:themeColor="accent3" w:themeTint="99"/>
-              <w:bottom w:val="double" w:sz="4" w:space="0" w:color="47D459" w:themeColor="accent3" w:themeTint="99"/>
-              <w:right w:val="double" w:sz="4" w:space="0" w:color="47D459" w:themeColor="accent3" w:themeTint="99"/>
-            </w:tcBorders>
-            <w:vAlign w:val="center"/>
-            <w:hideMark/>
-          </w:tcPr>
-          <w:p>
-            <w:pPr>
-              <w:spacing w:after="160" w:line="259" w:lineRule="auto"/>
-              <w:ind w:right="-455"/>
-              <w:rPr>
-                <w:rFonts w:ascii="Arial Nova Cond" w:hAnsi="Arial Nova Cond" w:cs="Times New Roman"/>
-                <w:b/>
-                <w:bCs/>
-                <w:color w:val="000000" w:themeColor="text1"/>
+            <w:vAlign w:val="center"/>
+          </w:tcPr>
+          <w:p>
+            <w:pPr>
+              <w:pStyle w:val="Prrafodelista"/>
+              <w:tabs>
+                <w:tab w:val="left" w:pos="0"/>
+                <w:tab w:val="left" w:pos="142"/>
+                <w:tab w:val="left" w:pos="284"/>
+              </w:tabs>
+              <w:spacing w:line="276" w:lineRule="auto"/>
+              <w:ind w:left="0"/>
+              <w:jc w:val="center"/>
+              <w:rPr>
+                <w:rFonts w:ascii="Arial Nova Cond" w:eastAsia="Calibri" w:hAnsi="Arial Nova Cond" w:cs="Times New Roman"/>
+                <w:b/>
+                <w:bCs/>
+                <w:sz w:val="20"/>
+                <w:szCs w:val="20"/>
                 <w:lang w:val="es-ES_tradnl"/>
               </w:rPr>
             </w:pPr>
             <w:r>
               <w:rPr>
-                <w:rFonts w:ascii="Arial Nova Cond" w:hAnsi="Arial Nova Cond" w:cs="Times New Roman"/>
-                <w:b/>
-                <w:bCs/>
-                <w:color w:val="000000" w:themeColor="text1"/>
+                <w:rFonts w:ascii="Arial Nova Cond" w:eastAsia="Calibri" w:hAnsi="Arial Nova Cond" w:cs="Times New Roman"/>
+                <w:b/>
+                <w:bCs/>
+                <w:sz w:val="20"/>
+                <w:szCs w:val="20"/>
                 <w:lang w:val="es-ES_tradnl"/>
               </w:rPr>
               <w:t>U 5</w:t>
@@ -15111,32 +15083,24 @@
         <w:tc>
           <w:tcPr>
             <w:tcW w:w="1726" w:type="dxa"/>
-            <w:tcBorders>
-              <w:top w:val="double" w:sz="4" w:space="0" w:color="47D459" w:themeColor="accent3" w:themeTint="99"/>
-              <w:left w:val="double" w:sz="4" w:space="0" w:color="47D459" w:themeColor="accent3" w:themeTint="99"/>
-              <w:bottom w:val="double" w:sz="4" w:space="0" w:color="47D459" w:themeColor="accent3" w:themeTint="99"/>
-              <w:right w:val="double" w:sz="4" w:space="0" w:color="47D459" w:themeColor="accent3" w:themeTint="99"/>
-            </w:tcBorders>
-            <w:vAlign w:val="center"/>
-            <w:hideMark/>
-          </w:tcPr>
-          <w:p>
-            <w:pPr>
-              <w:spacing w:after="160" w:line="259" w:lineRule="auto"/>
-              <w:ind w:right="-455"/>
-              <w:rPr>
-                <w:rFonts w:ascii="Arial Nova Cond" w:hAnsi="Arial Nova Cond" w:cs="Times New Roman"/>
-                <w:b/>
-                <w:bCs/>
-                <w:color w:val="000000" w:themeColor="text1"/>
-              </w:rPr>
-            </w:pPr>
-            <w:r>
-              <w:rPr>
-                <w:rFonts w:ascii="Arial Nova Cond" w:hAnsi="Arial Nova Cond" w:cs="Times New Roman"/>
-                <w:b/>
-                <w:bCs/>
-                <w:color w:val="000000" w:themeColor="text1"/>
+            <w:vAlign w:val="center"/>
+          </w:tcPr>
+          <w:p>
+            <w:pPr>
+              <w:pStyle w:val="Sinespaciado"/>
+              <w:jc w:val="both"/>
+              <w:rPr>
+                <w:rFonts w:ascii="Arial Nova Cond" w:hAnsi="Arial Nova Cond"/>
+                <w:color w:val="000000" w:themeColor="text1"/>
+                <w:sz w:val="20"/>
+                <w:szCs w:val="20"/>
+              </w:rPr>
+            </w:pPr>
+            <w:r>
+              <w:rPr>
+                <w:rFonts w:ascii="Arial Nova Cond" w:eastAsia="Calibri" w:hAnsi="Arial Nova Cond" w:cs="Times New Roman"/>
+                <w:sz w:val="20"/>
+                <w:szCs w:val="20"/>
                 <w:lang w:val="es-ES_tradnl"/>
               </w:rPr>
               <w:t>{{problemapotencialidad5}}</w:t>
@@ -15146,33 +15110,32 @@
         <w:tc>
           <w:tcPr>
             <w:tcW w:w="6169" w:type="dxa"/>
-            <w:tcBorders>
-              <w:top w:val="double" w:sz="4" w:space="0" w:color="47D459" w:themeColor="accent3" w:themeTint="99"/>
-              <w:left w:val="double" w:sz="4" w:space="0" w:color="47D459" w:themeColor="accent3" w:themeTint="99"/>
-              <w:bottom w:val="double" w:sz="4" w:space="0" w:color="47D459" w:themeColor="accent3" w:themeTint="99"/>
-              <w:right w:val="double" w:sz="4" w:space="0" w:color="47D459" w:themeColor="accent3" w:themeTint="99"/>
-            </w:tcBorders>
-            <w:vAlign w:val="center"/>
-            <w:hideMark/>
-          </w:tcPr>
-          <w:p>
-            <w:pPr>
-              <w:spacing w:after="160" w:line="259" w:lineRule="auto"/>
-              <w:ind w:right="-455"/>
-              <w:rPr>
-                <w:rFonts w:ascii="Arial Nova Cond" w:hAnsi="Arial Nova Cond" w:cs="Times New Roman"/>
-                <w:b/>
-                <w:bCs/>
-                <w:color w:val="000000" w:themeColor="text1"/>
+            <w:vAlign w:val="center"/>
+          </w:tcPr>
+          <w:p>
+            <w:pPr>
+              <w:pStyle w:val="Prrafodelista"/>
+              <w:tabs>
+                <w:tab w:val="left" w:pos="0"/>
+                <w:tab w:val="left" w:pos="142"/>
+                <w:tab w:val="left" w:pos="284"/>
+              </w:tabs>
+              <w:spacing w:line="276" w:lineRule="auto"/>
+              <w:ind w:left="0"/>
+              <w:jc w:val="both"/>
+              <w:rPr>
+                <w:rFonts w:ascii="Arial Nova Cond" w:eastAsia="Calibri" w:hAnsi="Arial Nova Cond" w:cs="Times New Roman"/>
+                <w:color w:val="000000" w:themeColor="text1"/>
+                <w:sz w:val="20"/>
+                <w:szCs w:val="20"/>
                 <w:lang w:val="es-ES_tradnl"/>
               </w:rPr>
             </w:pPr>
             <w:r>
               <w:rPr>
-                <w:rFonts w:ascii="Arial Nova Cond" w:hAnsi="Arial Nova Cond" w:cs="Times New Roman"/>
-                <w:b/>
-                <w:bCs/>
-                <w:color w:val="000000" w:themeColor="text1"/>
+                <w:rFonts w:ascii="Arial Nova Cond" w:eastAsia="Calibri" w:hAnsi="Arial Nova Cond" w:cs="Times New Roman"/>
+                <w:sz w:val="20"/>
+                <w:szCs w:val="20"/>
                 <w:lang w:val="es-ES_tradnl"/>
               </w:rPr>
               <w:t>{{situacionsignificativa5}}</w:t>
@@ -15182,32 +15145,29 @@
         <w:tc>
           <w:tcPr>
             <w:tcW w:w="2015" w:type="dxa"/>
-            <w:tcBorders>
-              <w:top w:val="double" w:sz="4" w:space="0" w:color="47D459" w:themeColor="accent3" w:themeTint="99"/>
-              <w:left w:val="double" w:sz="4" w:space="0" w:color="47D459" w:themeColor="accent3" w:themeTint="99"/>
-              <w:bottom w:val="double" w:sz="4" w:space="0" w:color="47D459" w:themeColor="accent3" w:themeTint="99"/>
-              <w:right w:val="double" w:sz="4" w:space="0" w:color="47D459" w:themeColor="accent3" w:themeTint="99"/>
-            </w:tcBorders>
-            <w:vAlign w:val="center"/>
-            <w:hideMark/>
-          </w:tcPr>
-          <w:p>
-            <w:pPr>
-              <w:spacing w:after="160" w:line="259" w:lineRule="auto"/>
-              <w:ind w:right="-455"/>
-              <w:rPr>
-                <w:rFonts w:ascii="Arial Nova Cond" w:hAnsi="Arial Nova Cond" w:cs="Times New Roman"/>
-                <w:b/>
-                <w:bCs/>
-                <w:color w:val="000000" w:themeColor="text1"/>
-              </w:rPr>
-            </w:pPr>
-            <w:r>
-              <w:rPr>
-                <w:rFonts w:ascii="Arial Nova Cond" w:hAnsi="Arial Nova Cond" w:cs="Times New Roman"/>
-                <w:b/>
-                <w:bCs/>
-                <w:color w:val="000000" w:themeColor="text1"/>
+            <w:vAlign w:val="center"/>
+          </w:tcPr>
+          <w:p>
+            <w:pPr>
+              <w:autoSpaceDE w:val="0"/>
+              <w:autoSpaceDN w:val="0"/>
+              <w:adjustRightInd w:val="0"/>
+              <w:jc w:val="center"/>
+              <w:rPr>
+                <w:rFonts w:ascii="Arial Nova Cond" w:hAnsi="Arial Nova Cond" w:cs="Arial"/>
+                <w:color w:val="000000" w:themeColor="text1"/>
+                <w:kern w:val="0"/>
+                <w:sz w:val="20"/>
+                <w:szCs w:val="20"/>
+              </w:rPr>
+            </w:pPr>
+            <w:r>
+              <w:rPr>
+                <w:rFonts w:ascii="Arial Nova Cond" w:hAnsi="Arial Nova Cond" w:cs="Arial"/>
+                <w:color w:val="000000"/>
+                <w:kern w:val="0"/>
+                <w:sz w:val="20"/>
+                <w:szCs w:val="20"/>
               </w:rPr>
               <w:t>{{titulosituacionsignificativa5}}</w:t>
             </w:r>
@@ -15216,32 +15176,29 @@
         <w:tc>
           <w:tcPr>
             <w:tcW w:w="1634" w:type="dxa"/>
-            <w:tcBorders>
-              <w:top w:val="double" w:sz="4" w:space="0" w:color="47D459" w:themeColor="accent3" w:themeTint="99"/>
-              <w:left w:val="double" w:sz="4" w:space="0" w:color="47D459" w:themeColor="accent3" w:themeTint="99"/>
-              <w:bottom w:val="double" w:sz="4" w:space="0" w:color="47D459" w:themeColor="accent3" w:themeTint="99"/>
-              <w:right w:val="double" w:sz="4" w:space="0" w:color="47D459" w:themeColor="accent3" w:themeTint="99"/>
-            </w:tcBorders>
-            <w:vAlign w:val="center"/>
-            <w:hideMark/>
-          </w:tcPr>
-          <w:p>
-            <w:pPr>
-              <w:spacing w:after="160" w:line="259" w:lineRule="auto"/>
-              <w:ind w:right="-455"/>
-              <w:rPr>
-                <w:rFonts w:ascii="Arial Nova Cond" w:hAnsi="Arial Nova Cond" w:cs="Times New Roman"/>
-                <w:b/>
-                <w:bCs/>
-                <w:color w:val="000000" w:themeColor="text1"/>
-              </w:rPr>
-            </w:pPr>
-            <w:r>
-              <w:rPr>
-                <w:rFonts w:ascii="Arial Nova Cond" w:hAnsi="Arial Nova Cond" w:cs="Times New Roman"/>
-                <w:b/>
-                <w:bCs/>
-                <w:color w:val="000000" w:themeColor="text1"/>
+            <w:vAlign w:val="center"/>
+          </w:tcPr>
+          <w:p>
+            <w:pPr>
+              <w:autoSpaceDE w:val="0"/>
+              <w:autoSpaceDN w:val="0"/>
+              <w:adjustRightInd w:val="0"/>
+              <w:jc w:val="both"/>
+              <w:rPr>
+                <w:rFonts w:ascii="Arial Nova Cond" w:hAnsi="Arial Nova Cond" w:cs="Arial"/>
+                <w:color w:val="000000"/>
+                <w:kern w:val="0"/>
+                <w:sz w:val="20"/>
+                <w:szCs w:val="20"/>
+              </w:rPr>
+            </w:pPr>
+            <w:r>
+              <w:rPr>
+                <w:rFonts w:ascii="Arial Nova Cond" w:hAnsi="Arial Nova Cond" w:cs="Arial"/>
+                <w:color w:val="000000"/>
+                <w:kern w:val="0"/>
+                <w:sz w:val="20"/>
+                <w:szCs w:val="20"/>
               </w:rPr>
               <w:t>{{competencias5}}</w:t>
             </w:r>
@@ -15250,32 +15207,29 @@
         <w:tc>
           <w:tcPr>
             <w:tcW w:w="1337" w:type="dxa"/>
-            <w:tcBorders>
-              <w:top w:val="double" w:sz="4" w:space="0" w:color="47D459" w:themeColor="accent3" w:themeTint="99"/>
-              <w:left w:val="double" w:sz="4" w:space="0" w:color="47D459" w:themeColor="accent3" w:themeTint="99"/>
-              <w:bottom w:val="double" w:sz="4" w:space="0" w:color="47D459" w:themeColor="accent3" w:themeTint="99"/>
-              <w:right w:val="double" w:sz="4" w:space="0" w:color="47D459" w:themeColor="accent3" w:themeTint="99"/>
-            </w:tcBorders>
-            <w:vAlign w:val="center"/>
-            <w:hideMark/>
-          </w:tcPr>
-          <w:p>
-            <w:pPr>
-              <w:spacing w:after="160" w:line="259" w:lineRule="auto"/>
-              <w:ind w:right="-455"/>
-              <w:rPr>
-                <w:rFonts w:ascii="Arial Nova Cond" w:hAnsi="Arial Nova Cond" w:cs="Times New Roman"/>
-                <w:b/>
-                <w:bCs/>
-                <w:color w:val="000000" w:themeColor="text1"/>
-              </w:rPr>
-            </w:pPr>
-            <w:r>
-              <w:rPr>
-                <w:rFonts w:ascii="Arial Nova Cond" w:hAnsi="Arial Nova Cond" w:cs="Times New Roman"/>
-                <w:b/>
-                <w:bCs/>
-                <w:color w:val="000000" w:themeColor="text1"/>
+            <w:vAlign w:val="center"/>
+          </w:tcPr>
+          <w:p>
+            <w:pPr>
+              <w:autoSpaceDE w:val="0"/>
+              <w:autoSpaceDN w:val="0"/>
+              <w:adjustRightInd w:val="0"/>
+              <w:jc w:val="center"/>
+              <w:rPr>
+                <w:rFonts w:ascii="Arial Nova Cond" w:hAnsi="Arial Nova Cond" w:cs="Arial"/>
+                <w:color w:val="000000"/>
+                <w:kern w:val="0"/>
+                <w:sz w:val="20"/>
+                <w:szCs w:val="20"/>
+              </w:rPr>
+            </w:pPr>
+            <w:r>
+              <w:rPr>
+                <w:rFonts w:ascii="Arial Nova Cond" w:hAnsi="Arial Nova Cond" w:cs="Arial"/>
+                <w:color w:val="000000"/>
+                <w:kern w:val="0"/>
+                <w:sz w:val="20"/>
+                <w:szCs w:val="20"/>
               </w:rPr>
               <w:t>{{producto5}}</w:t>
             </w:r>
@@ -15291,24 +15245,25 @@
           <w:tcPr>
             <w:tcW w:w="875" w:type="dxa"/>
             <w:vMerge/>
-            <w:tcBorders>
-              <w:top w:val="double" w:sz="4" w:space="0" w:color="47D459" w:themeColor="accent3" w:themeTint="99"/>
-              <w:left w:val="double" w:sz="4" w:space="0" w:color="47D459" w:themeColor="accent3" w:themeTint="99"/>
-              <w:bottom w:val="double" w:sz="4" w:space="0" w:color="47D459" w:themeColor="accent3" w:themeTint="99"/>
-              <w:right w:val="double" w:sz="4" w:space="0" w:color="47D459" w:themeColor="accent3" w:themeTint="99"/>
-            </w:tcBorders>
-            <w:vAlign w:val="center"/>
-            <w:hideMark/>
-          </w:tcPr>
-          <w:p>
-            <w:pPr>
-              <w:spacing w:after="160" w:line="259" w:lineRule="auto"/>
-              <w:ind w:right="-455"/>
-              <w:rPr>
-                <w:rFonts w:ascii="Arial Nova Cond" w:hAnsi="Arial Nova Cond" w:cs="Times New Roman"/>
-                <w:b/>
-                <w:bCs/>
-                <w:color w:val="000000" w:themeColor="text1"/>
+            <w:vAlign w:val="center"/>
+          </w:tcPr>
+          <w:p>
+            <w:pPr>
+              <w:pStyle w:val="Prrafodelista"/>
+              <w:tabs>
+                <w:tab w:val="left" w:pos="0"/>
+                <w:tab w:val="left" w:pos="142"/>
+                <w:tab w:val="left" w:pos="284"/>
+              </w:tabs>
+              <w:spacing w:line="276" w:lineRule="auto"/>
+              <w:ind w:left="0"/>
+              <w:jc w:val="center"/>
+              <w:rPr>
+                <w:rFonts w:ascii="Arial Nova Cond" w:eastAsia="Calibri" w:hAnsi="Arial Nova Cond" w:cs="Times New Roman"/>
+                <w:b/>
+                <w:bCs/>
+                <w:sz w:val="20"/>
+                <w:szCs w:val="20"/>
                 <w:lang w:val="es-ES_tradnl"/>
               </w:rPr>
             </w:pPr>
@@ -15317,33 +15272,35 @@
         <w:tc>
           <w:tcPr>
             <w:tcW w:w="1095" w:type="dxa"/>
-            <w:tcBorders>
-              <w:top w:val="double" w:sz="4" w:space="0" w:color="47D459" w:themeColor="accent3" w:themeTint="99"/>
-              <w:left w:val="double" w:sz="4" w:space="0" w:color="47D459" w:themeColor="accent3" w:themeTint="99"/>
-              <w:bottom w:val="double" w:sz="4" w:space="0" w:color="47D459" w:themeColor="accent3" w:themeTint="99"/>
-              <w:right w:val="double" w:sz="4" w:space="0" w:color="47D459" w:themeColor="accent3" w:themeTint="99"/>
-            </w:tcBorders>
-            <w:vAlign w:val="center"/>
-            <w:hideMark/>
-          </w:tcPr>
-          <w:p>
-            <w:pPr>
-              <w:spacing w:after="160" w:line="259" w:lineRule="auto"/>
-              <w:ind w:right="-455"/>
-              <w:rPr>
-                <w:rFonts w:ascii="Arial Nova Cond" w:hAnsi="Arial Nova Cond" w:cs="Times New Roman"/>
-                <w:b/>
-                <w:bCs/>
-                <w:color w:val="000000" w:themeColor="text1"/>
+            <w:vAlign w:val="center"/>
+          </w:tcPr>
+          <w:p>
+            <w:pPr>
+              <w:pStyle w:val="Prrafodelista"/>
+              <w:tabs>
+                <w:tab w:val="left" w:pos="0"/>
+                <w:tab w:val="left" w:pos="142"/>
+                <w:tab w:val="left" w:pos="284"/>
+              </w:tabs>
+              <w:spacing w:line="276" w:lineRule="auto"/>
+              <w:ind w:left="0"/>
+              <w:jc w:val="center"/>
+              <w:rPr>
+                <w:rFonts w:ascii="Arial Nova Cond" w:eastAsia="Calibri" w:hAnsi="Arial Nova Cond" w:cs="Times New Roman"/>
+                <w:b/>
+                <w:bCs/>
+                <w:sz w:val="20"/>
+                <w:szCs w:val="20"/>
                 <w:lang w:val="es-ES_tradnl"/>
               </w:rPr>
             </w:pPr>
             <w:r>
               <w:rPr>
-                <w:rFonts w:ascii="Arial Nova Cond" w:hAnsi="Arial Nova Cond" w:cs="Times New Roman"/>
-                <w:b/>
-                <w:bCs/>
-                <w:color w:val="000000" w:themeColor="text1"/>
+                <w:rFonts w:ascii="Arial Nova Cond" w:eastAsia="Calibri" w:hAnsi="Arial Nova Cond" w:cs="Times New Roman"/>
+                <w:b/>
+                <w:bCs/>
+                <w:sz w:val="20"/>
+                <w:szCs w:val="20"/>
                 <w:lang w:val="es-ES_tradnl"/>
               </w:rPr>
               <w:t>U 6</w:t>
@@ -15353,32 +15310,23 @@
         <w:tc>
           <w:tcPr>
             <w:tcW w:w="1726" w:type="dxa"/>
-            <w:tcBorders>
-              <w:top w:val="double" w:sz="4" w:space="0" w:color="47D459" w:themeColor="accent3" w:themeTint="99"/>
-              <w:left w:val="double" w:sz="4" w:space="0" w:color="47D459" w:themeColor="accent3" w:themeTint="99"/>
-              <w:bottom w:val="double" w:sz="4" w:space="0" w:color="47D459" w:themeColor="accent3" w:themeTint="99"/>
-              <w:right w:val="double" w:sz="4" w:space="0" w:color="47D459" w:themeColor="accent3" w:themeTint="99"/>
-            </w:tcBorders>
-            <w:vAlign w:val="center"/>
-            <w:hideMark/>
-          </w:tcPr>
-          <w:p>
-            <w:pPr>
-              <w:spacing w:after="160" w:line="259" w:lineRule="auto"/>
-              <w:ind w:right="-455"/>
-              <w:rPr>
-                <w:rFonts w:ascii="Arial Nova Cond" w:hAnsi="Arial Nova Cond" w:cs="Times New Roman"/>
-                <w:b/>
-                <w:bCs/>
-                <w:color w:val="000000" w:themeColor="text1"/>
-              </w:rPr>
-            </w:pPr>
-            <w:r>
-              <w:rPr>
-                <w:rFonts w:ascii="Arial Nova Cond" w:hAnsi="Arial Nova Cond" w:cs="Times New Roman"/>
-                <w:b/>
-                <w:bCs/>
-                <w:color w:val="000000" w:themeColor="text1"/>
+            <w:vAlign w:val="center"/>
+          </w:tcPr>
+          <w:p>
+            <w:pPr>
+              <w:pStyle w:val="Sinespaciado"/>
+              <w:jc w:val="both"/>
+              <w:rPr>
+                <w:rFonts w:ascii="Arial Nova Cond" w:hAnsi="Arial Nova Cond"/>
+                <w:sz w:val="20"/>
+                <w:szCs w:val="20"/>
+              </w:rPr>
+            </w:pPr>
+            <w:r>
+              <w:rPr>
+                <w:rFonts w:ascii="Arial Nova Cond" w:eastAsia="Calibri" w:hAnsi="Arial Nova Cond" w:cs="Times New Roman"/>
+                <w:sz w:val="20"/>
+                <w:szCs w:val="20"/>
                 <w:lang w:val="es-ES_tradnl"/>
               </w:rPr>
               <w:t>{{problemapotencialidad6}}</w:t>
@@ -15388,33 +15336,31 @@
         <w:tc>
           <w:tcPr>
             <w:tcW w:w="6169" w:type="dxa"/>
-            <w:tcBorders>
-              <w:top w:val="double" w:sz="4" w:space="0" w:color="47D459" w:themeColor="accent3" w:themeTint="99"/>
-              <w:left w:val="double" w:sz="4" w:space="0" w:color="47D459" w:themeColor="accent3" w:themeTint="99"/>
-              <w:bottom w:val="double" w:sz="4" w:space="0" w:color="47D459" w:themeColor="accent3" w:themeTint="99"/>
-              <w:right w:val="double" w:sz="4" w:space="0" w:color="47D459" w:themeColor="accent3" w:themeTint="99"/>
-            </w:tcBorders>
-            <w:vAlign w:val="center"/>
-            <w:hideMark/>
-          </w:tcPr>
-          <w:p>
-            <w:pPr>
-              <w:spacing w:after="160" w:line="259" w:lineRule="auto"/>
-              <w:ind w:right="-455"/>
-              <w:rPr>
-                <w:rFonts w:ascii="Arial Nova Cond" w:hAnsi="Arial Nova Cond" w:cs="Times New Roman"/>
-                <w:b/>
-                <w:bCs/>
-                <w:color w:val="000000" w:themeColor="text1"/>
+            <w:vAlign w:val="center"/>
+          </w:tcPr>
+          <w:p>
+            <w:pPr>
+              <w:pStyle w:val="Prrafodelista"/>
+              <w:tabs>
+                <w:tab w:val="left" w:pos="0"/>
+                <w:tab w:val="left" w:pos="142"/>
+                <w:tab w:val="left" w:pos="284"/>
+              </w:tabs>
+              <w:spacing w:line="276" w:lineRule="auto"/>
+              <w:ind w:left="0"/>
+              <w:jc w:val="both"/>
+              <w:rPr>
+                <w:rFonts w:ascii="Arial Nova Cond" w:eastAsia="Calibri" w:hAnsi="Arial Nova Cond" w:cs="Times New Roman"/>
+                <w:sz w:val="20"/>
+                <w:szCs w:val="20"/>
                 <w:lang w:val="es-ES_tradnl"/>
               </w:rPr>
             </w:pPr>
             <w:r>
               <w:rPr>
-                <w:rFonts w:ascii="Arial Nova Cond" w:hAnsi="Arial Nova Cond" w:cs="Times New Roman"/>
-                <w:b/>
-                <w:bCs/>
-                <w:color w:val="000000" w:themeColor="text1"/>
+                <w:rFonts w:ascii="Arial Nova Cond" w:eastAsia="Calibri" w:hAnsi="Arial Nova Cond" w:cs="Times New Roman"/>
+                <w:sz w:val="20"/>
+                <w:szCs w:val="20"/>
                 <w:lang w:val="es-ES_tradnl"/>
               </w:rPr>
               <w:t>{{situacionsignificativa6}}</w:t>
@@ -15424,32 +15370,29 @@
         <w:tc>
           <w:tcPr>
             <w:tcW w:w="2015" w:type="dxa"/>
-            <w:tcBorders>
-              <w:top w:val="double" w:sz="4" w:space="0" w:color="47D459" w:themeColor="accent3" w:themeTint="99"/>
-              <w:left w:val="double" w:sz="4" w:space="0" w:color="47D459" w:themeColor="accent3" w:themeTint="99"/>
-              <w:bottom w:val="double" w:sz="4" w:space="0" w:color="47D459" w:themeColor="accent3" w:themeTint="99"/>
-              <w:right w:val="double" w:sz="4" w:space="0" w:color="47D459" w:themeColor="accent3" w:themeTint="99"/>
-            </w:tcBorders>
-            <w:vAlign w:val="center"/>
-            <w:hideMark/>
-          </w:tcPr>
-          <w:p>
-            <w:pPr>
-              <w:spacing w:after="160" w:line="259" w:lineRule="auto"/>
-              <w:ind w:right="-455"/>
-              <w:rPr>
-                <w:rFonts w:ascii="Arial Nova Cond" w:hAnsi="Arial Nova Cond" w:cs="Times New Roman"/>
-                <w:b/>
-                <w:bCs/>
-                <w:color w:val="000000" w:themeColor="text1"/>
-              </w:rPr>
-            </w:pPr>
-            <w:r>
-              <w:rPr>
-                <w:rFonts w:ascii="Arial Nova Cond" w:hAnsi="Arial Nova Cond" w:cs="Times New Roman"/>
-                <w:b/>
-                <w:bCs/>
-                <w:color w:val="000000" w:themeColor="text1"/>
+            <w:vAlign w:val="center"/>
+          </w:tcPr>
+          <w:p>
+            <w:pPr>
+              <w:autoSpaceDE w:val="0"/>
+              <w:autoSpaceDN w:val="0"/>
+              <w:adjustRightInd w:val="0"/>
+              <w:jc w:val="center"/>
+              <w:rPr>
+                <w:rFonts w:ascii="Arial Nova Cond" w:hAnsi="Arial Nova Cond" w:cs="Arial"/>
+                <w:color w:val="0070C0"/>
+                <w:kern w:val="0"/>
+                <w:sz w:val="20"/>
+                <w:szCs w:val="20"/>
+              </w:rPr>
+            </w:pPr>
+            <w:r>
+              <w:rPr>
+                <w:rFonts w:ascii="Arial Nova Cond" w:hAnsi="Arial Nova Cond" w:cs="Arial"/>
+                <w:color w:val="000000"/>
+                <w:kern w:val="0"/>
+                <w:sz w:val="20"/>
+                <w:szCs w:val="20"/>
               </w:rPr>
               <w:t>{{titulosituacionsignificativa6}}</w:t>
             </w:r>
@@ -15458,32 +15401,29 @@
         <w:tc>
           <w:tcPr>
             <w:tcW w:w="1634" w:type="dxa"/>
-            <w:tcBorders>
-              <w:top w:val="double" w:sz="4" w:space="0" w:color="47D459" w:themeColor="accent3" w:themeTint="99"/>
-              <w:left w:val="double" w:sz="4" w:space="0" w:color="47D459" w:themeColor="accent3" w:themeTint="99"/>
-              <w:bottom w:val="double" w:sz="4" w:space="0" w:color="47D459" w:themeColor="accent3" w:themeTint="99"/>
-              <w:right w:val="double" w:sz="4" w:space="0" w:color="47D459" w:themeColor="accent3" w:themeTint="99"/>
-            </w:tcBorders>
-            <w:vAlign w:val="center"/>
-            <w:hideMark/>
-          </w:tcPr>
-          <w:p>
-            <w:pPr>
-              <w:spacing w:after="160" w:line="259" w:lineRule="auto"/>
-              <w:ind w:right="-455"/>
-              <w:rPr>
-                <w:rFonts w:ascii="Arial Nova Cond" w:hAnsi="Arial Nova Cond" w:cs="Times New Roman"/>
-                <w:b/>
-                <w:bCs/>
-                <w:color w:val="000000" w:themeColor="text1"/>
-              </w:rPr>
-            </w:pPr>
-            <w:r>
-              <w:rPr>
-                <w:rFonts w:ascii="Arial Nova Cond" w:hAnsi="Arial Nova Cond" w:cs="Times New Roman"/>
-                <w:b/>
-                <w:bCs/>
-                <w:color w:val="000000" w:themeColor="text1"/>
+            <w:vAlign w:val="center"/>
+          </w:tcPr>
+          <w:p>
+            <w:pPr>
+              <w:autoSpaceDE w:val="0"/>
+              <w:autoSpaceDN w:val="0"/>
+              <w:adjustRightInd w:val="0"/>
+              <w:jc w:val="both"/>
+              <w:rPr>
+                <w:rFonts w:ascii="Arial Nova Cond" w:hAnsi="Arial Nova Cond" w:cs="Arial"/>
+                <w:color w:val="000000"/>
+                <w:kern w:val="0"/>
+                <w:sz w:val="20"/>
+                <w:szCs w:val="20"/>
+              </w:rPr>
+            </w:pPr>
+            <w:r>
+              <w:rPr>
+                <w:rFonts w:ascii="Arial Nova Cond" w:hAnsi="Arial Nova Cond" w:cs="Arial"/>
+                <w:color w:val="000000"/>
+                <w:kern w:val="0"/>
+                <w:sz w:val="20"/>
+                <w:szCs w:val="20"/>
               </w:rPr>
               <w:t>{{competencias6}}</w:t>
             </w:r>
@@ -15492,32 +15432,29 @@
         <w:tc>
           <w:tcPr>
             <w:tcW w:w="1337" w:type="dxa"/>
-            <w:tcBorders>
-              <w:top w:val="double" w:sz="4" w:space="0" w:color="47D459" w:themeColor="accent3" w:themeTint="99"/>
-              <w:left w:val="double" w:sz="4" w:space="0" w:color="47D459" w:themeColor="accent3" w:themeTint="99"/>
-              <w:bottom w:val="double" w:sz="4" w:space="0" w:color="47D459" w:themeColor="accent3" w:themeTint="99"/>
-              <w:right w:val="double" w:sz="4" w:space="0" w:color="47D459" w:themeColor="accent3" w:themeTint="99"/>
-            </w:tcBorders>
-            <w:vAlign w:val="center"/>
-            <w:hideMark/>
-          </w:tcPr>
-          <w:p>
-            <w:pPr>
-              <w:spacing w:after="160" w:line="259" w:lineRule="auto"/>
-              <w:ind w:right="-455"/>
-              <w:rPr>
-                <w:rFonts w:ascii="Arial Nova Cond" w:hAnsi="Arial Nova Cond" w:cs="Times New Roman"/>
-                <w:b/>
-                <w:bCs/>
-                <w:color w:val="000000" w:themeColor="text1"/>
-              </w:rPr>
-            </w:pPr>
-            <w:r>
-              <w:rPr>
-                <w:rFonts w:ascii="Arial Nova Cond" w:hAnsi="Arial Nova Cond" w:cs="Times New Roman"/>
-                <w:b/>
-                <w:bCs/>
-                <w:color w:val="000000" w:themeColor="text1"/>
+            <w:vAlign w:val="center"/>
+          </w:tcPr>
+          <w:p>
+            <w:pPr>
+              <w:autoSpaceDE w:val="0"/>
+              <w:autoSpaceDN w:val="0"/>
+              <w:adjustRightInd w:val="0"/>
+              <w:jc w:val="center"/>
+              <w:rPr>
+                <w:rFonts w:ascii="Arial Nova Cond" w:hAnsi="Arial Nova Cond" w:cs="Arial"/>
+                <w:color w:val="000000"/>
+                <w:kern w:val="0"/>
+                <w:sz w:val="20"/>
+                <w:szCs w:val="20"/>
+              </w:rPr>
+            </w:pPr>
+            <w:r>
+              <w:rPr>
+                <w:rFonts w:ascii="Arial Nova Cond" w:hAnsi="Arial Nova Cond" w:cs="Arial"/>
+                <w:color w:val="000000"/>
+                <w:kern w:val="0"/>
+                <w:sz w:val="20"/>
+                <w:szCs w:val="20"/>
               </w:rPr>
               <w:t>{{producto6}}</w:t>
             </w:r>
@@ -15533,33 +15470,35 @@
           <w:tcPr>
             <w:tcW w:w="875" w:type="dxa"/>
             <w:vMerge w:val="restart"/>
-            <w:tcBorders>
-              <w:top w:val="double" w:sz="4" w:space="0" w:color="47D459" w:themeColor="accent3" w:themeTint="99"/>
-              <w:left w:val="double" w:sz="4" w:space="0" w:color="47D459" w:themeColor="accent3" w:themeTint="99"/>
-              <w:bottom w:val="double" w:sz="4" w:space="0" w:color="47D459" w:themeColor="accent3" w:themeTint="99"/>
-              <w:right w:val="double" w:sz="4" w:space="0" w:color="47D459" w:themeColor="accent3" w:themeTint="99"/>
-            </w:tcBorders>
-            <w:vAlign w:val="center"/>
-            <w:hideMark/>
-          </w:tcPr>
-          <w:p>
-            <w:pPr>
-              <w:spacing w:after="160" w:line="259" w:lineRule="auto"/>
-              <w:ind w:right="-455"/>
-              <w:rPr>
-                <w:rFonts w:ascii="Arial Nova Cond" w:hAnsi="Arial Nova Cond" w:cs="Times New Roman"/>
-                <w:b/>
-                <w:bCs/>
-                <w:color w:val="000000" w:themeColor="text1"/>
+            <w:vAlign w:val="center"/>
+          </w:tcPr>
+          <w:p>
+            <w:pPr>
+              <w:pStyle w:val="Prrafodelista"/>
+              <w:tabs>
+                <w:tab w:val="left" w:pos="0"/>
+                <w:tab w:val="left" w:pos="142"/>
+                <w:tab w:val="left" w:pos="284"/>
+              </w:tabs>
+              <w:spacing w:line="276" w:lineRule="auto"/>
+              <w:ind w:left="0"/>
+              <w:jc w:val="center"/>
+              <w:rPr>
+                <w:rFonts w:ascii="Arial Nova Cond" w:eastAsia="Calibri" w:hAnsi="Arial Nova Cond" w:cs="Times New Roman"/>
+                <w:b/>
+                <w:bCs/>
+                <w:sz w:val="20"/>
+                <w:szCs w:val="20"/>
                 <w:lang w:val="es-ES_tradnl"/>
               </w:rPr>
             </w:pPr>
             <w:r>
               <w:rPr>
-                <w:rFonts w:ascii="Arial Nova Cond" w:hAnsi="Arial Nova Cond" w:cs="Times New Roman"/>
-                <w:b/>
-                <w:bCs/>
-                <w:color w:val="000000" w:themeColor="text1"/>
+                <w:rFonts w:ascii="Arial Nova Cond" w:eastAsia="Calibri" w:hAnsi="Arial Nova Cond" w:cs="Times New Roman"/>
+                <w:b/>
+                <w:bCs/>
+                <w:sz w:val="20"/>
+                <w:szCs w:val="20"/>
                 <w:lang w:val="es-ES_tradnl"/>
               </w:rPr>
               <w:t>IV</w:t>
@@ -15569,33 +15508,35 @@
         <w:tc>
           <w:tcPr>
             <w:tcW w:w="1095" w:type="dxa"/>
-            <w:tcBorders>
-              <w:top w:val="double" w:sz="4" w:space="0" w:color="47D459" w:themeColor="accent3" w:themeTint="99"/>
-              <w:left w:val="double" w:sz="4" w:space="0" w:color="47D459" w:themeColor="accent3" w:themeTint="99"/>
-              <w:bottom w:val="double" w:sz="4" w:space="0" w:color="47D459" w:themeColor="accent3" w:themeTint="99"/>
-              <w:right w:val="double" w:sz="4" w:space="0" w:color="47D459" w:themeColor="accent3" w:themeTint="99"/>
-            </w:tcBorders>
-            <w:vAlign w:val="center"/>
-            <w:hideMark/>
-          </w:tcPr>
-          <w:p>
-            <w:pPr>
-              <w:spacing w:after="160" w:line="259" w:lineRule="auto"/>
-              <w:ind w:right="-455"/>
-              <w:rPr>
-                <w:rFonts w:ascii="Arial Nova Cond" w:hAnsi="Arial Nova Cond" w:cs="Times New Roman"/>
-                <w:b/>
-                <w:bCs/>
-                <w:color w:val="000000" w:themeColor="text1"/>
+            <w:vAlign w:val="center"/>
+          </w:tcPr>
+          <w:p>
+            <w:pPr>
+              <w:pStyle w:val="Prrafodelista"/>
+              <w:tabs>
+                <w:tab w:val="left" w:pos="0"/>
+                <w:tab w:val="left" w:pos="142"/>
+                <w:tab w:val="left" w:pos="284"/>
+              </w:tabs>
+              <w:spacing w:line="276" w:lineRule="auto"/>
+              <w:ind w:left="0"/>
+              <w:jc w:val="center"/>
+              <w:rPr>
+                <w:rFonts w:ascii="Arial Nova Cond" w:eastAsia="Calibri" w:hAnsi="Arial Nova Cond" w:cs="Times New Roman"/>
+                <w:b/>
+                <w:bCs/>
+                <w:sz w:val="20"/>
+                <w:szCs w:val="20"/>
                 <w:lang w:val="es-ES_tradnl"/>
               </w:rPr>
             </w:pPr>
             <w:r>
               <w:rPr>
-                <w:rFonts w:ascii="Arial Nova Cond" w:hAnsi="Arial Nova Cond" w:cs="Times New Roman"/>
-                <w:b/>
-                <w:bCs/>
-                <w:color w:val="000000" w:themeColor="text1"/>
+                <w:rFonts w:ascii="Arial Nova Cond" w:eastAsia="Calibri" w:hAnsi="Arial Nova Cond" w:cs="Times New Roman"/>
+                <w:b/>
+                <w:bCs/>
+                <w:sz w:val="20"/>
+                <w:szCs w:val="20"/>
                 <w:lang w:val="es-ES_tradnl"/>
               </w:rPr>
               <w:t>U 7</w:t>
@@ -15605,33 +15546,31 @@
         <w:tc>
           <w:tcPr>
             <w:tcW w:w="1726" w:type="dxa"/>
-            <w:tcBorders>
-              <w:top w:val="double" w:sz="4" w:space="0" w:color="47D459" w:themeColor="accent3" w:themeTint="99"/>
-              <w:left w:val="double" w:sz="4" w:space="0" w:color="47D459" w:themeColor="accent3" w:themeTint="99"/>
-              <w:bottom w:val="double" w:sz="4" w:space="0" w:color="47D459" w:themeColor="accent3" w:themeTint="99"/>
-              <w:right w:val="double" w:sz="4" w:space="0" w:color="47D459" w:themeColor="accent3" w:themeTint="99"/>
-            </w:tcBorders>
-            <w:vAlign w:val="center"/>
-            <w:hideMark/>
-          </w:tcPr>
-          <w:p>
-            <w:pPr>
-              <w:spacing w:after="160" w:line="259" w:lineRule="auto"/>
-              <w:ind w:right="-455"/>
-              <w:rPr>
-                <w:rFonts w:ascii="Arial Nova Cond" w:hAnsi="Arial Nova Cond" w:cs="Times New Roman"/>
-                <w:b/>
-                <w:bCs/>
-                <w:color w:val="000000" w:themeColor="text1"/>
+            <w:vAlign w:val="center"/>
+          </w:tcPr>
+          <w:p>
+            <w:pPr>
+              <w:pStyle w:val="Prrafodelista"/>
+              <w:tabs>
+                <w:tab w:val="left" w:pos="0"/>
+                <w:tab w:val="left" w:pos="142"/>
+                <w:tab w:val="left" w:pos="284"/>
+              </w:tabs>
+              <w:spacing w:line="276" w:lineRule="auto"/>
+              <w:ind w:left="0"/>
+              <w:rPr>
+                <w:rFonts w:ascii="Arial Nova Cond" w:eastAsia="Calibri" w:hAnsi="Arial Nova Cond" w:cs="Times New Roman"/>
+                <w:color w:val="000000" w:themeColor="text1"/>
+                <w:sz w:val="20"/>
+                <w:szCs w:val="20"/>
                 <w:lang w:val="es-ES_tradnl"/>
               </w:rPr>
             </w:pPr>
             <w:r>
               <w:rPr>
-                <w:rFonts w:ascii="Arial Nova Cond" w:hAnsi="Arial Nova Cond" w:cs="Times New Roman"/>
-                <w:b/>
-                <w:bCs/>
-                <w:color w:val="000000" w:themeColor="text1"/>
+                <w:rFonts w:ascii="Arial Nova Cond" w:eastAsia="Calibri" w:hAnsi="Arial Nova Cond" w:cs="Times New Roman"/>
+                <w:sz w:val="20"/>
+                <w:szCs w:val="20"/>
                 <w:lang w:val="es-ES_tradnl"/>
               </w:rPr>
               <w:t>{{problemapotencialidad7}}</w:t>
@@ -15641,32 +15580,31 @@
         <w:tc>
           <w:tcPr>
             <w:tcW w:w="6169" w:type="dxa"/>
-            <w:tcBorders>
-              <w:top w:val="double" w:sz="4" w:space="0" w:color="47D459" w:themeColor="accent3" w:themeTint="99"/>
-              <w:left w:val="double" w:sz="4" w:space="0" w:color="47D459" w:themeColor="accent3" w:themeTint="99"/>
-              <w:bottom w:val="double" w:sz="4" w:space="0" w:color="47D459" w:themeColor="accent3" w:themeTint="99"/>
-              <w:right w:val="double" w:sz="4" w:space="0" w:color="47D459" w:themeColor="accent3" w:themeTint="99"/>
-            </w:tcBorders>
-            <w:vAlign w:val="center"/>
-            <w:hideMark/>
-          </w:tcPr>
-          <w:p>
-            <w:pPr>
-              <w:spacing w:after="160" w:line="259" w:lineRule="auto"/>
-              <w:ind w:right="-455"/>
-              <w:rPr>
-                <w:rFonts w:ascii="Arial Nova Cond" w:hAnsi="Arial Nova Cond" w:cs="Times New Roman"/>
-                <w:b/>
-                <w:bCs/>
-                <w:color w:val="000000" w:themeColor="text1"/>
-              </w:rPr>
-            </w:pPr>
-            <w:r>
-              <w:rPr>
-                <w:rFonts w:ascii="Arial Nova Cond" w:hAnsi="Arial Nova Cond" w:cs="Times New Roman"/>
-                <w:b/>
-                <w:bCs/>
-                <w:color w:val="000000" w:themeColor="text1"/>
+            <w:vAlign w:val="center"/>
+          </w:tcPr>
+          <w:p>
+            <w:pPr>
+              <w:pStyle w:val="Prrafodelista"/>
+              <w:tabs>
+                <w:tab w:val="left" w:pos="0"/>
+                <w:tab w:val="left" w:pos="142"/>
+                <w:tab w:val="left" w:pos="284"/>
+              </w:tabs>
+              <w:spacing w:line="276" w:lineRule="auto"/>
+              <w:ind w:left="0"/>
+              <w:jc w:val="both"/>
+              <w:rPr>
+                <w:rFonts w:ascii="Arial Nova Cond" w:hAnsi="Arial Nova Cond"/>
+                <w:color w:val="000000" w:themeColor="text1"/>
+                <w:sz w:val="20"/>
+                <w:szCs w:val="20"/>
+              </w:rPr>
+            </w:pPr>
+            <w:r>
+              <w:rPr>
+                <w:rFonts w:ascii="Arial Nova Cond" w:eastAsia="Calibri" w:hAnsi="Arial Nova Cond" w:cs="Times New Roman"/>
+                <w:sz w:val="20"/>
+                <w:szCs w:val="20"/>
                 <w:lang w:val="es-ES_tradnl"/>
               </w:rPr>
               <w:t>{{situacionsignificativa7}}</w:t>
@@ -15676,32 +15614,29 @@
         <w:tc>
           <w:tcPr>
             <w:tcW w:w="2015" w:type="dxa"/>
-            <w:tcBorders>
-              <w:top w:val="double" w:sz="4" w:space="0" w:color="47D459" w:themeColor="accent3" w:themeTint="99"/>
-              <w:left w:val="double" w:sz="4" w:space="0" w:color="47D459" w:themeColor="accent3" w:themeTint="99"/>
-              <w:bottom w:val="double" w:sz="4" w:space="0" w:color="47D459" w:themeColor="accent3" w:themeTint="99"/>
-              <w:right w:val="double" w:sz="4" w:space="0" w:color="47D459" w:themeColor="accent3" w:themeTint="99"/>
-            </w:tcBorders>
-            <w:vAlign w:val="center"/>
-            <w:hideMark/>
-          </w:tcPr>
-          <w:p>
-            <w:pPr>
-              <w:spacing w:after="160" w:line="259" w:lineRule="auto"/>
-              <w:ind w:right="-455"/>
-              <w:rPr>
-                <w:rFonts w:ascii="Arial Nova Cond" w:hAnsi="Arial Nova Cond" w:cs="Times New Roman"/>
-                <w:b/>
-                <w:bCs/>
-                <w:color w:val="000000" w:themeColor="text1"/>
-              </w:rPr>
-            </w:pPr>
-            <w:r>
-              <w:rPr>
-                <w:rFonts w:ascii="Arial Nova Cond" w:hAnsi="Arial Nova Cond" w:cs="Times New Roman"/>
-                <w:b/>
-                <w:bCs/>
-                <w:color w:val="000000" w:themeColor="text1"/>
+            <w:vAlign w:val="center"/>
+          </w:tcPr>
+          <w:p>
+            <w:pPr>
+              <w:autoSpaceDE w:val="0"/>
+              <w:autoSpaceDN w:val="0"/>
+              <w:adjustRightInd w:val="0"/>
+              <w:jc w:val="center"/>
+              <w:rPr>
+                <w:rFonts w:ascii="Arial Nova Cond" w:hAnsi="Arial Nova Cond" w:cs="Arial"/>
+                <w:color w:val="000000" w:themeColor="text1"/>
+                <w:kern w:val="0"/>
+                <w:sz w:val="20"/>
+                <w:szCs w:val="20"/>
+              </w:rPr>
+            </w:pPr>
+            <w:r>
+              <w:rPr>
+                <w:rFonts w:ascii="Arial Nova Cond" w:hAnsi="Arial Nova Cond" w:cs="Arial"/>
+                <w:color w:val="000000"/>
+                <w:kern w:val="0"/>
+                <w:sz w:val="20"/>
+                <w:szCs w:val="20"/>
               </w:rPr>
               <w:t>{{titulosituacionsignificativa7}}</w:t>
             </w:r>
@@ -15710,32 +15645,29 @@
         <w:tc>
           <w:tcPr>
             <w:tcW w:w="1634" w:type="dxa"/>
-            <w:tcBorders>
-              <w:top w:val="double" w:sz="4" w:space="0" w:color="47D459" w:themeColor="accent3" w:themeTint="99"/>
-              <w:left w:val="double" w:sz="4" w:space="0" w:color="47D459" w:themeColor="accent3" w:themeTint="99"/>
-              <w:bottom w:val="double" w:sz="4" w:space="0" w:color="47D459" w:themeColor="accent3" w:themeTint="99"/>
-              <w:right w:val="double" w:sz="4" w:space="0" w:color="47D459" w:themeColor="accent3" w:themeTint="99"/>
-            </w:tcBorders>
-            <w:vAlign w:val="center"/>
-            <w:hideMark/>
-          </w:tcPr>
-          <w:p>
-            <w:pPr>
-              <w:spacing w:after="160" w:line="259" w:lineRule="auto"/>
-              <w:ind w:right="-455"/>
-              <w:rPr>
-                <w:rFonts w:ascii="Arial Nova Cond" w:hAnsi="Arial Nova Cond" w:cs="Times New Roman"/>
-                <w:b/>
-                <w:bCs/>
-                <w:color w:val="000000" w:themeColor="text1"/>
-              </w:rPr>
-            </w:pPr>
-            <w:r>
-              <w:rPr>
-                <w:rFonts w:ascii="Arial Nova Cond" w:hAnsi="Arial Nova Cond" w:cs="Times New Roman"/>
-                <w:b/>
-                <w:bCs/>
-                <w:color w:val="000000" w:themeColor="text1"/>
+            <w:vAlign w:val="center"/>
+          </w:tcPr>
+          <w:p>
+            <w:pPr>
+              <w:autoSpaceDE w:val="0"/>
+              <w:autoSpaceDN w:val="0"/>
+              <w:adjustRightInd w:val="0"/>
+              <w:jc w:val="both"/>
+              <w:rPr>
+                <w:rFonts w:ascii="Arial Nova Cond" w:hAnsi="Arial Nova Cond" w:cs="Arial"/>
+                <w:color w:val="000000"/>
+                <w:kern w:val="0"/>
+                <w:sz w:val="20"/>
+                <w:szCs w:val="20"/>
+              </w:rPr>
+            </w:pPr>
+            <w:r>
+              <w:rPr>
+                <w:rFonts w:ascii="Arial Nova Cond" w:hAnsi="Arial Nova Cond" w:cs="Arial"/>
+                <w:color w:val="000000"/>
+                <w:kern w:val="0"/>
+                <w:sz w:val="20"/>
+                <w:szCs w:val="20"/>
               </w:rPr>
               <w:t>{{competencias7}}</w:t>
             </w:r>
@@ -15744,32 +15676,29 @@
         <w:tc>
           <w:tcPr>
             <w:tcW w:w="1337" w:type="dxa"/>
-            <w:tcBorders>
-              <w:top w:val="double" w:sz="4" w:space="0" w:color="47D459" w:themeColor="accent3" w:themeTint="99"/>
-              <w:left w:val="double" w:sz="4" w:space="0" w:color="47D459" w:themeColor="accent3" w:themeTint="99"/>
-              <w:bottom w:val="double" w:sz="4" w:space="0" w:color="47D459" w:themeColor="accent3" w:themeTint="99"/>
-              <w:right w:val="double" w:sz="4" w:space="0" w:color="47D459" w:themeColor="accent3" w:themeTint="99"/>
-            </w:tcBorders>
-            <w:vAlign w:val="center"/>
-            <w:hideMark/>
-          </w:tcPr>
-          <w:p>
-            <w:pPr>
-              <w:spacing w:after="160" w:line="259" w:lineRule="auto"/>
-              <w:ind w:right="-455"/>
-              <w:rPr>
-                <w:rFonts w:ascii="Arial Nova Cond" w:hAnsi="Arial Nova Cond" w:cs="Times New Roman"/>
-                <w:b/>
-                <w:bCs/>
-                <w:color w:val="000000" w:themeColor="text1"/>
-              </w:rPr>
-            </w:pPr>
-            <w:r>
-              <w:rPr>
-                <w:rFonts w:ascii="Arial Nova Cond" w:hAnsi="Arial Nova Cond" w:cs="Times New Roman"/>
-                <w:b/>
-                <w:bCs/>
-                <w:color w:val="000000" w:themeColor="text1"/>
+            <w:vAlign w:val="center"/>
+          </w:tcPr>
+          <w:p>
+            <w:pPr>
+              <w:autoSpaceDE w:val="0"/>
+              <w:autoSpaceDN w:val="0"/>
+              <w:adjustRightInd w:val="0"/>
+              <w:jc w:val="center"/>
+              <w:rPr>
+                <w:rFonts w:ascii="Arial Nova Cond" w:hAnsi="Arial Nova Cond" w:cs="Arial"/>
+                <w:color w:val="000000"/>
+                <w:kern w:val="0"/>
+                <w:sz w:val="20"/>
+                <w:szCs w:val="20"/>
+              </w:rPr>
+            </w:pPr>
+            <w:r>
+              <w:rPr>
+                <w:rFonts w:ascii="Arial Nova Cond" w:hAnsi="Arial Nova Cond" w:cs="Arial"/>
+                <w:color w:val="000000"/>
+                <w:kern w:val="0"/>
+                <w:sz w:val="20"/>
+                <w:szCs w:val="20"/>
               </w:rPr>
               <w:t>{{producto7}}</w:t>
             </w:r>
@@ -15785,24 +15714,25 @@
           <w:tcPr>
             <w:tcW w:w="875" w:type="dxa"/>
             <w:vMerge/>
-            <w:tcBorders>
-              <w:top w:val="double" w:sz="4" w:space="0" w:color="47D459" w:themeColor="accent3" w:themeTint="99"/>
-              <w:left w:val="double" w:sz="4" w:space="0" w:color="47D459" w:themeColor="accent3" w:themeTint="99"/>
-              <w:bottom w:val="double" w:sz="4" w:space="0" w:color="47D459" w:themeColor="accent3" w:themeTint="99"/>
-              <w:right w:val="double" w:sz="4" w:space="0" w:color="47D459" w:themeColor="accent3" w:themeTint="99"/>
-            </w:tcBorders>
-            <w:vAlign w:val="center"/>
-            <w:hideMark/>
-          </w:tcPr>
-          <w:p>
-            <w:pPr>
-              <w:spacing w:after="160" w:line="259" w:lineRule="auto"/>
-              <w:ind w:right="-455"/>
-              <w:rPr>
-                <w:rFonts w:ascii="Arial Nova Cond" w:hAnsi="Arial Nova Cond" w:cs="Times New Roman"/>
-                <w:b/>
-                <w:bCs/>
-                <w:color w:val="000000" w:themeColor="text1"/>
+            <w:vAlign w:val="center"/>
+          </w:tcPr>
+          <w:p>
+            <w:pPr>
+              <w:pStyle w:val="Prrafodelista"/>
+              <w:tabs>
+                <w:tab w:val="left" w:pos="0"/>
+                <w:tab w:val="left" w:pos="142"/>
+                <w:tab w:val="left" w:pos="284"/>
+              </w:tabs>
+              <w:spacing w:line="276" w:lineRule="auto"/>
+              <w:ind w:left="0"/>
+              <w:jc w:val="center"/>
+              <w:rPr>
+                <w:rFonts w:ascii="Arial Nova Cond" w:eastAsia="Calibri" w:hAnsi="Arial Nova Cond" w:cs="Times New Roman"/>
+                <w:b/>
+                <w:bCs/>
+                <w:sz w:val="20"/>
+                <w:szCs w:val="20"/>
                 <w:lang w:val="es-ES_tradnl"/>
               </w:rPr>
             </w:pPr>
@@ -15811,33 +15741,35 @@
         <w:tc>
           <w:tcPr>
             <w:tcW w:w="1095" w:type="dxa"/>
-            <w:tcBorders>
-              <w:top w:val="double" w:sz="4" w:space="0" w:color="47D459" w:themeColor="accent3" w:themeTint="99"/>
-              <w:left w:val="double" w:sz="4" w:space="0" w:color="47D459" w:themeColor="accent3" w:themeTint="99"/>
-              <w:bottom w:val="double" w:sz="4" w:space="0" w:color="47D459" w:themeColor="accent3" w:themeTint="99"/>
-              <w:right w:val="double" w:sz="4" w:space="0" w:color="47D459" w:themeColor="accent3" w:themeTint="99"/>
-            </w:tcBorders>
-            <w:vAlign w:val="center"/>
-            <w:hideMark/>
-          </w:tcPr>
-          <w:p>
-            <w:pPr>
-              <w:spacing w:after="160" w:line="259" w:lineRule="auto"/>
-              <w:ind w:right="-455"/>
-              <w:rPr>
-                <w:rFonts w:ascii="Arial Nova Cond" w:hAnsi="Arial Nova Cond" w:cs="Times New Roman"/>
-                <w:b/>
-                <w:bCs/>
-                <w:color w:val="000000" w:themeColor="text1"/>
+            <w:vAlign w:val="center"/>
+          </w:tcPr>
+          <w:p>
+            <w:pPr>
+              <w:pStyle w:val="Prrafodelista"/>
+              <w:tabs>
+                <w:tab w:val="left" w:pos="0"/>
+                <w:tab w:val="left" w:pos="142"/>
+                <w:tab w:val="left" w:pos="284"/>
+              </w:tabs>
+              <w:spacing w:line="276" w:lineRule="auto"/>
+              <w:ind w:left="0"/>
+              <w:jc w:val="center"/>
+              <w:rPr>
+                <w:rFonts w:ascii="Arial Nova Cond" w:eastAsia="Calibri" w:hAnsi="Arial Nova Cond" w:cs="Times New Roman"/>
+                <w:b/>
+                <w:bCs/>
+                <w:sz w:val="20"/>
+                <w:szCs w:val="20"/>
                 <w:lang w:val="es-ES_tradnl"/>
               </w:rPr>
             </w:pPr>
             <w:r>
               <w:rPr>
-                <w:rFonts w:ascii="Arial Nova Cond" w:hAnsi="Arial Nova Cond" w:cs="Times New Roman"/>
-                <w:b/>
-                <w:bCs/>
-                <w:color w:val="000000" w:themeColor="text1"/>
+                <w:rFonts w:ascii="Arial Nova Cond" w:eastAsia="Calibri" w:hAnsi="Arial Nova Cond" w:cs="Times New Roman"/>
+                <w:b/>
+                <w:bCs/>
+                <w:sz w:val="20"/>
+                <w:szCs w:val="20"/>
                 <w:lang w:val="es-ES_tradnl"/>
               </w:rPr>
               <w:t>U 8</w:t>
@@ -15847,33 +15779,31 @@
         <w:tc>
           <w:tcPr>
             <w:tcW w:w="1726" w:type="dxa"/>
-            <w:tcBorders>
-              <w:top w:val="double" w:sz="4" w:space="0" w:color="47D459" w:themeColor="accent3" w:themeTint="99"/>
-              <w:left w:val="double" w:sz="4" w:space="0" w:color="47D459" w:themeColor="accent3" w:themeTint="99"/>
-              <w:bottom w:val="double" w:sz="4" w:space="0" w:color="47D459" w:themeColor="accent3" w:themeTint="99"/>
-              <w:right w:val="double" w:sz="4" w:space="0" w:color="47D459" w:themeColor="accent3" w:themeTint="99"/>
-            </w:tcBorders>
-            <w:vAlign w:val="center"/>
-            <w:hideMark/>
-          </w:tcPr>
-          <w:p>
-            <w:pPr>
-              <w:spacing w:after="160" w:line="259" w:lineRule="auto"/>
-              <w:ind w:right="-455"/>
-              <w:rPr>
-                <w:rFonts w:ascii="Arial Nova Cond" w:hAnsi="Arial Nova Cond" w:cs="Times New Roman"/>
-                <w:b/>
-                <w:bCs/>
-                <w:color w:val="000000" w:themeColor="text1"/>
+            <w:vAlign w:val="center"/>
+          </w:tcPr>
+          <w:p>
+            <w:pPr>
+              <w:pStyle w:val="Prrafodelista"/>
+              <w:tabs>
+                <w:tab w:val="left" w:pos="0"/>
+                <w:tab w:val="left" w:pos="142"/>
+                <w:tab w:val="left" w:pos="284"/>
+              </w:tabs>
+              <w:spacing w:line="276" w:lineRule="auto"/>
+              <w:ind w:left="0"/>
+              <w:rPr>
+                <w:rFonts w:ascii="Arial Nova Cond" w:eastAsia="Calibri" w:hAnsi="Arial Nova Cond" w:cs="Times New Roman"/>
+                <w:color w:val="000000" w:themeColor="text1"/>
+                <w:sz w:val="20"/>
+                <w:szCs w:val="20"/>
                 <w:lang w:val="es-ES_tradnl"/>
               </w:rPr>
             </w:pPr>
             <w:r>
               <w:rPr>
-                <w:rFonts w:ascii="Arial Nova Cond" w:hAnsi="Arial Nova Cond" w:cs="Times New Roman"/>
-                <w:b/>
-                <w:bCs/>
-                <w:color w:val="000000" w:themeColor="text1"/>
+                <w:rFonts w:ascii="Arial Nova Cond" w:eastAsia="Calibri" w:hAnsi="Arial Nova Cond" w:cs="Times New Roman"/>
+                <w:sz w:val="20"/>
+                <w:szCs w:val="20"/>
                 <w:lang w:val="es-ES_tradnl"/>
               </w:rPr>
               <w:t>{{problemapotencialidad8}}</w:t>
@@ -15883,33 +15813,32 @@
         <w:tc>
           <w:tcPr>
             <w:tcW w:w="6169" w:type="dxa"/>
-            <w:tcBorders>
-              <w:top w:val="double" w:sz="4" w:space="0" w:color="47D459" w:themeColor="accent3" w:themeTint="99"/>
-              <w:left w:val="double" w:sz="4" w:space="0" w:color="47D459" w:themeColor="accent3" w:themeTint="99"/>
-              <w:bottom w:val="double" w:sz="4" w:space="0" w:color="47D459" w:themeColor="accent3" w:themeTint="99"/>
-              <w:right w:val="double" w:sz="4" w:space="0" w:color="47D459" w:themeColor="accent3" w:themeTint="99"/>
-            </w:tcBorders>
-            <w:vAlign w:val="center"/>
-            <w:hideMark/>
-          </w:tcPr>
-          <w:p>
-            <w:pPr>
-              <w:spacing w:after="160" w:line="259" w:lineRule="auto"/>
-              <w:ind w:right="-455"/>
-              <w:rPr>
-                <w:rFonts w:ascii="Arial Nova Cond" w:hAnsi="Arial Nova Cond" w:cs="Times New Roman"/>
-                <w:b/>
-                <w:bCs/>
-                <w:color w:val="000000" w:themeColor="text1"/>
+            <w:vAlign w:val="center"/>
+          </w:tcPr>
+          <w:p>
+            <w:pPr>
+              <w:pStyle w:val="Prrafodelista"/>
+              <w:tabs>
+                <w:tab w:val="left" w:pos="0"/>
+                <w:tab w:val="left" w:pos="142"/>
+                <w:tab w:val="left" w:pos="284"/>
+              </w:tabs>
+              <w:spacing w:line="276" w:lineRule="auto"/>
+              <w:ind w:left="0"/>
+              <w:jc w:val="both"/>
+              <w:rPr>
+                <w:rFonts w:ascii="Arial Nova Cond" w:eastAsia="Calibri" w:hAnsi="Arial Nova Cond" w:cs="Times New Roman"/>
+                <w:color w:val="000000" w:themeColor="text1"/>
+                <w:sz w:val="20"/>
+                <w:szCs w:val="20"/>
                 <w:lang w:val="es-ES_tradnl"/>
               </w:rPr>
             </w:pPr>
             <w:r>
               <w:rPr>
-                <w:rFonts w:ascii="Arial Nova Cond" w:hAnsi="Arial Nova Cond" w:cs="Times New Roman"/>
-                <w:b/>
-                <w:bCs/>
-                <w:color w:val="000000" w:themeColor="text1"/>
+                <w:rFonts w:ascii="Arial Nova Cond" w:eastAsia="Calibri" w:hAnsi="Arial Nova Cond" w:cs="Times New Roman"/>
+                <w:sz w:val="20"/>
+                <w:szCs w:val="20"/>
                 <w:lang w:val="es-ES_tradnl"/>
               </w:rPr>
               <w:t>{{situacionsignificativa8}}</w:t>
@@ -15919,33 +15848,28 @@
         <w:tc>
           <w:tcPr>
             <w:tcW w:w="2015" w:type="dxa"/>
-            <w:tcBorders>
-              <w:top w:val="double" w:sz="4" w:space="0" w:color="47D459" w:themeColor="accent3" w:themeTint="99"/>
-              <w:left w:val="double" w:sz="4" w:space="0" w:color="47D459" w:themeColor="accent3" w:themeTint="99"/>
-              <w:bottom w:val="double" w:sz="4" w:space="0" w:color="47D459" w:themeColor="accent3" w:themeTint="99"/>
-              <w:right w:val="double" w:sz="4" w:space="0" w:color="47D459" w:themeColor="accent3" w:themeTint="99"/>
-            </w:tcBorders>
-            <w:vAlign w:val="center"/>
-            <w:hideMark/>
-          </w:tcPr>
-          <w:p>
-            <w:pPr>
-              <w:spacing w:after="160" w:line="259" w:lineRule="auto"/>
-              <w:ind w:right="-455"/>
-              <w:rPr>
-                <w:rFonts w:ascii="Arial Nova Cond" w:hAnsi="Arial Nova Cond" w:cs="Times New Roman"/>
-                <w:b/>
-                <w:bCs/>
-                <w:color w:val="000000" w:themeColor="text1"/>
+            <w:vAlign w:val="center"/>
+          </w:tcPr>
+          <w:p>
+            <w:pPr>
+              <w:autoSpaceDE w:val="0"/>
+              <w:autoSpaceDN w:val="0"/>
+              <w:adjustRightInd w:val="0"/>
+              <w:jc w:val="center"/>
+              <w:rPr>
+                <w:rFonts w:ascii="Arial Nova Cond" w:eastAsia="Calibri" w:hAnsi="Arial Nova Cond" w:cs="Times New Roman"/>
+                <w:sz w:val="20"/>
+                <w:szCs w:val="20"/>
                 <w:lang w:val="es-ES_tradnl"/>
               </w:rPr>
             </w:pPr>
             <w:r>
               <w:rPr>
-                <w:rFonts w:ascii="Arial Nova Cond" w:hAnsi="Arial Nova Cond" w:cs="Times New Roman"/>
-                <w:b/>
-                <w:bCs/>
-                <w:color w:val="000000" w:themeColor="text1"/>
+                <w:rFonts w:ascii="Arial Nova Cond" w:hAnsi="Arial Nova Cond" w:cs="Arial"/>
+                <w:color w:val="000000"/>
+                <w:kern w:val="0"/>
+                <w:sz w:val="20"/>
+                <w:szCs w:val="20"/>
               </w:rPr>
               <w:t>{{titulosituacionsignificativa8}}</w:t>
             </w:r>
@@ -15954,32 +15878,29 @@
         <w:tc>
           <w:tcPr>
             <w:tcW w:w="1634" w:type="dxa"/>
-            <w:tcBorders>
-              <w:top w:val="double" w:sz="4" w:space="0" w:color="47D459" w:themeColor="accent3" w:themeTint="99"/>
-              <w:left w:val="double" w:sz="4" w:space="0" w:color="47D459" w:themeColor="accent3" w:themeTint="99"/>
-              <w:bottom w:val="double" w:sz="4" w:space="0" w:color="47D459" w:themeColor="accent3" w:themeTint="99"/>
-              <w:right w:val="double" w:sz="4" w:space="0" w:color="47D459" w:themeColor="accent3" w:themeTint="99"/>
-            </w:tcBorders>
-            <w:vAlign w:val="center"/>
-            <w:hideMark/>
-          </w:tcPr>
-          <w:p>
-            <w:pPr>
-              <w:spacing w:after="160" w:line="259" w:lineRule="auto"/>
-              <w:ind w:right="-455"/>
-              <w:rPr>
-                <w:rFonts w:ascii="Arial Nova Cond" w:hAnsi="Arial Nova Cond" w:cs="Times New Roman"/>
-                <w:b/>
-                <w:bCs/>
-                <w:color w:val="000000" w:themeColor="text1"/>
-              </w:rPr>
-            </w:pPr>
-            <w:r>
-              <w:rPr>
-                <w:rFonts w:ascii="Arial Nova Cond" w:hAnsi="Arial Nova Cond" w:cs="Times New Roman"/>
-                <w:b/>
-                <w:bCs/>
-                <w:color w:val="000000" w:themeColor="text1"/>
+            <w:vAlign w:val="center"/>
+          </w:tcPr>
+          <w:p>
+            <w:pPr>
+              <w:autoSpaceDE w:val="0"/>
+              <w:autoSpaceDN w:val="0"/>
+              <w:adjustRightInd w:val="0"/>
+              <w:jc w:val="both"/>
+              <w:rPr>
+                <w:rFonts w:ascii="Arial Nova Cond" w:hAnsi="Arial Nova Cond" w:cs="Arial"/>
+                <w:color w:val="000000"/>
+                <w:kern w:val="0"/>
+                <w:sz w:val="20"/>
+                <w:szCs w:val="20"/>
+              </w:rPr>
+            </w:pPr>
+            <w:r>
+              <w:rPr>
+                <w:rFonts w:ascii="Arial Nova Cond" w:hAnsi="Arial Nova Cond" w:cs="Arial"/>
+                <w:color w:val="000000"/>
+                <w:kern w:val="0"/>
+                <w:sz w:val="20"/>
+                <w:szCs w:val="20"/>
               </w:rPr>
               <w:t>{{competencias8}}</w:t>
             </w:r>
@@ -15988,38 +15909,36 @@
         <w:tc>
           <w:tcPr>
             <w:tcW w:w="1337" w:type="dxa"/>
-            <w:tcBorders>
-              <w:top w:val="double" w:sz="4" w:space="0" w:color="47D459" w:themeColor="accent3" w:themeTint="99"/>
-              <w:left w:val="double" w:sz="4" w:space="0" w:color="47D459" w:themeColor="accent3" w:themeTint="99"/>
-              <w:bottom w:val="double" w:sz="4" w:space="0" w:color="47D459" w:themeColor="accent3" w:themeTint="99"/>
-              <w:right w:val="double" w:sz="4" w:space="0" w:color="47D459" w:themeColor="accent3" w:themeTint="99"/>
-            </w:tcBorders>
-            <w:vAlign w:val="center"/>
-            <w:hideMark/>
-          </w:tcPr>
-          <w:p>
-            <w:pPr>
-              <w:spacing w:after="160" w:line="259" w:lineRule="auto"/>
-              <w:ind w:right="-455"/>
-              <w:rPr>
-                <w:rFonts w:ascii="Arial Nova Cond" w:hAnsi="Arial Nova Cond" w:cs="Times New Roman"/>
-                <w:b/>
-                <w:bCs/>
-                <w:color w:val="000000" w:themeColor="text1"/>
-              </w:rPr>
-            </w:pPr>
-            <w:r>
-              <w:rPr>
-                <w:rFonts w:ascii="Arial Nova Cond" w:hAnsi="Arial Nova Cond" w:cs="Times New Roman"/>
-                <w:b/>
-                <w:bCs/>
-                <w:color w:val="000000" w:themeColor="text1"/>
+            <w:vAlign w:val="center"/>
+          </w:tcPr>
+          <w:p>
+            <w:pPr>
+              <w:autoSpaceDE w:val="0"/>
+              <w:autoSpaceDN w:val="0"/>
+              <w:adjustRightInd w:val="0"/>
+              <w:jc w:val="center"/>
+              <w:rPr>
+                <w:rFonts w:ascii="Arial Nova Cond" w:hAnsi="Arial Nova Cond" w:cs="Arial"/>
+                <w:color w:val="000000"/>
+                <w:kern w:val="0"/>
+                <w:sz w:val="20"/>
+                <w:szCs w:val="20"/>
+              </w:rPr>
+            </w:pPr>
+            <w:r>
+              <w:rPr>
+                <w:rFonts w:ascii="Arial Nova Cond" w:hAnsi="Arial Nova Cond" w:cs="Arial"/>
+                <w:color w:val="000000"/>
+                <w:kern w:val="0"/>
+                <w:sz w:val="20"/>
+                <w:szCs w:val="20"/>
               </w:rPr>
               <w:t>{{producto8}}</w:t>
             </w:r>
           </w:p>
         </w:tc>
       </w:tr>
+      <w:bookmarkEnd w:id="0"/>
     </w:tbl>
     <w:p>
       <w:pPr>
@@ -37928,6 +37847,7 @@
   <w:style w:type="character" w:default="1" w:styleId="Fuentedeprrafopredeter">
     <w:name w:val="Default Paragraph Font"/>
     <w:uiPriority w:val="1"/>
+    <w:semiHidden/>
     <w:unhideWhenUsed/>
   </w:style>
   <w:style w:type="table" w:default="1" w:styleId="Tablanormal">

--- a/templates/plananual/COMUNICACIÓN 1° A 5°/COMUNICACIÓN 2° - PLAN ANUAL 2026 .docx
+++ b/templates/plananual/COMUNICACIÓN 1° A 5°/COMUNICACIÓN 2° - PLAN ANUAL 2026 .docx
@@ -1,6 +1,6 @@
 
 <file path=word/document.xml><?xml version="1.0" encoding="utf-8"?>
-<w:document xmlns:wpc="http://schemas.microsoft.com/office/word/2010/wordprocessingCanvas" xmlns:cx="http://schemas.microsoft.com/office/drawing/2014/chartex" xmlns:cx1="http://schemas.microsoft.com/office/drawing/2015/9/8/chartex" xmlns:cx2="http://schemas.microsoft.com/office/drawing/2015/10/21/chartex" xmlns:cx3="http://schemas.microsoft.com/office/drawing/2016/5/9/chartex" xmlns:cx4="http://schemas.microsoft.com/office/drawing/2016/5/10/chartex" xmlns:cx5="http://schemas.microsoft.com/office/drawing/2016/5/11/chartex" xmlns:cx6="http://schemas.microsoft.com/office/drawing/2016/5/12/chartex" xmlns:cx7="http://schemas.microsoft.com/office/drawing/2016/5/13/chartex" xmlns:cx8="http://schemas.microsoft.com/office/drawing/2016/5/14/chartex" xmlns:mc="http://schemas.openxmlformats.org/markup-compatibility/2006" xmlns:aink="http://schemas.microsoft.com/office/drawing/2016/ink" xmlns:am3d="http://schemas.microsoft.com/office/drawing/2017/model3d" xmlns:o="urn:schemas-microsoft-com:office:office" xmlns:oel="http://schemas.microsoft.com/office/2019/extlst" xmlns:r="http://schemas.openxmlformats.org/officeDocument/2006/relationships" xmlns:m="http://schemas.openxmlformats.org/officeDocument/2006/math" xmlns:v="urn:schemas-microsoft-com:vml" xmlns:wp14="http://schemas.microsoft.com/office/word/2010/wordprocessingDrawing" xmlns:wp="http://schemas.openxmlformats.org/drawingml/2006/wordprocessingDrawing" xmlns:w10="urn:schemas-microsoft-com:office:word" xmlns:w="http://schemas.openxmlformats.org/wordprocessingml/2006/main" xmlns:w14="http://schemas.microsoft.com/office/word/2010/wordml" xmlns:w15="http://schemas.microsoft.com/office/word/2012/wordml" xmlns:w16cex="http://schemas.microsoft.com/office/word/2018/wordml/cex" xmlns:w16cid="http://schemas.microsoft.com/office/word/2016/wordml/cid" xmlns:w16="http://schemas.microsoft.com/office/word/2018/wordml" xmlns:w16du="http://schemas.microsoft.com/office/word/2023/wordml/word16du" xmlns:w16sdtdh="http://schemas.microsoft.com/office/word/2020/wordml/sdtdatahash" xmlns:w16se="http://schemas.microsoft.com/office/word/2015/wordml/symex" xmlns:wpg="http://schemas.microsoft.com/office/word/2010/wordprocessingGroup" xmlns:wpi="http://schemas.microsoft.com/office/word/2010/wordprocessingInk" xmlns:wne="http://schemas.microsoft.com/office/word/2006/wordml" xmlns:wps="http://schemas.microsoft.com/office/word/2010/wordprocessingShape" mc:Ignorable="w14 w15 w16se w16cid w16 w16cex w16sdtdh w16du wp14">
+<w:document xmlns:wpc="http://schemas.microsoft.com/office/word/2010/wordprocessingCanvas" xmlns:cx="http://schemas.microsoft.com/office/drawing/2014/chartex" xmlns:cx1="http://schemas.microsoft.com/office/drawing/2015/9/8/chartex" xmlns:cx2="http://schemas.microsoft.com/office/drawing/2015/10/21/chartex" xmlns:cx3="http://schemas.microsoft.com/office/drawing/2016/5/9/chartex" xmlns:cx4="http://schemas.microsoft.com/office/drawing/2016/5/10/chartex" xmlns:cx5="http://schemas.microsoft.com/office/drawing/2016/5/11/chartex" xmlns:cx6="http://schemas.microsoft.com/office/drawing/2016/5/12/chartex" xmlns:cx7="http://schemas.microsoft.com/office/drawing/2016/5/13/chartex" xmlns:cx8="http://schemas.microsoft.com/office/drawing/2016/5/14/chartex" xmlns:mc="http://schemas.openxmlformats.org/markup-compatibility/2006" xmlns:aink="http://schemas.microsoft.com/office/drawing/2016/ink" xmlns:am3d="http://schemas.microsoft.com/office/drawing/2017/model3d" xmlns:o="urn:schemas-microsoft-com:office:office" xmlns:oel="http://schemas.microsoft.com/office/2019/extlst" xmlns:r="http://schemas.openxmlformats.org/officeDocument/2006/relationships" xmlns:m="http://schemas.openxmlformats.org/officeDocument/2006/math" xmlns:v="urn:schemas-microsoft-com:vml" xmlns:wp14="http://schemas.microsoft.com/office/word/2010/wordprocessingDrawing" xmlns:wp="http://schemas.openxmlformats.org/drawingml/2006/wordprocessingDrawing" xmlns:w10="urn:schemas-microsoft-com:office:word" xmlns:w="http://schemas.openxmlformats.org/wordprocessingml/2006/main" xmlns:w14="http://schemas.microsoft.com/office/word/2010/wordml" xmlns:w15="http://schemas.microsoft.com/office/word/2012/wordml" xmlns:w16cex="http://schemas.microsoft.com/office/word/2018/wordml/cex" xmlns:w16cid="http://schemas.microsoft.com/office/word/2016/wordml/cid" xmlns:w16="http://schemas.microsoft.com/office/word/2018/wordml" xmlns:w16du="http://schemas.microsoft.com/office/word/2023/wordml/word16du" xmlns:w16sdtdh="http://schemas.microsoft.com/office/word/2020/wordml/sdtdatahash" xmlns:w16sdtfl="http://schemas.microsoft.com/office/word/2024/wordml/sdtformatlock" xmlns:w16se="http://schemas.microsoft.com/office/word/2015/wordml/symex" xmlns:wpg="http://schemas.microsoft.com/office/word/2010/wordprocessingGroup" xmlns:wpi="http://schemas.microsoft.com/office/word/2010/wordprocessingInk" xmlns:wne="http://schemas.microsoft.com/office/word/2006/wordml" xmlns:wps="http://schemas.microsoft.com/office/word/2010/wordprocessingShape" mc:Ignorable="w14 w15 w16se w16cid w16 w16cex w16sdtdh w16sdtfl w16du wp14">
   <w:body>
     <w:p>
       <w:pPr>
@@ -292,7 +292,6 @@
                                 </w:rPr>
                                 <w:t>{{</w:t>
                               </w:r>
-                              <w:proofErr w:type="spellStart"/>
                               <w:r>
                                 <w:rPr>
                                   <w:rFonts w:ascii="Aptos ExtraBold" w:hAnsi="Aptos ExtraBold" w:cs="Times New Roman"/>
@@ -302,19 +301,7 @@
                                   <w:sz w:val="32"/>
                                   <w:szCs w:val="32"/>
                                 </w:rPr>
-                                <w:t>anio</w:t>
-                              </w:r>
-                              <w:proofErr w:type="spellEnd"/>
-                              <w:r>
-                                <w:rPr>
-                                  <w:rFonts w:ascii="Aptos ExtraBold" w:hAnsi="Aptos ExtraBold" w:cs="Times New Roman"/>
-                                  <w:b/>
-                                  <w:bCs/>
-                                  <w:color w:val="FFFFFF" w:themeColor="background1"/>
-                                  <w:sz w:val="32"/>
-                                  <w:szCs w:val="32"/>
-                                </w:rPr>
-                                <w:t>}}</w:t>
+                                <w:t>anio}}</w:t>
                               </w:r>
                             </w:p>
                           </w:txbxContent>
@@ -5550,25 +5537,7 @@
                 <w:color w:val="000000"/>
                 <w:kern w:val="0"/>
               </w:rPr>
-              <w:t xml:space="preserve">7. Utiliza recursos gramaticales y ortográficos (por ejemplo, </w:t>
-            </w:r>
-            <w:proofErr w:type="spellStart"/>
-            <w:r>
-              <w:rPr>
-                <w:rFonts w:ascii="Arial Nova Cond" w:hAnsi="Arial Nova Cond" w:cs="Arial"/>
-                <w:color w:val="000000"/>
-                <w:kern w:val="0"/>
-              </w:rPr>
-              <w:t>tildación</w:t>
-            </w:r>
-            <w:proofErr w:type="spellEnd"/>
-            <w:r>
-              <w:rPr>
-                <w:rFonts w:ascii="Arial Nova Cond" w:hAnsi="Arial Nova Cond" w:cs="Arial"/>
-                <w:color w:val="000000"/>
-                <w:kern w:val="0"/>
-              </w:rPr>
-              <w:t xml:space="preserve"> diacrítica) que contribuyen al sentido de su texto. </w:t>
+              <w:t xml:space="preserve">7. Utiliza recursos gramaticales y ortográficos (por ejemplo, tildación diacrítica) que contribuyen al sentido de su texto. </w:t>
             </w:r>
           </w:p>
           <w:p>
@@ -6114,7 +6083,6 @@
                 <w:szCs w:val="20"/>
               </w:rPr>
             </w:pPr>
-            <w:proofErr w:type="spellStart"/>
             <w:r>
               <w:rPr>
                 <w:rFonts w:ascii="Arial Nova Cond Light" w:hAnsi="Arial Nova Cond Light" w:cs="Times New Roman"/>
@@ -6124,19 +6092,7 @@
                 <w:sz w:val="20"/>
                 <w:szCs w:val="20"/>
               </w:rPr>
-              <w:t>N°</w:t>
-            </w:r>
-            <w:proofErr w:type="spellEnd"/>
-            <w:r>
-              <w:rPr>
-                <w:rFonts w:ascii="Arial Nova Cond Light" w:hAnsi="Arial Nova Cond Light" w:cs="Times New Roman"/>
-                <w:b/>
-                <w:bCs/>
-                <w:color w:val="000000" w:themeColor="text1"/>
-                <w:sz w:val="20"/>
-                <w:szCs w:val="20"/>
-              </w:rPr>
-              <w:t xml:space="preserve"> DE SEMANAS LECTIVAS</w:t>
+              <w:t>N° DE SEMANAS LECTIVAS</w:t>
             </w:r>
           </w:p>
         </w:tc>
@@ -6161,7 +6117,6 @@
                 <w:szCs w:val="20"/>
               </w:rPr>
             </w:pPr>
-            <w:proofErr w:type="spellStart"/>
             <w:r>
               <w:rPr>
                 <w:rFonts w:ascii="Arial Nova Cond Light" w:hAnsi="Arial Nova Cond Light" w:cs="Times New Roman"/>
@@ -6171,19 +6126,7 @@
                 <w:sz w:val="20"/>
                 <w:szCs w:val="20"/>
               </w:rPr>
-              <w:t>N°</w:t>
-            </w:r>
-            <w:proofErr w:type="spellEnd"/>
-            <w:r>
-              <w:rPr>
-                <w:rFonts w:ascii="Arial Nova Cond Light" w:hAnsi="Arial Nova Cond Light" w:cs="Times New Roman"/>
-                <w:b/>
-                <w:bCs/>
-                <w:color w:val="000000" w:themeColor="text1"/>
-                <w:sz w:val="20"/>
-                <w:szCs w:val="20"/>
-              </w:rPr>
-              <w:t xml:space="preserve"> UNIDADES</w:t>
+              <w:t>N° UNIDADES</w:t>
             </w:r>
           </w:p>
         </w:tc>
@@ -13540,13 +13483,13 @@
         <w:tblLook w:val="04A0" w:firstRow="1" w:lastRow="0" w:firstColumn="1" w:lastColumn="0" w:noHBand="0" w:noVBand="1"/>
       </w:tblPr>
       <w:tblGrid>
-        <w:gridCol w:w="875"/>
-        <w:gridCol w:w="1095"/>
-        <w:gridCol w:w="1726"/>
-        <w:gridCol w:w="6169"/>
-        <w:gridCol w:w="2015"/>
-        <w:gridCol w:w="1634"/>
-        <w:gridCol w:w="1337"/>
+        <w:gridCol w:w="818"/>
+        <w:gridCol w:w="1018"/>
+        <w:gridCol w:w="5379"/>
+        <w:gridCol w:w="1984"/>
+        <w:gridCol w:w="2693"/>
+        <w:gridCol w:w="1560"/>
+        <w:gridCol w:w="1399"/>
       </w:tblGrid>
       <w:tr>
         <w:trPr>
@@ -13555,7 +13498,7 @@
         </w:trPr>
         <w:tc>
           <w:tcPr>
-            <w:tcW w:w="875" w:type="dxa"/>
+            <w:tcW w:w="818" w:type="dxa"/>
             <w:shd w:val="clear" w:color="auto" w:fill="C1F0C7" w:themeFill="accent3" w:themeFillTint="33"/>
             <w:vAlign w:val="center"/>
           </w:tcPr>
@@ -13589,7 +13532,7 @@
         </w:tc>
         <w:tc>
           <w:tcPr>
-            <w:tcW w:w="1095" w:type="dxa"/>
+            <w:tcW w:w="1018" w:type="dxa"/>
             <w:shd w:val="clear" w:color="auto" w:fill="C1F0C7" w:themeFill="accent3" w:themeFillTint="33"/>
             <w:vAlign w:val="center"/>
           </w:tcPr>
@@ -13622,7 +13565,7 @@
         </w:tc>
         <w:tc>
           <w:tcPr>
-            <w:tcW w:w="1726" w:type="dxa"/>
+            <w:tcW w:w="5379" w:type="dxa"/>
             <w:shd w:val="clear" w:color="auto" w:fill="C1F0C7" w:themeFill="accent3" w:themeFillTint="33"/>
             <w:vAlign w:val="center"/>
           </w:tcPr>
@@ -13649,13 +13592,35 @@
                 <w:sz w:val="20"/>
                 <w:szCs w:val="20"/>
               </w:rPr>
-              <w:t>PROBLEMA / POTENCIALIDAD</w:t>
-            </w:r>
-          </w:p>
-        </w:tc>
-        <w:tc>
-          <w:tcPr>
-            <w:tcW w:w="6169" w:type="dxa"/>
+              <w:t>SITUACIÓN SIGNIF</w:t>
+            </w:r>
+            <w:r>
+              <w:rPr>
+                <w:rFonts w:ascii="Arial Nova Cond" w:hAnsi="Arial Nova Cond" w:cs="Times New Roman"/>
+                <w:b/>
+                <w:bCs/>
+                <w:color w:val="000000" w:themeColor="text1"/>
+                <w:sz w:val="20"/>
+                <w:szCs w:val="20"/>
+              </w:rPr>
+              <w:t>I</w:t>
+            </w:r>
+            <w:r>
+              <w:rPr>
+                <w:rFonts w:ascii="Arial Nova Cond" w:hAnsi="Arial Nova Cond" w:cs="Times New Roman"/>
+                <w:b/>
+                <w:bCs/>
+                <w:color w:val="000000" w:themeColor="text1"/>
+                <w:sz w:val="20"/>
+                <w:szCs w:val="20"/>
+              </w:rPr>
+              <w:t>CATIVA</w:t>
+            </w:r>
+          </w:p>
+        </w:tc>
+        <w:tc>
+          <w:tcPr>
+            <w:tcW w:w="1984" w:type="dxa"/>
             <w:shd w:val="clear" w:color="auto" w:fill="C1F0C7" w:themeFill="accent3" w:themeFillTint="33"/>
             <w:vAlign w:val="center"/>
           </w:tcPr>
@@ -13682,35 +13647,46 @@
                 <w:sz w:val="20"/>
                 <w:szCs w:val="20"/>
               </w:rPr>
-              <w:t>SITUACIÓN SIGNIF</w:t>
-            </w:r>
-            <w:r>
-              <w:rPr>
-                <w:rFonts w:ascii="Arial Nova Cond" w:hAnsi="Arial Nova Cond" w:cs="Times New Roman"/>
-                <w:b/>
-                <w:bCs/>
-                <w:color w:val="000000" w:themeColor="text1"/>
-                <w:sz w:val="20"/>
-                <w:szCs w:val="20"/>
-              </w:rPr>
-              <w:t>I</w:t>
-            </w:r>
-            <w:r>
-              <w:rPr>
-                <w:rFonts w:ascii="Arial Nova Cond" w:hAnsi="Arial Nova Cond" w:cs="Times New Roman"/>
-                <w:b/>
-                <w:bCs/>
-                <w:color w:val="000000" w:themeColor="text1"/>
-                <w:sz w:val="20"/>
-                <w:szCs w:val="20"/>
-              </w:rPr>
-              <w:t>CATIVA</w:t>
-            </w:r>
-          </w:p>
-        </w:tc>
-        <w:tc>
-          <w:tcPr>
-            <w:tcW w:w="2015" w:type="dxa"/>
+              <w:t>TÍTULO DE LA UNIDAD DID</w:t>
+            </w:r>
+            <w:r>
+              <w:rPr>
+                <w:rFonts w:ascii="Arial Nova Cond" w:hAnsi="Arial Nova Cond" w:cs="Times New Roman"/>
+                <w:b/>
+                <w:bCs/>
+                <w:color w:val="000000" w:themeColor="text1"/>
+                <w:sz w:val="20"/>
+                <w:szCs w:val="20"/>
+              </w:rPr>
+              <w:t>Á</w:t>
+            </w:r>
+            <w:r>
+              <w:rPr>
+                <w:rFonts w:ascii="Arial Nova Cond" w:hAnsi="Arial Nova Cond" w:cs="Times New Roman"/>
+                <w:b/>
+                <w:bCs/>
+                <w:color w:val="000000" w:themeColor="text1"/>
+                <w:sz w:val="20"/>
+                <w:szCs w:val="20"/>
+              </w:rPr>
+              <w:t>CTICA</w:t>
+            </w:r>
+            <w:r>
+              <w:rPr>
+                <w:rFonts w:ascii="Arial Nova Cond" w:hAnsi="Arial Nova Cond" w:cs="Times New Roman"/>
+                <w:b/>
+                <w:bCs/>
+                <w:color w:val="000000" w:themeColor="text1"/>
+                <w:sz w:val="20"/>
+                <w:szCs w:val="20"/>
+              </w:rPr>
+              <w:t>.</w:t>
+            </w:r>
+          </w:p>
+        </w:tc>
+        <w:tc>
+          <w:tcPr>
+            <w:tcW w:w="2693" w:type="dxa"/>
             <w:shd w:val="clear" w:color="auto" w:fill="C1F0C7" w:themeFill="accent3" w:themeFillTint="33"/>
             <w:vAlign w:val="center"/>
           </w:tcPr>
@@ -13737,46 +13713,13 @@
                 <w:sz w:val="20"/>
                 <w:szCs w:val="20"/>
               </w:rPr>
-              <w:t>TÍTULO DE LA UNIDAD DID</w:t>
-            </w:r>
-            <w:r>
-              <w:rPr>
-                <w:rFonts w:ascii="Arial Nova Cond" w:hAnsi="Arial Nova Cond" w:cs="Times New Roman"/>
-                <w:b/>
-                <w:bCs/>
-                <w:color w:val="000000" w:themeColor="text1"/>
-                <w:sz w:val="20"/>
-                <w:szCs w:val="20"/>
-              </w:rPr>
-              <w:t>Á</w:t>
-            </w:r>
-            <w:r>
-              <w:rPr>
-                <w:rFonts w:ascii="Arial Nova Cond" w:hAnsi="Arial Nova Cond" w:cs="Times New Roman"/>
-                <w:b/>
-                <w:bCs/>
-                <w:color w:val="000000" w:themeColor="text1"/>
-                <w:sz w:val="20"/>
-                <w:szCs w:val="20"/>
-              </w:rPr>
-              <w:t>CTICA</w:t>
-            </w:r>
-            <w:r>
-              <w:rPr>
-                <w:rFonts w:ascii="Arial Nova Cond" w:hAnsi="Arial Nova Cond" w:cs="Times New Roman"/>
-                <w:b/>
-                <w:bCs/>
-                <w:color w:val="000000" w:themeColor="text1"/>
-                <w:sz w:val="20"/>
-                <w:szCs w:val="20"/>
-              </w:rPr>
-              <w:t>.</w:t>
-            </w:r>
-          </w:p>
-        </w:tc>
-        <w:tc>
-          <w:tcPr>
-            <w:tcW w:w="1634" w:type="dxa"/>
+              <w:t>CAMPO TEMATICO</w:t>
+            </w:r>
+          </w:p>
+        </w:tc>
+        <w:tc>
+          <w:tcPr>
+            <w:tcW w:w="1560" w:type="dxa"/>
             <w:shd w:val="clear" w:color="auto" w:fill="C1F0C7" w:themeFill="accent3" w:themeFillTint="33"/>
             <w:vAlign w:val="center"/>
           </w:tcPr>
@@ -13809,7 +13752,7 @@
         </w:tc>
         <w:tc>
           <w:tcPr>
-            <w:tcW w:w="1337" w:type="dxa"/>
+            <w:tcW w:w="1399" w:type="dxa"/>
             <w:shd w:val="clear" w:color="auto" w:fill="C1F0C7" w:themeFill="accent3" w:themeFillTint="33"/>
             <w:vAlign w:val="center"/>
           </w:tcPr>
@@ -13848,7 +13791,7 @@
         </w:trPr>
         <w:tc>
           <w:tcPr>
-            <w:tcW w:w="875" w:type="dxa"/>
+            <w:tcW w:w="818" w:type="dxa"/>
             <w:vMerge w:val="restart"/>
             <w:vAlign w:val="center"/>
           </w:tcPr>
@@ -13887,7 +13830,7 @@
         </w:tc>
         <w:tc>
           <w:tcPr>
-            <w:tcW w:w="1095" w:type="dxa"/>
+            <w:tcW w:w="1018" w:type="dxa"/>
             <w:vAlign w:val="center"/>
           </w:tcPr>
           <w:p>
@@ -13925,7 +13868,7 @@
         </w:tc>
         <w:tc>
           <w:tcPr>
-            <w:tcW w:w="1726" w:type="dxa"/>
+            <w:tcW w:w="5379" w:type="dxa"/>
             <w:vAlign w:val="center"/>
           </w:tcPr>
           <w:p>
@@ -13953,47 +13896,13 @@
                 <w:szCs w:val="20"/>
                 <w:lang w:val="es-ES_tradnl"/>
               </w:rPr>
-              <w:t>{{problemapotencialidad0}}</w:t>
-            </w:r>
-          </w:p>
-        </w:tc>
-        <w:tc>
-          <w:tcPr>
-            <w:tcW w:w="6169" w:type="dxa"/>
-            <w:vAlign w:val="center"/>
-          </w:tcPr>
-          <w:p>
-            <w:pPr>
-              <w:pStyle w:val="Prrafodelista"/>
-              <w:tabs>
-                <w:tab w:val="left" w:pos="0"/>
-                <w:tab w:val="left" w:pos="142"/>
-                <w:tab w:val="left" w:pos="284"/>
-              </w:tabs>
-              <w:spacing w:line="276" w:lineRule="auto"/>
-              <w:ind w:left="0"/>
-              <w:jc w:val="both"/>
-              <w:rPr>
-                <w:rFonts w:ascii="Arial Nova Cond" w:eastAsia="Calibri" w:hAnsi="Arial Nova Cond" w:cs="Times New Roman"/>
-                <w:sz w:val="20"/>
-                <w:szCs w:val="20"/>
-                <w:lang w:val="es-ES_tradnl"/>
-              </w:rPr>
-            </w:pPr>
-            <w:r>
-              <w:rPr>
-                <w:rFonts w:ascii="Arial Nova Cond" w:eastAsia="Calibri" w:hAnsi="Arial Nova Cond" w:cs="Times New Roman"/>
-                <w:sz w:val="20"/>
-                <w:szCs w:val="20"/>
-                <w:lang w:val="es-ES_tradnl"/>
-              </w:rPr>
               <w:t>{{situacionsignificativa0}}</w:t>
             </w:r>
           </w:p>
         </w:tc>
         <w:tc>
           <w:tcPr>
-            <w:tcW w:w="2015" w:type="dxa"/>
+            <w:tcW w:w="1984" w:type="dxa"/>
             <w:vAlign w:val="center"/>
           </w:tcPr>
           <w:p>
@@ -14024,7 +13933,7 @@
         </w:tc>
         <w:tc>
           <w:tcPr>
-            <w:tcW w:w="1634" w:type="dxa"/>
+            <w:tcW w:w="2693" w:type="dxa"/>
             <w:vAlign w:val="center"/>
           </w:tcPr>
           <w:p>
@@ -14049,13 +13958,13 @@
                 <w:sz w:val="20"/>
                 <w:szCs w:val="20"/>
               </w:rPr>
-              <w:t>{{competencias0}}</w:t>
-            </w:r>
-          </w:p>
-        </w:tc>
-        <w:tc>
-          <w:tcPr>
-            <w:tcW w:w="1337" w:type="dxa"/>
+              <w:t>{{campotematico0}}</w:t>
+            </w:r>
+          </w:p>
+        </w:tc>
+        <w:tc>
+          <w:tcPr>
+            <w:tcW w:w="1560" w:type="dxa"/>
             <w:vAlign w:val="center"/>
           </w:tcPr>
           <w:p>
@@ -14063,7 +13972,38 @@
               <w:autoSpaceDE w:val="0"/>
               <w:autoSpaceDN w:val="0"/>
               <w:adjustRightInd w:val="0"/>
-              <w:jc w:val="center"/>
+              <w:jc w:val="both"/>
+              <w:rPr>
+                <w:rFonts w:ascii="Arial Nova Cond" w:hAnsi="Arial Nova Cond" w:cs="Arial"/>
+                <w:color w:val="000000"/>
+                <w:kern w:val="0"/>
+                <w:sz w:val="20"/>
+                <w:szCs w:val="20"/>
+              </w:rPr>
+            </w:pPr>
+            <w:r>
+              <w:rPr>
+                <w:rFonts w:ascii="Arial Nova Cond" w:hAnsi="Arial Nova Cond" w:cs="Arial"/>
+                <w:color w:val="000000"/>
+                <w:kern w:val="0"/>
+                <w:sz w:val="20"/>
+                <w:szCs w:val="20"/>
+              </w:rPr>
+              <w:t>{{competencias0}}</w:t>
+            </w:r>
+          </w:p>
+        </w:tc>
+        <w:tc>
+          <w:tcPr>
+            <w:tcW w:w="1399" w:type="dxa"/>
+            <w:vAlign w:val="center"/>
+          </w:tcPr>
+          <w:p>
+            <w:pPr>
+              <w:autoSpaceDE w:val="0"/>
+              <w:autoSpaceDN w:val="0"/>
+              <w:adjustRightInd w:val="0"/>
+              <w:jc w:val="both"/>
               <w:rPr>
                 <w:rFonts w:ascii="Arial Nova Cond" w:hAnsi="Arial Nova Cond" w:cs="Arial"/>
                 <w:color w:val="000000"/>
@@ -14092,7 +14032,7 @@
         </w:trPr>
         <w:tc>
           <w:tcPr>
-            <w:tcW w:w="875" w:type="dxa"/>
+            <w:tcW w:w="818" w:type="dxa"/>
             <w:vMerge/>
             <w:vAlign w:val="center"/>
           </w:tcPr>
@@ -14120,7 +14060,7 @@
         </w:tc>
         <w:tc>
           <w:tcPr>
-            <w:tcW w:w="1095" w:type="dxa"/>
+            <w:tcW w:w="1018" w:type="dxa"/>
             <w:vAlign w:val="center"/>
           </w:tcPr>
           <w:p>
@@ -14158,33 +14098,7 @@
         </w:tc>
         <w:tc>
           <w:tcPr>
-            <w:tcW w:w="1726" w:type="dxa"/>
-            <w:vAlign w:val="center"/>
-          </w:tcPr>
-          <w:p>
-            <w:pPr>
-              <w:pStyle w:val="NormalWeb"/>
-              <w:jc w:val="both"/>
-              <w:rPr>
-                <w:rFonts w:ascii="Arial Nova Cond" w:hAnsi="Arial Nova Cond"/>
-                <w:sz w:val="20"/>
-                <w:szCs w:val="20"/>
-              </w:rPr>
-            </w:pPr>
-            <w:r>
-              <w:rPr>
-                <w:rFonts w:ascii="Arial Nova Cond" w:eastAsia="Calibri" w:hAnsi="Arial Nova Cond"/>
-                <w:sz w:val="20"/>
-                <w:szCs w:val="20"/>
-                <w:lang w:val="es-ES_tradnl"/>
-              </w:rPr>
-              <w:t>{{problemapotencialidad1}}</w:t>
-            </w:r>
-          </w:p>
-        </w:tc>
-        <w:tc>
-          <w:tcPr>
-            <w:tcW w:w="6169" w:type="dxa"/>
+            <w:tcW w:w="5379" w:type="dxa"/>
             <w:vAlign w:val="center"/>
           </w:tcPr>
           <w:p>
@@ -14218,7 +14132,7 @@
         </w:tc>
         <w:tc>
           <w:tcPr>
-            <w:tcW w:w="2015" w:type="dxa"/>
+            <w:tcW w:w="1984" w:type="dxa"/>
             <w:vAlign w:val="center"/>
           </w:tcPr>
           <w:p>
@@ -14249,7 +14163,7 @@
         </w:tc>
         <w:tc>
           <w:tcPr>
-            <w:tcW w:w="1634" w:type="dxa"/>
+            <w:tcW w:w="2693" w:type="dxa"/>
             <w:vAlign w:val="center"/>
           </w:tcPr>
           <w:p>
@@ -14274,13 +14188,13 @@
                 <w:sz w:val="20"/>
                 <w:szCs w:val="20"/>
               </w:rPr>
-              <w:t>{{competencias1}}</w:t>
-            </w:r>
-          </w:p>
-        </w:tc>
-        <w:tc>
-          <w:tcPr>
-            <w:tcW w:w="1337" w:type="dxa"/>
+              <w:t>{{campotematico1}}</w:t>
+            </w:r>
+          </w:p>
+        </w:tc>
+        <w:tc>
+          <w:tcPr>
+            <w:tcW w:w="1560" w:type="dxa"/>
             <w:vAlign w:val="center"/>
           </w:tcPr>
           <w:p>
@@ -14288,7 +14202,38 @@
               <w:autoSpaceDE w:val="0"/>
               <w:autoSpaceDN w:val="0"/>
               <w:adjustRightInd w:val="0"/>
-              <w:jc w:val="center"/>
+              <w:jc w:val="both"/>
+              <w:rPr>
+                <w:rFonts w:ascii="Arial Nova Cond" w:hAnsi="Arial Nova Cond" w:cs="Arial"/>
+                <w:color w:val="000000"/>
+                <w:kern w:val="0"/>
+                <w:sz w:val="20"/>
+                <w:szCs w:val="20"/>
+              </w:rPr>
+            </w:pPr>
+            <w:r>
+              <w:rPr>
+                <w:rFonts w:ascii="Arial Nova Cond" w:hAnsi="Arial Nova Cond" w:cs="Arial"/>
+                <w:color w:val="000000"/>
+                <w:kern w:val="0"/>
+                <w:sz w:val="20"/>
+                <w:szCs w:val="20"/>
+              </w:rPr>
+              <w:t>{{competencias1}}</w:t>
+            </w:r>
+          </w:p>
+        </w:tc>
+        <w:tc>
+          <w:tcPr>
+            <w:tcW w:w="1399" w:type="dxa"/>
+            <w:vAlign w:val="center"/>
+          </w:tcPr>
+          <w:p>
+            <w:pPr>
+              <w:autoSpaceDE w:val="0"/>
+              <w:autoSpaceDN w:val="0"/>
+              <w:adjustRightInd w:val="0"/>
+              <w:jc w:val="both"/>
               <w:rPr>
                 <w:rFonts w:ascii="Arial Nova Cond" w:hAnsi="Arial Nova Cond" w:cs="Arial"/>
                 <w:color w:val="000000"/>
@@ -14317,7 +14262,7 @@
         </w:trPr>
         <w:tc>
           <w:tcPr>
-            <w:tcW w:w="875" w:type="dxa"/>
+            <w:tcW w:w="818" w:type="dxa"/>
             <w:vMerge/>
             <w:vAlign w:val="center"/>
           </w:tcPr>
@@ -14345,7 +14290,7 @@
         </w:tc>
         <w:tc>
           <w:tcPr>
-            <w:tcW w:w="1095" w:type="dxa"/>
+            <w:tcW w:w="1018" w:type="dxa"/>
             <w:vAlign w:val="center"/>
           </w:tcPr>
           <w:p>
@@ -14383,33 +14328,7 @@
         </w:tc>
         <w:tc>
           <w:tcPr>
-            <w:tcW w:w="1726" w:type="dxa"/>
-            <w:vAlign w:val="center"/>
-          </w:tcPr>
-          <w:p>
-            <w:pPr>
-              <w:pStyle w:val="NormalWeb"/>
-              <w:jc w:val="both"/>
-              <w:rPr>
-                <w:rFonts w:ascii="Arial Nova Cond" w:eastAsia="Calibri" w:hAnsi="Arial Nova Cond"/>
-                <w:sz w:val="20"/>
-                <w:szCs w:val="20"/>
-              </w:rPr>
-            </w:pPr>
-            <w:r>
-              <w:rPr>
-                <w:rFonts w:ascii="Arial Nova Cond" w:eastAsia="Calibri" w:hAnsi="Arial Nova Cond"/>
-                <w:sz w:val="20"/>
-                <w:szCs w:val="20"/>
-                <w:lang w:val="es-ES_tradnl"/>
-              </w:rPr>
-              <w:t>{{problemapotencialidad2}}</w:t>
-            </w:r>
-          </w:p>
-        </w:tc>
-        <w:tc>
-          <w:tcPr>
-            <w:tcW w:w="6169" w:type="dxa"/>
+            <w:tcW w:w="5379" w:type="dxa"/>
             <w:vAlign w:val="center"/>
           </w:tcPr>
           <w:p>
@@ -14443,7 +14362,7 @@
         </w:tc>
         <w:tc>
           <w:tcPr>
-            <w:tcW w:w="2015" w:type="dxa"/>
+            <w:tcW w:w="1984" w:type="dxa"/>
             <w:vAlign w:val="center"/>
           </w:tcPr>
           <w:p>
@@ -14474,7 +14393,7 @@
         </w:tc>
         <w:tc>
           <w:tcPr>
-            <w:tcW w:w="1634" w:type="dxa"/>
+            <w:tcW w:w="2693" w:type="dxa"/>
             <w:vAlign w:val="center"/>
           </w:tcPr>
           <w:p>
@@ -14499,13 +14418,13 @@
                 <w:sz w:val="20"/>
                 <w:szCs w:val="20"/>
               </w:rPr>
-              <w:t>{{competencias2}}</w:t>
-            </w:r>
-          </w:p>
-        </w:tc>
-        <w:tc>
-          <w:tcPr>
-            <w:tcW w:w="1337" w:type="dxa"/>
+              <w:t>{{campotematico2}}</w:t>
+            </w:r>
+          </w:p>
+        </w:tc>
+        <w:tc>
+          <w:tcPr>
+            <w:tcW w:w="1560" w:type="dxa"/>
             <w:vAlign w:val="center"/>
           </w:tcPr>
           <w:p>
@@ -14513,7 +14432,38 @@
               <w:autoSpaceDE w:val="0"/>
               <w:autoSpaceDN w:val="0"/>
               <w:adjustRightInd w:val="0"/>
-              <w:jc w:val="center"/>
+              <w:jc w:val="both"/>
+              <w:rPr>
+                <w:rFonts w:ascii="Arial Nova Cond" w:hAnsi="Arial Nova Cond" w:cs="Arial"/>
+                <w:color w:val="000000"/>
+                <w:kern w:val="0"/>
+                <w:sz w:val="20"/>
+                <w:szCs w:val="20"/>
+              </w:rPr>
+            </w:pPr>
+            <w:r>
+              <w:rPr>
+                <w:rFonts w:ascii="Arial Nova Cond" w:hAnsi="Arial Nova Cond" w:cs="Arial"/>
+                <w:color w:val="000000"/>
+                <w:kern w:val="0"/>
+                <w:sz w:val="20"/>
+                <w:szCs w:val="20"/>
+              </w:rPr>
+              <w:t>{{competencias2}}</w:t>
+            </w:r>
+          </w:p>
+        </w:tc>
+        <w:tc>
+          <w:tcPr>
+            <w:tcW w:w="1399" w:type="dxa"/>
+            <w:vAlign w:val="center"/>
+          </w:tcPr>
+          <w:p>
+            <w:pPr>
+              <w:autoSpaceDE w:val="0"/>
+              <w:autoSpaceDN w:val="0"/>
+              <w:adjustRightInd w:val="0"/>
+              <w:jc w:val="both"/>
               <w:rPr>
                 <w:rFonts w:ascii="Arial Nova Cond" w:hAnsi="Arial Nova Cond" w:cs="Arial"/>
                 <w:color w:val="000000"/>
@@ -14542,7 +14492,7 @@
         </w:trPr>
         <w:tc>
           <w:tcPr>
-            <w:tcW w:w="875" w:type="dxa"/>
+            <w:tcW w:w="818" w:type="dxa"/>
             <w:vMerge w:val="restart"/>
             <w:vAlign w:val="center"/>
           </w:tcPr>
@@ -14581,7 +14531,7 @@
         </w:tc>
         <w:tc>
           <w:tcPr>
-            <w:tcW w:w="1095" w:type="dxa"/>
+            <w:tcW w:w="1018" w:type="dxa"/>
             <w:vAlign w:val="center"/>
           </w:tcPr>
           <w:p>
@@ -14619,33 +14569,7 @@
         </w:tc>
         <w:tc>
           <w:tcPr>
-            <w:tcW w:w="1726" w:type="dxa"/>
-            <w:vAlign w:val="center"/>
-          </w:tcPr>
-          <w:p>
-            <w:pPr>
-              <w:pStyle w:val="Sinespaciado"/>
-              <w:jc w:val="both"/>
-              <w:rPr>
-                <w:rFonts w:ascii="Arial Nova Cond" w:eastAsia="Times New Roman" w:hAnsi="Arial Nova Cond" w:cs="Times New Roman"/>
-                <w:sz w:val="20"/>
-                <w:szCs w:val="20"/>
-              </w:rPr>
-            </w:pPr>
-            <w:r>
-              <w:rPr>
-                <w:rFonts w:ascii="Arial Nova Cond" w:eastAsia="Calibri" w:hAnsi="Arial Nova Cond" w:cs="Times New Roman"/>
-                <w:sz w:val="20"/>
-                <w:szCs w:val="20"/>
-                <w:lang w:val="es-ES_tradnl"/>
-              </w:rPr>
-              <w:t>{{problemapotencialidad3}}</w:t>
-            </w:r>
-          </w:p>
-        </w:tc>
-        <w:tc>
-          <w:tcPr>
-            <w:tcW w:w="6169" w:type="dxa"/>
+            <w:tcW w:w="5379" w:type="dxa"/>
             <w:vAlign w:val="center"/>
           </w:tcPr>
           <w:p>
@@ -14680,7 +14604,7 @@
         </w:tc>
         <w:tc>
           <w:tcPr>
-            <w:tcW w:w="2015" w:type="dxa"/>
+            <w:tcW w:w="1984" w:type="dxa"/>
             <w:vAlign w:val="center"/>
           </w:tcPr>
           <w:p>
@@ -14711,7 +14635,7 @@
         </w:tc>
         <w:tc>
           <w:tcPr>
-            <w:tcW w:w="1634" w:type="dxa"/>
+            <w:tcW w:w="2693" w:type="dxa"/>
             <w:vAlign w:val="center"/>
           </w:tcPr>
           <w:p>
@@ -14736,13 +14660,13 @@
                 <w:sz w:val="20"/>
                 <w:szCs w:val="20"/>
               </w:rPr>
-              <w:t>{{competencias3}}</w:t>
-            </w:r>
-          </w:p>
-        </w:tc>
-        <w:tc>
-          <w:tcPr>
-            <w:tcW w:w="1337" w:type="dxa"/>
+              <w:t>{{campotematico3}}</w:t>
+            </w:r>
+          </w:p>
+        </w:tc>
+        <w:tc>
+          <w:tcPr>
+            <w:tcW w:w="1560" w:type="dxa"/>
             <w:vAlign w:val="center"/>
           </w:tcPr>
           <w:p>
@@ -14750,7 +14674,38 @@
               <w:autoSpaceDE w:val="0"/>
               <w:autoSpaceDN w:val="0"/>
               <w:adjustRightInd w:val="0"/>
-              <w:jc w:val="center"/>
+              <w:jc w:val="both"/>
+              <w:rPr>
+                <w:rFonts w:ascii="Arial Nova Cond" w:hAnsi="Arial Nova Cond" w:cs="Arial"/>
+                <w:color w:val="000000"/>
+                <w:kern w:val="0"/>
+                <w:sz w:val="20"/>
+                <w:szCs w:val="20"/>
+              </w:rPr>
+            </w:pPr>
+            <w:r>
+              <w:rPr>
+                <w:rFonts w:ascii="Arial Nova Cond" w:hAnsi="Arial Nova Cond" w:cs="Arial"/>
+                <w:color w:val="000000"/>
+                <w:kern w:val="0"/>
+                <w:sz w:val="20"/>
+                <w:szCs w:val="20"/>
+              </w:rPr>
+              <w:t>{{competencias3}}</w:t>
+            </w:r>
+          </w:p>
+        </w:tc>
+        <w:tc>
+          <w:tcPr>
+            <w:tcW w:w="1399" w:type="dxa"/>
+            <w:vAlign w:val="center"/>
+          </w:tcPr>
+          <w:p>
+            <w:pPr>
+              <w:autoSpaceDE w:val="0"/>
+              <w:autoSpaceDN w:val="0"/>
+              <w:adjustRightInd w:val="0"/>
+              <w:jc w:val="both"/>
               <w:rPr>
                 <w:rFonts w:ascii="Arial Nova Cond" w:hAnsi="Arial Nova Cond" w:cs="Arial"/>
                 <w:color w:val="000000"/>
@@ -14779,7 +14734,7 @@
         </w:trPr>
         <w:tc>
           <w:tcPr>
-            <w:tcW w:w="875" w:type="dxa"/>
+            <w:tcW w:w="818" w:type="dxa"/>
             <w:vMerge/>
             <w:vAlign w:val="center"/>
           </w:tcPr>
@@ -14807,7 +14762,7 @@
         </w:tc>
         <w:tc>
           <w:tcPr>
-            <w:tcW w:w="1095" w:type="dxa"/>
+            <w:tcW w:w="1018" w:type="dxa"/>
             <w:vAlign w:val="center"/>
           </w:tcPr>
           <w:p>
@@ -14845,33 +14800,7 @@
         </w:tc>
         <w:tc>
           <w:tcPr>
-            <w:tcW w:w="1726" w:type="dxa"/>
-            <w:vAlign w:val="center"/>
-          </w:tcPr>
-          <w:p>
-            <w:pPr>
-              <w:pStyle w:val="Sinespaciado"/>
-              <w:jc w:val="both"/>
-              <w:rPr>
-                <w:rFonts w:ascii="Arial Nova Cond" w:hAnsi="Arial Nova Cond"/>
-                <w:sz w:val="20"/>
-                <w:szCs w:val="20"/>
-              </w:rPr>
-            </w:pPr>
-            <w:r>
-              <w:rPr>
-                <w:rFonts w:ascii="Arial Nova Cond" w:eastAsia="Calibri" w:hAnsi="Arial Nova Cond" w:cs="Times New Roman"/>
-                <w:sz w:val="20"/>
-                <w:szCs w:val="20"/>
-                <w:lang w:val="es-ES_tradnl"/>
-              </w:rPr>
-              <w:t>{{problemapotencialidad4}}</w:t>
-            </w:r>
-          </w:p>
-        </w:tc>
-        <w:tc>
-          <w:tcPr>
-            <w:tcW w:w="6169" w:type="dxa"/>
+            <w:tcW w:w="5379" w:type="dxa"/>
             <w:vAlign w:val="center"/>
           </w:tcPr>
           <w:p>
@@ -14906,7 +14835,7 @@
         </w:tc>
         <w:tc>
           <w:tcPr>
-            <w:tcW w:w="2015" w:type="dxa"/>
+            <w:tcW w:w="1984" w:type="dxa"/>
             <w:vAlign w:val="center"/>
           </w:tcPr>
           <w:p>
@@ -14937,7 +14866,7 @@
         </w:tc>
         <w:tc>
           <w:tcPr>
-            <w:tcW w:w="1634" w:type="dxa"/>
+            <w:tcW w:w="2693" w:type="dxa"/>
             <w:vAlign w:val="center"/>
           </w:tcPr>
           <w:p>
@@ -14962,13 +14891,13 @@
                 <w:sz w:val="20"/>
                 <w:szCs w:val="20"/>
               </w:rPr>
-              <w:t>{{competencias4}}</w:t>
-            </w:r>
-          </w:p>
-        </w:tc>
-        <w:tc>
-          <w:tcPr>
-            <w:tcW w:w="1337" w:type="dxa"/>
+              <w:t>{{campotematico4}}</w:t>
+            </w:r>
+          </w:p>
+        </w:tc>
+        <w:tc>
+          <w:tcPr>
+            <w:tcW w:w="1560" w:type="dxa"/>
             <w:vAlign w:val="center"/>
           </w:tcPr>
           <w:p>
@@ -14976,7 +14905,38 @@
               <w:autoSpaceDE w:val="0"/>
               <w:autoSpaceDN w:val="0"/>
               <w:adjustRightInd w:val="0"/>
-              <w:jc w:val="center"/>
+              <w:jc w:val="both"/>
+              <w:rPr>
+                <w:rFonts w:ascii="Arial Nova Cond" w:hAnsi="Arial Nova Cond" w:cs="Arial"/>
+                <w:color w:val="000000"/>
+                <w:kern w:val="0"/>
+                <w:sz w:val="20"/>
+                <w:szCs w:val="20"/>
+              </w:rPr>
+            </w:pPr>
+            <w:r>
+              <w:rPr>
+                <w:rFonts w:ascii="Arial Nova Cond" w:hAnsi="Arial Nova Cond" w:cs="Arial"/>
+                <w:color w:val="000000"/>
+                <w:kern w:val="0"/>
+                <w:sz w:val="20"/>
+                <w:szCs w:val="20"/>
+              </w:rPr>
+              <w:t>{{competencias4}}</w:t>
+            </w:r>
+          </w:p>
+        </w:tc>
+        <w:tc>
+          <w:tcPr>
+            <w:tcW w:w="1399" w:type="dxa"/>
+            <w:vAlign w:val="center"/>
+          </w:tcPr>
+          <w:p>
+            <w:pPr>
+              <w:autoSpaceDE w:val="0"/>
+              <w:autoSpaceDN w:val="0"/>
+              <w:adjustRightInd w:val="0"/>
+              <w:jc w:val="both"/>
               <w:rPr>
                 <w:rFonts w:ascii="Arial Nova Cond" w:hAnsi="Arial Nova Cond" w:cs="Arial"/>
                 <w:color w:val="000000"/>
@@ -15005,7 +14965,7 @@
         </w:trPr>
         <w:tc>
           <w:tcPr>
-            <w:tcW w:w="875" w:type="dxa"/>
+            <w:tcW w:w="818" w:type="dxa"/>
             <w:vMerge w:val="restart"/>
             <w:vAlign w:val="center"/>
           </w:tcPr>
@@ -15044,7 +15004,7 @@
         </w:tc>
         <w:tc>
           <w:tcPr>
-            <w:tcW w:w="1095" w:type="dxa"/>
+            <w:tcW w:w="1018" w:type="dxa"/>
             <w:vAlign w:val="center"/>
           </w:tcPr>
           <w:p>
@@ -15082,34 +15042,7 @@
         </w:tc>
         <w:tc>
           <w:tcPr>
-            <w:tcW w:w="1726" w:type="dxa"/>
-            <w:vAlign w:val="center"/>
-          </w:tcPr>
-          <w:p>
-            <w:pPr>
-              <w:pStyle w:val="Sinespaciado"/>
-              <w:jc w:val="both"/>
-              <w:rPr>
-                <w:rFonts w:ascii="Arial Nova Cond" w:hAnsi="Arial Nova Cond"/>
-                <w:color w:val="000000" w:themeColor="text1"/>
-                <w:sz w:val="20"/>
-                <w:szCs w:val="20"/>
-              </w:rPr>
-            </w:pPr>
-            <w:r>
-              <w:rPr>
-                <w:rFonts w:ascii="Arial Nova Cond" w:eastAsia="Calibri" w:hAnsi="Arial Nova Cond" w:cs="Times New Roman"/>
-                <w:sz w:val="20"/>
-                <w:szCs w:val="20"/>
-                <w:lang w:val="es-ES_tradnl"/>
-              </w:rPr>
-              <w:t>{{problemapotencialidad5}}</w:t>
-            </w:r>
-          </w:p>
-        </w:tc>
-        <w:tc>
-          <w:tcPr>
-            <w:tcW w:w="6169" w:type="dxa"/>
+            <w:tcW w:w="5379" w:type="dxa"/>
             <w:vAlign w:val="center"/>
           </w:tcPr>
           <w:p>
@@ -15138,13 +15071,13 @@
                 <w:szCs w:val="20"/>
                 <w:lang w:val="es-ES_tradnl"/>
               </w:rPr>
-              <w:t>{{situacionsignificativa5}}</w:t>
-            </w:r>
-          </w:p>
-        </w:tc>
-        <w:tc>
-          <w:tcPr>
-            <w:tcW w:w="2015" w:type="dxa"/>
+              <w:t xml:space="preserve">{{situacionsignificativa5}} </w:t>
+            </w:r>
+          </w:p>
+        </w:tc>
+        <w:tc>
+          <w:tcPr>
+            <w:tcW w:w="1984" w:type="dxa"/>
             <w:vAlign w:val="center"/>
           </w:tcPr>
           <w:p>
@@ -15175,7 +15108,7 @@
         </w:tc>
         <w:tc>
           <w:tcPr>
-            <w:tcW w:w="1634" w:type="dxa"/>
+            <w:tcW w:w="2693" w:type="dxa"/>
             <w:vAlign w:val="center"/>
           </w:tcPr>
           <w:p>
@@ -15200,13 +15133,13 @@
                 <w:sz w:val="20"/>
                 <w:szCs w:val="20"/>
               </w:rPr>
-              <w:t>{{competencias5}}</w:t>
-            </w:r>
-          </w:p>
-        </w:tc>
-        <w:tc>
-          <w:tcPr>
-            <w:tcW w:w="1337" w:type="dxa"/>
+              <w:t>{{campotematico5}}</w:t>
+            </w:r>
+          </w:p>
+        </w:tc>
+        <w:tc>
+          <w:tcPr>
+            <w:tcW w:w="1560" w:type="dxa"/>
             <w:vAlign w:val="center"/>
           </w:tcPr>
           <w:p>
@@ -15214,7 +15147,38 @@
               <w:autoSpaceDE w:val="0"/>
               <w:autoSpaceDN w:val="0"/>
               <w:adjustRightInd w:val="0"/>
-              <w:jc w:val="center"/>
+              <w:jc w:val="both"/>
+              <w:rPr>
+                <w:rFonts w:ascii="Arial Nova Cond" w:hAnsi="Arial Nova Cond" w:cs="Arial"/>
+                <w:color w:val="000000"/>
+                <w:kern w:val="0"/>
+                <w:sz w:val="20"/>
+                <w:szCs w:val="20"/>
+              </w:rPr>
+            </w:pPr>
+            <w:r>
+              <w:rPr>
+                <w:rFonts w:ascii="Arial Nova Cond" w:hAnsi="Arial Nova Cond" w:cs="Arial"/>
+                <w:color w:val="000000"/>
+                <w:kern w:val="0"/>
+                <w:sz w:val="20"/>
+                <w:szCs w:val="20"/>
+              </w:rPr>
+              <w:t>{{competencias5}}</w:t>
+            </w:r>
+          </w:p>
+        </w:tc>
+        <w:tc>
+          <w:tcPr>
+            <w:tcW w:w="1399" w:type="dxa"/>
+            <w:vAlign w:val="center"/>
+          </w:tcPr>
+          <w:p>
+            <w:pPr>
+              <w:autoSpaceDE w:val="0"/>
+              <w:autoSpaceDN w:val="0"/>
+              <w:adjustRightInd w:val="0"/>
+              <w:jc w:val="both"/>
               <w:rPr>
                 <w:rFonts w:ascii="Arial Nova Cond" w:hAnsi="Arial Nova Cond" w:cs="Arial"/>
                 <w:color w:val="000000"/>
@@ -15243,7 +15207,7 @@
         </w:trPr>
         <w:tc>
           <w:tcPr>
-            <w:tcW w:w="875" w:type="dxa"/>
+            <w:tcW w:w="818" w:type="dxa"/>
             <w:vMerge/>
             <w:vAlign w:val="center"/>
           </w:tcPr>
@@ -15271,7 +15235,7 @@
         </w:tc>
         <w:tc>
           <w:tcPr>
-            <w:tcW w:w="1095" w:type="dxa"/>
+            <w:tcW w:w="1018" w:type="dxa"/>
             <w:vAlign w:val="center"/>
           </w:tcPr>
           <w:p>
@@ -15309,33 +15273,7 @@
         </w:tc>
         <w:tc>
           <w:tcPr>
-            <w:tcW w:w="1726" w:type="dxa"/>
-            <w:vAlign w:val="center"/>
-          </w:tcPr>
-          <w:p>
-            <w:pPr>
-              <w:pStyle w:val="Sinespaciado"/>
-              <w:jc w:val="both"/>
-              <w:rPr>
-                <w:rFonts w:ascii="Arial Nova Cond" w:hAnsi="Arial Nova Cond"/>
-                <w:sz w:val="20"/>
-                <w:szCs w:val="20"/>
-              </w:rPr>
-            </w:pPr>
-            <w:r>
-              <w:rPr>
-                <w:rFonts w:ascii="Arial Nova Cond" w:eastAsia="Calibri" w:hAnsi="Arial Nova Cond" w:cs="Times New Roman"/>
-                <w:sz w:val="20"/>
-                <w:szCs w:val="20"/>
-                <w:lang w:val="es-ES_tradnl"/>
-              </w:rPr>
-              <w:t>{{problemapotencialidad6}}</w:t>
-            </w:r>
-          </w:p>
-        </w:tc>
-        <w:tc>
-          <w:tcPr>
-            <w:tcW w:w="6169" w:type="dxa"/>
+            <w:tcW w:w="5379" w:type="dxa"/>
             <w:vAlign w:val="center"/>
           </w:tcPr>
           <w:p>
@@ -15369,7 +15307,7 @@
         </w:tc>
         <w:tc>
           <w:tcPr>
-            <w:tcW w:w="2015" w:type="dxa"/>
+            <w:tcW w:w="1984" w:type="dxa"/>
             <w:vAlign w:val="center"/>
           </w:tcPr>
           <w:p>
@@ -15400,7 +15338,7 @@
         </w:tc>
         <w:tc>
           <w:tcPr>
-            <w:tcW w:w="1634" w:type="dxa"/>
+            <w:tcW w:w="2693" w:type="dxa"/>
             <w:vAlign w:val="center"/>
           </w:tcPr>
           <w:p>
@@ -15425,13 +15363,13 @@
                 <w:sz w:val="20"/>
                 <w:szCs w:val="20"/>
               </w:rPr>
-              <w:t>{{competencias6}}</w:t>
-            </w:r>
-          </w:p>
-        </w:tc>
-        <w:tc>
-          <w:tcPr>
-            <w:tcW w:w="1337" w:type="dxa"/>
+              <w:t>{{campotematico6}}</w:t>
+            </w:r>
+          </w:p>
+        </w:tc>
+        <w:tc>
+          <w:tcPr>
+            <w:tcW w:w="1560" w:type="dxa"/>
             <w:vAlign w:val="center"/>
           </w:tcPr>
           <w:p>
@@ -15439,7 +15377,38 @@
               <w:autoSpaceDE w:val="0"/>
               <w:autoSpaceDN w:val="0"/>
               <w:adjustRightInd w:val="0"/>
-              <w:jc w:val="center"/>
+              <w:jc w:val="both"/>
+              <w:rPr>
+                <w:rFonts w:ascii="Arial Nova Cond" w:hAnsi="Arial Nova Cond" w:cs="Arial"/>
+                <w:color w:val="000000"/>
+                <w:kern w:val="0"/>
+                <w:sz w:val="20"/>
+                <w:szCs w:val="20"/>
+              </w:rPr>
+            </w:pPr>
+            <w:r>
+              <w:rPr>
+                <w:rFonts w:ascii="Arial Nova Cond" w:hAnsi="Arial Nova Cond" w:cs="Arial"/>
+                <w:color w:val="000000"/>
+                <w:kern w:val="0"/>
+                <w:sz w:val="20"/>
+                <w:szCs w:val="20"/>
+              </w:rPr>
+              <w:t>{{competencias6}}</w:t>
+            </w:r>
+          </w:p>
+        </w:tc>
+        <w:tc>
+          <w:tcPr>
+            <w:tcW w:w="1399" w:type="dxa"/>
+            <w:vAlign w:val="center"/>
+          </w:tcPr>
+          <w:p>
+            <w:pPr>
+              <w:autoSpaceDE w:val="0"/>
+              <w:autoSpaceDN w:val="0"/>
+              <w:adjustRightInd w:val="0"/>
+              <w:jc w:val="both"/>
               <w:rPr>
                 <w:rFonts w:ascii="Arial Nova Cond" w:hAnsi="Arial Nova Cond" w:cs="Arial"/>
                 <w:color w:val="000000"/>
@@ -15468,7 +15437,7 @@
         </w:trPr>
         <w:tc>
           <w:tcPr>
-            <w:tcW w:w="875" w:type="dxa"/>
+            <w:tcW w:w="818" w:type="dxa"/>
             <w:vMerge w:val="restart"/>
             <w:vAlign w:val="center"/>
           </w:tcPr>
@@ -15507,7 +15476,7 @@
         </w:tc>
         <w:tc>
           <w:tcPr>
-            <w:tcW w:w="1095" w:type="dxa"/>
+            <w:tcW w:w="1018" w:type="dxa"/>
             <w:vAlign w:val="center"/>
           </w:tcPr>
           <w:p>
@@ -15545,7 +15514,7 @@
         </w:tc>
         <w:tc>
           <w:tcPr>
-            <w:tcW w:w="1726" w:type="dxa"/>
+            <w:tcW w:w="5379" w:type="dxa"/>
             <w:vAlign w:val="center"/>
           </w:tcPr>
           <w:p>
@@ -15558,62 +15527,28 @@
               </w:tabs>
               <w:spacing w:line="276" w:lineRule="auto"/>
               <w:ind w:left="0"/>
+              <w:jc w:val="both"/>
+              <w:rPr>
+                <w:rFonts w:ascii="Arial Nova Cond" w:hAnsi="Arial Nova Cond"/>
+                <w:color w:val="000000" w:themeColor="text1"/>
+                <w:sz w:val="20"/>
+                <w:szCs w:val="20"/>
+              </w:rPr>
+            </w:pPr>
+            <w:r>
               <w:rPr>
                 <w:rFonts w:ascii="Arial Nova Cond" w:eastAsia="Calibri" w:hAnsi="Arial Nova Cond" w:cs="Times New Roman"/>
-                <w:color w:val="000000" w:themeColor="text1"/>
                 <w:sz w:val="20"/>
                 <w:szCs w:val="20"/>
                 <w:lang w:val="es-ES_tradnl"/>
               </w:rPr>
-            </w:pPr>
-            <w:r>
-              <w:rPr>
-                <w:rFonts w:ascii="Arial Nova Cond" w:eastAsia="Calibri" w:hAnsi="Arial Nova Cond" w:cs="Times New Roman"/>
-                <w:sz w:val="20"/>
-                <w:szCs w:val="20"/>
-                <w:lang w:val="es-ES_tradnl"/>
-              </w:rPr>
-              <w:t>{{problemapotencialidad7}}</w:t>
-            </w:r>
-          </w:p>
-        </w:tc>
-        <w:tc>
-          <w:tcPr>
-            <w:tcW w:w="6169" w:type="dxa"/>
-            <w:vAlign w:val="center"/>
-          </w:tcPr>
-          <w:p>
-            <w:pPr>
-              <w:pStyle w:val="Prrafodelista"/>
-              <w:tabs>
-                <w:tab w:val="left" w:pos="0"/>
-                <w:tab w:val="left" w:pos="142"/>
-                <w:tab w:val="left" w:pos="284"/>
-              </w:tabs>
-              <w:spacing w:line="276" w:lineRule="auto"/>
-              <w:ind w:left="0"/>
-              <w:jc w:val="both"/>
-              <w:rPr>
-                <w:rFonts w:ascii="Arial Nova Cond" w:hAnsi="Arial Nova Cond"/>
-                <w:color w:val="000000" w:themeColor="text1"/>
-                <w:sz w:val="20"/>
-                <w:szCs w:val="20"/>
-              </w:rPr>
-            </w:pPr>
-            <w:r>
-              <w:rPr>
-                <w:rFonts w:ascii="Arial Nova Cond" w:eastAsia="Calibri" w:hAnsi="Arial Nova Cond" w:cs="Times New Roman"/>
-                <w:sz w:val="20"/>
-                <w:szCs w:val="20"/>
-                <w:lang w:val="es-ES_tradnl"/>
-              </w:rPr>
               <w:t>{{situacionsignificativa7}}</w:t>
             </w:r>
           </w:p>
         </w:tc>
         <w:tc>
           <w:tcPr>
-            <w:tcW w:w="2015" w:type="dxa"/>
+            <w:tcW w:w="1984" w:type="dxa"/>
             <w:vAlign w:val="center"/>
           </w:tcPr>
           <w:p>
@@ -15644,7 +15579,7 @@
         </w:tc>
         <w:tc>
           <w:tcPr>
-            <w:tcW w:w="1634" w:type="dxa"/>
+            <w:tcW w:w="2693" w:type="dxa"/>
             <w:vAlign w:val="center"/>
           </w:tcPr>
           <w:p>
@@ -15669,13 +15604,13 @@
                 <w:sz w:val="20"/>
                 <w:szCs w:val="20"/>
               </w:rPr>
-              <w:t>{{competencias7}}</w:t>
-            </w:r>
-          </w:p>
-        </w:tc>
-        <w:tc>
-          <w:tcPr>
-            <w:tcW w:w="1337" w:type="dxa"/>
+              <w:t>{{campotematico7}}</w:t>
+            </w:r>
+          </w:p>
+        </w:tc>
+        <w:tc>
+          <w:tcPr>
+            <w:tcW w:w="1560" w:type="dxa"/>
             <w:vAlign w:val="center"/>
           </w:tcPr>
           <w:p>
@@ -15683,7 +15618,38 @@
               <w:autoSpaceDE w:val="0"/>
               <w:autoSpaceDN w:val="0"/>
               <w:adjustRightInd w:val="0"/>
-              <w:jc w:val="center"/>
+              <w:jc w:val="both"/>
+              <w:rPr>
+                <w:rFonts w:ascii="Arial Nova Cond" w:hAnsi="Arial Nova Cond" w:cs="Arial"/>
+                <w:color w:val="000000"/>
+                <w:kern w:val="0"/>
+                <w:sz w:val="20"/>
+                <w:szCs w:val="20"/>
+              </w:rPr>
+            </w:pPr>
+            <w:r>
+              <w:rPr>
+                <w:rFonts w:ascii="Arial Nova Cond" w:hAnsi="Arial Nova Cond" w:cs="Arial"/>
+                <w:color w:val="000000"/>
+                <w:kern w:val="0"/>
+                <w:sz w:val="20"/>
+                <w:szCs w:val="20"/>
+              </w:rPr>
+              <w:t>{{competencias7}}</w:t>
+            </w:r>
+          </w:p>
+        </w:tc>
+        <w:tc>
+          <w:tcPr>
+            <w:tcW w:w="1399" w:type="dxa"/>
+            <w:vAlign w:val="center"/>
+          </w:tcPr>
+          <w:p>
+            <w:pPr>
+              <w:autoSpaceDE w:val="0"/>
+              <w:autoSpaceDN w:val="0"/>
+              <w:adjustRightInd w:val="0"/>
+              <w:jc w:val="both"/>
               <w:rPr>
                 <w:rFonts w:ascii="Arial Nova Cond" w:hAnsi="Arial Nova Cond" w:cs="Arial"/>
                 <w:color w:val="000000"/>
@@ -15712,7 +15678,7 @@
         </w:trPr>
         <w:tc>
           <w:tcPr>
-            <w:tcW w:w="875" w:type="dxa"/>
+            <w:tcW w:w="818" w:type="dxa"/>
             <w:vMerge/>
             <w:vAlign w:val="center"/>
           </w:tcPr>
@@ -15740,7 +15706,7 @@
         </w:tc>
         <w:tc>
           <w:tcPr>
-            <w:tcW w:w="1095" w:type="dxa"/>
+            <w:tcW w:w="1018" w:type="dxa"/>
             <w:vAlign w:val="center"/>
           </w:tcPr>
           <w:p>
@@ -15778,7 +15744,7 @@
         </w:tc>
         <w:tc>
           <w:tcPr>
-            <w:tcW w:w="1726" w:type="dxa"/>
+            <w:tcW w:w="5379" w:type="dxa"/>
             <w:vAlign w:val="center"/>
           </w:tcPr>
           <w:p>
@@ -15791,6 +15757,7 @@
               </w:tabs>
               <w:spacing w:line="276" w:lineRule="auto"/>
               <w:ind w:left="0"/>
+              <w:jc w:val="both"/>
               <w:rPr>
                 <w:rFonts w:ascii="Arial Nova Cond" w:eastAsia="Calibri" w:hAnsi="Arial Nova Cond" w:cs="Times New Roman"/>
                 <w:color w:val="000000" w:themeColor="text1"/>
@@ -15806,48 +15773,13 @@
                 <w:szCs w:val="20"/>
                 <w:lang w:val="es-ES_tradnl"/>
               </w:rPr>
-              <w:t>{{problemapotencialidad8}}</w:t>
-            </w:r>
-          </w:p>
-        </w:tc>
-        <w:tc>
-          <w:tcPr>
-            <w:tcW w:w="6169" w:type="dxa"/>
-            <w:vAlign w:val="center"/>
-          </w:tcPr>
-          <w:p>
-            <w:pPr>
-              <w:pStyle w:val="Prrafodelista"/>
-              <w:tabs>
-                <w:tab w:val="left" w:pos="0"/>
-                <w:tab w:val="left" w:pos="142"/>
-                <w:tab w:val="left" w:pos="284"/>
-              </w:tabs>
-              <w:spacing w:line="276" w:lineRule="auto"/>
-              <w:ind w:left="0"/>
-              <w:jc w:val="both"/>
-              <w:rPr>
-                <w:rFonts w:ascii="Arial Nova Cond" w:eastAsia="Calibri" w:hAnsi="Arial Nova Cond" w:cs="Times New Roman"/>
-                <w:color w:val="000000" w:themeColor="text1"/>
-                <w:sz w:val="20"/>
-                <w:szCs w:val="20"/>
-                <w:lang w:val="es-ES_tradnl"/>
-              </w:rPr>
-            </w:pPr>
-            <w:r>
-              <w:rPr>
-                <w:rFonts w:ascii="Arial Nova Cond" w:eastAsia="Calibri" w:hAnsi="Arial Nova Cond" w:cs="Times New Roman"/>
-                <w:sz w:val="20"/>
-                <w:szCs w:val="20"/>
-                <w:lang w:val="es-ES_tradnl"/>
-              </w:rPr>
               <w:t>{{situacionsignificativa8}}</w:t>
             </w:r>
           </w:p>
         </w:tc>
         <w:tc>
           <w:tcPr>
-            <w:tcW w:w="2015" w:type="dxa"/>
+            <w:tcW w:w="1984" w:type="dxa"/>
             <w:vAlign w:val="center"/>
           </w:tcPr>
           <w:p>
@@ -15877,7 +15809,7 @@
         </w:tc>
         <w:tc>
           <w:tcPr>
-            <w:tcW w:w="1634" w:type="dxa"/>
+            <w:tcW w:w="2693" w:type="dxa"/>
             <w:vAlign w:val="center"/>
           </w:tcPr>
           <w:p>
@@ -15902,13 +15834,13 @@
                 <w:sz w:val="20"/>
                 <w:szCs w:val="20"/>
               </w:rPr>
-              <w:t>{{competencias8}}</w:t>
-            </w:r>
-          </w:p>
-        </w:tc>
-        <w:tc>
-          <w:tcPr>
-            <w:tcW w:w="1337" w:type="dxa"/>
+              <w:t>{{campotematico8}}</w:t>
+            </w:r>
+          </w:p>
+        </w:tc>
+        <w:tc>
+          <w:tcPr>
+            <w:tcW w:w="1560" w:type="dxa"/>
             <w:vAlign w:val="center"/>
           </w:tcPr>
           <w:p>
@@ -15916,7 +15848,38 @@
               <w:autoSpaceDE w:val="0"/>
               <w:autoSpaceDN w:val="0"/>
               <w:adjustRightInd w:val="0"/>
-              <w:jc w:val="center"/>
+              <w:jc w:val="both"/>
+              <w:rPr>
+                <w:rFonts w:ascii="Arial Nova Cond" w:hAnsi="Arial Nova Cond" w:cs="Arial"/>
+                <w:color w:val="000000"/>
+                <w:kern w:val="0"/>
+                <w:sz w:val="20"/>
+                <w:szCs w:val="20"/>
+              </w:rPr>
+            </w:pPr>
+            <w:r>
+              <w:rPr>
+                <w:rFonts w:ascii="Arial Nova Cond" w:hAnsi="Arial Nova Cond" w:cs="Arial"/>
+                <w:color w:val="000000"/>
+                <w:kern w:val="0"/>
+                <w:sz w:val="20"/>
+                <w:szCs w:val="20"/>
+              </w:rPr>
+              <w:t>{{competencias8}}</w:t>
+            </w:r>
+          </w:p>
+        </w:tc>
+        <w:tc>
+          <w:tcPr>
+            <w:tcW w:w="1399" w:type="dxa"/>
+            <w:vAlign w:val="center"/>
+          </w:tcPr>
+          <w:p>
+            <w:pPr>
+              <w:autoSpaceDE w:val="0"/>
+              <w:autoSpaceDN w:val="0"/>
+              <w:adjustRightInd w:val="0"/>
+              <w:jc w:val="both"/>
               <w:rPr>
                 <w:rFonts w:ascii="Arial Nova Cond" w:hAnsi="Arial Nova Cond" w:cs="Arial"/>
                 <w:color w:val="000000"/>
@@ -30219,7 +30182,6 @@
               </w:rPr>
               <w:t xml:space="preserve">Minedu (2016). Programa curricular de educación secundaria. Resolución Ministerial </w:t>
             </w:r>
-            <w:proofErr w:type="spellStart"/>
             <w:r>
               <w:rPr>
                 <w:rFonts w:ascii="Arial Nova Cond Light" w:eastAsia="Calibri" w:hAnsi="Arial Nova Cond Light" w:cs="Calibri Light"/>
@@ -30228,7 +30190,6 @@
               </w:rPr>
               <w:t>N°</w:t>
             </w:r>
-            <w:proofErr w:type="spellEnd"/>
             <w:r>
               <w:rPr>
                 <w:rFonts w:ascii="Arial Nova Cond Light" w:eastAsia="Calibri" w:hAnsi="Arial Nova Cond Light" w:cs="Calibri Light"/>
@@ -30261,7 +30222,6 @@
               </w:rPr>
               <w:t xml:space="preserve">Minedu (2016). Currículo Nacional de la educación básica. Resolución Ministerial </w:t>
             </w:r>
-            <w:proofErr w:type="spellStart"/>
             <w:r>
               <w:rPr>
                 <w:rFonts w:ascii="Arial Nova Cond Light" w:eastAsia="Calibri" w:hAnsi="Arial Nova Cond Light" w:cs="Calibri Light"/>
@@ -30270,7 +30230,6 @@
               </w:rPr>
               <w:t>N°</w:t>
             </w:r>
-            <w:proofErr w:type="spellEnd"/>
             <w:r>
               <w:rPr>
                 <w:rFonts w:ascii="Arial Nova Cond Light" w:eastAsia="Calibri" w:hAnsi="Arial Nova Cond Light" w:cs="Calibri Light"/>
@@ -31075,7 +31034,7 @@
 </file>
 
 <file path=word/endnotes.xml><?xml version="1.0" encoding="utf-8"?>
-<w:endnotes xmlns:wpc="http://schemas.microsoft.com/office/word/2010/wordprocessingCanvas" xmlns:cx="http://schemas.microsoft.com/office/drawing/2014/chartex" xmlns:cx1="http://schemas.microsoft.com/office/drawing/2015/9/8/chartex" xmlns:cx2="http://schemas.microsoft.com/office/drawing/2015/10/21/chartex" xmlns:cx3="http://schemas.microsoft.com/office/drawing/2016/5/9/chartex" xmlns:cx4="http://schemas.microsoft.com/office/drawing/2016/5/10/chartex" xmlns:cx5="http://schemas.microsoft.com/office/drawing/2016/5/11/chartex" xmlns:cx6="http://schemas.microsoft.com/office/drawing/2016/5/12/chartex" xmlns:cx7="http://schemas.microsoft.com/office/drawing/2016/5/13/chartex" xmlns:cx8="http://schemas.microsoft.com/office/drawing/2016/5/14/chartex" xmlns:mc="http://schemas.openxmlformats.org/markup-compatibility/2006" xmlns:aink="http://schemas.microsoft.com/office/drawing/2016/ink" xmlns:am3d="http://schemas.microsoft.com/office/drawing/2017/model3d" xmlns:o="urn:schemas-microsoft-com:office:office" xmlns:oel="http://schemas.microsoft.com/office/2019/extlst" xmlns:r="http://schemas.openxmlformats.org/officeDocument/2006/relationships" xmlns:m="http://schemas.openxmlformats.org/officeDocument/2006/math" xmlns:v="urn:schemas-microsoft-com:vml" xmlns:wp14="http://schemas.microsoft.com/office/word/2010/wordprocessingDrawing" xmlns:wp="http://schemas.openxmlformats.org/drawingml/2006/wordprocessingDrawing" xmlns:w10="urn:schemas-microsoft-com:office:word" xmlns:w="http://schemas.openxmlformats.org/wordprocessingml/2006/main" xmlns:w14="http://schemas.microsoft.com/office/word/2010/wordml" xmlns:w15="http://schemas.microsoft.com/office/word/2012/wordml" xmlns:w16cex="http://schemas.microsoft.com/office/word/2018/wordml/cex" xmlns:w16cid="http://schemas.microsoft.com/office/word/2016/wordml/cid" xmlns:w16="http://schemas.microsoft.com/office/word/2018/wordml" xmlns:w16du="http://schemas.microsoft.com/office/word/2023/wordml/word16du" xmlns:w16sdtdh="http://schemas.microsoft.com/office/word/2020/wordml/sdtdatahash" xmlns:w16se="http://schemas.microsoft.com/office/word/2015/wordml/symex" xmlns:wpg="http://schemas.microsoft.com/office/word/2010/wordprocessingGroup" xmlns:wpi="http://schemas.microsoft.com/office/word/2010/wordprocessingInk" xmlns:wne="http://schemas.microsoft.com/office/word/2006/wordml" xmlns:wps="http://schemas.microsoft.com/office/word/2010/wordprocessingShape" mc:Ignorable="w14 w15 w16se w16cid w16 w16cex w16sdtdh w16du wp14">
+<w:endnotes xmlns:wpc="http://schemas.microsoft.com/office/word/2010/wordprocessingCanvas" xmlns:cx="http://schemas.microsoft.com/office/drawing/2014/chartex" xmlns:cx1="http://schemas.microsoft.com/office/drawing/2015/9/8/chartex" xmlns:cx2="http://schemas.microsoft.com/office/drawing/2015/10/21/chartex" xmlns:cx3="http://schemas.microsoft.com/office/drawing/2016/5/9/chartex" xmlns:cx4="http://schemas.microsoft.com/office/drawing/2016/5/10/chartex" xmlns:cx5="http://schemas.microsoft.com/office/drawing/2016/5/11/chartex" xmlns:cx6="http://schemas.microsoft.com/office/drawing/2016/5/12/chartex" xmlns:cx7="http://schemas.microsoft.com/office/drawing/2016/5/13/chartex" xmlns:cx8="http://schemas.microsoft.com/office/drawing/2016/5/14/chartex" xmlns:mc="http://schemas.openxmlformats.org/markup-compatibility/2006" xmlns:aink="http://schemas.microsoft.com/office/drawing/2016/ink" xmlns:am3d="http://schemas.microsoft.com/office/drawing/2017/model3d" xmlns:o="urn:schemas-microsoft-com:office:office" xmlns:oel="http://schemas.microsoft.com/office/2019/extlst" xmlns:r="http://schemas.openxmlformats.org/officeDocument/2006/relationships" xmlns:m="http://schemas.openxmlformats.org/officeDocument/2006/math" xmlns:v="urn:schemas-microsoft-com:vml" xmlns:wp14="http://schemas.microsoft.com/office/word/2010/wordprocessingDrawing" xmlns:wp="http://schemas.openxmlformats.org/drawingml/2006/wordprocessingDrawing" xmlns:w10="urn:schemas-microsoft-com:office:word" xmlns:w="http://schemas.openxmlformats.org/wordprocessingml/2006/main" xmlns:w14="http://schemas.microsoft.com/office/word/2010/wordml" xmlns:w15="http://schemas.microsoft.com/office/word/2012/wordml" xmlns:w16cex="http://schemas.microsoft.com/office/word/2018/wordml/cex" xmlns:w16cid="http://schemas.microsoft.com/office/word/2016/wordml/cid" xmlns:w16="http://schemas.microsoft.com/office/word/2018/wordml" xmlns:w16du="http://schemas.microsoft.com/office/word/2023/wordml/word16du" xmlns:w16sdtdh="http://schemas.microsoft.com/office/word/2020/wordml/sdtdatahash" xmlns:w16sdtfl="http://schemas.microsoft.com/office/word/2024/wordml/sdtformatlock" xmlns:w16se="http://schemas.microsoft.com/office/word/2015/wordml/symex" xmlns:wpg="http://schemas.microsoft.com/office/word/2010/wordprocessingGroup" xmlns:wpi="http://schemas.microsoft.com/office/word/2010/wordprocessingInk" xmlns:wne="http://schemas.microsoft.com/office/word/2006/wordml" xmlns:wps="http://schemas.microsoft.com/office/word/2010/wordprocessingShape" mc:Ignorable="w14 w15 w16se w16cid w16 w16cex w16sdtdh w16sdtfl w16du wp14">
   <w:endnote w:type="separator" w:id="-1">
     <w:p>
       <w:pPr>
@@ -31100,7 +31059,7 @@
 </file>
 
 <file path=word/footer1.xml><?xml version="1.0" encoding="utf-8"?>
-<w:ftr xmlns:wpc="http://schemas.microsoft.com/office/word/2010/wordprocessingCanvas" xmlns:cx="http://schemas.microsoft.com/office/drawing/2014/chartex" xmlns:cx1="http://schemas.microsoft.com/office/drawing/2015/9/8/chartex" xmlns:cx2="http://schemas.microsoft.com/office/drawing/2015/10/21/chartex" xmlns:cx3="http://schemas.microsoft.com/office/drawing/2016/5/9/chartex" xmlns:cx4="http://schemas.microsoft.com/office/drawing/2016/5/10/chartex" xmlns:cx5="http://schemas.microsoft.com/office/drawing/2016/5/11/chartex" xmlns:cx6="http://schemas.microsoft.com/office/drawing/2016/5/12/chartex" xmlns:cx7="http://schemas.microsoft.com/office/drawing/2016/5/13/chartex" xmlns:cx8="http://schemas.microsoft.com/office/drawing/2016/5/14/chartex" xmlns:mc="http://schemas.openxmlformats.org/markup-compatibility/2006" xmlns:aink="http://schemas.microsoft.com/office/drawing/2016/ink" xmlns:am3d="http://schemas.microsoft.com/office/drawing/2017/model3d" xmlns:o="urn:schemas-microsoft-com:office:office" xmlns:oel="http://schemas.microsoft.com/office/2019/extlst" xmlns:r="http://schemas.openxmlformats.org/officeDocument/2006/relationships" xmlns:m="http://schemas.openxmlformats.org/officeDocument/2006/math" xmlns:v="urn:schemas-microsoft-com:vml" xmlns:wp14="http://schemas.microsoft.com/office/word/2010/wordprocessingDrawing" xmlns:wp="http://schemas.openxmlformats.org/drawingml/2006/wordprocessingDrawing" xmlns:w10="urn:schemas-microsoft-com:office:word" xmlns:w="http://schemas.openxmlformats.org/wordprocessingml/2006/main" xmlns:w14="http://schemas.microsoft.com/office/word/2010/wordml" xmlns:w15="http://schemas.microsoft.com/office/word/2012/wordml" xmlns:w16cex="http://schemas.microsoft.com/office/word/2018/wordml/cex" xmlns:w16cid="http://schemas.microsoft.com/office/word/2016/wordml/cid" xmlns:w16="http://schemas.microsoft.com/office/word/2018/wordml" xmlns:w16du="http://schemas.microsoft.com/office/word/2023/wordml/word16du" xmlns:w16sdtdh="http://schemas.microsoft.com/office/word/2020/wordml/sdtdatahash" xmlns:w16se="http://schemas.microsoft.com/office/word/2015/wordml/symex" xmlns:wpg="http://schemas.microsoft.com/office/word/2010/wordprocessingGroup" xmlns:wpi="http://schemas.microsoft.com/office/word/2010/wordprocessingInk" xmlns:wne="http://schemas.microsoft.com/office/word/2006/wordml" xmlns:wps="http://schemas.microsoft.com/office/word/2010/wordprocessingShape" mc:Ignorable="w14 w15 w16se w16cid w16 w16cex w16sdtdh w16du wp14">
+<w:ftr xmlns:wpc="http://schemas.microsoft.com/office/word/2010/wordprocessingCanvas" xmlns:cx="http://schemas.microsoft.com/office/drawing/2014/chartex" xmlns:cx1="http://schemas.microsoft.com/office/drawing/2015/9/8/chartex" xmlns:cx2="http://schemas.microsoft.com/office/drawing/2015/10/21/chartex" xmlns:cx3="http://schemas.microsoft.com/office/drawing/2016/5/9/chartex" xmlns:cx4="http://schemas.microsoft.com/office/drawing/2016/5/10/chartex" xmlns:cx5="http://schemas.microsoft.com/office/drawing/2016/5/11/chartex" xmlns:cx6="http://schemas.microsoft.com/office/drawing/2016/5/12/chartex" xmlns:cx7="http://schemas.microsoft.com/office/drawing/2016/5/13/chartex" xmlns:cx8="http://schemas.microsoft.com/office/drawing/2016/5/14/chartex" xmlns:mc="http://schemas.openxmlformats.org/markup-compatibility/2006" xmlns:aink="http://schemas.microsoft.com/office/drawing/2016/ink" xmlns:am3d="http://schemas.microsoft.com/office/drawing/2017/model3d" xmlns:o="urn:schemas-microsoft-com:office:office" xmlns:oel="http://schemas.microsoft.com/office/2019/extlst" xmlns:r="http://schemas.openxmlformats.org/officeDocument/2006/relationships" xmlns:m="http://schemas.openxmlformats.org/officeDocument/2006/math" xmlns:v="urn:schemas-microsoft-com:vml" xmlns:wp14="http://schemas.microsoft.com/office/word/2010/wordprocessingDrawing" xmlns:wp="http://schemas.openxmlformats.org/drawingml/2006/wordprocessingDrawing" xmlns:w10="urn:schemas-microsoft-com:office:word" xmlns:w="http://schemas.openxmlformats.org/wordprocessingml/2006/main" xmlns:w14="http://schemas.microsoft.com/office/word/2010/wordml" xmlns:w15="http://schemas.microsoft.com/office/word/2012/wordml" xmlns:w16cex="http://schemas.microsoft.com/office/word/2018/wordml/cex" xmlns:w16cid="http://schemas.microsoft.com/office/word/2016/wordml/cid" xmlns:w16="http://schemas.microsoft.com/office/word/2018/wordml" xmlns:w16du="http://schemas.microsoft.com/office/word/2023/wordml/word16du" xmlns:w16sdtdh="http://schemas.microsoft.com/office/word/2020/wordml/sdtdatahash" xmlns:w16sdtfl="http://schemas.microsoft.com/office/word/2024/wordml/sdtformatlock" xmlns:w16se="http://schemas.microsoft.com/office/word/2015/wordml/symex" xmlns:wpg="http://schemas.microsoft.com/office/word/2010/wordprocessingGroup" xmlns:wpi="http://schemas.microsoft.com/office/word/2010/wordprocessingInk" xmlns:wne="http://schemas.microsoft.com/office/word/2006/wordml" xmlns:wps="http://schemas.microsoft.com/office/word/2010/wordprocessingShape" mc:Ignorable="w14 w15 w16se w16cid w16 w16cex w16sdtdh w16sdtfl w16du wp14">
   <w:p>
     <w:pPr>
       <w:pStyle w:val="Piedepgina"/>
@@ -31561,7 +31520,7 @@
 </file>
 
 <file path=word/footnotes.xml><?xml version="1.0" encoding="utf-8"?>
-<w:footnotes xmlns:wpc="http://schemas.microsoft.com/office/word/2010/wordprocessingCanvas" xmlns:cx="http://schemas.microsoft.com/office/drawing/2014/chartex" xmlns:cx1="http://schemas.microsoft.com/office/drawing/2015/9/8/chartex" xmlns:cx2="http://schemas.microsoft.com/office/drawing/2015/10/21/chartex" xmlns:cx3="http://schemas.microsoft.com/office/drawing/2016/5/9/chartex" xmlns:cx4="http://schemas.microsoft.com/office/drawing/2016/5/10/chartex" xmlns:cx5="http://schemas.microsoft.com/office/drawing/2016/5/11/chartex" xmlns:cx6="http://schemas.microsoft.com/office/drawing/2016/5/12/chartex" xmlns:cx7="http://schemas.microsoft.com/office/drawing/2016/5/13/chartex" xmlns:cx8="http://schemas.microsoft.com/office/drawing/2016/5/14/chartex" xmlns:mc="http://schemas.openxmlformats.org/markup-compatibility/2006" xmlns:aink="http://schemas.microsoft.com/office/drawing/2016/ink" xmlns:am3d="http://schemas.microsoft.com/office/drawing/2017/model3d" xmlns:o="urn:schemas-microsoft-com:office:office" xmlns:oel="http://schemas.microsoft.com/office/2019/extlst" xmlns:r="http://schemas.openxmlformats.org/officeDocument/2006/relationships" xmlns:m="http://schemas.openxmlformats.org/officeDocument/2006/math" xmlns:v="urn:schemas-microsoft-com:vml" xmlns:wp14="http://schemas.microsoft.com/office/word/2010/wordprocessingDrawing" xmlns:wp="http://schemas.openxmlformats.org/drawingml/2006/wordprocessingDrawing" xmlns:w10="urn:schemas-microsoft-com:office:word" xmlns:w="http://schemas.openxmlformats.org/wordprocessingml/2006/main" xmlns:w14="http://schemas.microsoft.com/office/word/2010/wordml" xmlns:w15="http://schemas.microsoft.com/office/word/2012/wordml" xmlns:w16cex="http://schemas.microsoft.com/office/word/2018/wordml/cex" xmlns:w16cid="http://schemas.microsoft.com/office/word/2016/wordml/cid" xmlns:w16="http://schemas.microsoft.com/office/word/2018/wordml" xmlns:w16du="http://schemas.microsoft.com/office/word/2023/wordml/word16du" xmlns:w16sdtdh="http://schemas.microsoft.com/office/word/2020/wordml/sdtdatahash" xmlns:w16se="http://schemas.microsoft.com/office/word/2015/wordml/symex" xmlns:wpg="http://schemas.microsoft.com/office/word/2010/wordprocessingGroup" xmlns:wpi="http://schemas.microsoft.com/office/word/2010/wordprocessingInk" xmlns:wne="http://schemas.microsoft.com/office/word/2006/wordml" xmlns:wps="http://schemas.microsoft.com/office/word/2010/wordprocessingShape" mc:Ignorable="w14 w15 w16se w16cid w16 w16cex w16sdtdh w16du wp14">
+<w:footnotes xmlns:wpc="http://schemas.microsoft.com/office/word/2010/wordprocessingCanvas" xmlns:cx="http://schemas.microsoft.com/office/drawing/2014/chartex" xmlns:cx1="http://schemas.microsoft.com/office/drawing/2015/9/8/chartex" xmlns:cx2="http://schemas.microsoft.com/office/drawing/2015/10/21/chartex" xmlns:cx3="http://schemas.microsoft.com/office/drawing/2016/5/9/chartex" xmlns:cx4="http://schemas.microsoft.com/office/drawing/2016/5/10/chartex" xmlns:cx5="http://schemas.microsoft.com/office/drawing/2016/5/11/chartex" xmlns:cx6="http://schemas.microsoft.com/office/drawing/2016/5/12/chartex" xmlns:cx7="http://schemas.microsoft.com/office/drawing/2016/5/13/chartex" xmlns:cx8="http://schemas.microsoft.com/office/drawing/2016/5/14/chartex" xmlns:mc="http://schemas.openxmlformats.org/markup-compatibility/2006" xmlns:aink="http://schemas.microsoft.com/office/drawing/2016/ink" xmlns:am3d="http://schemas.microsoft.com/office/drawing/2017/model3d" xmlns:o="urn:schemas-microsoft-com:office:office" xmlns:oel="http://schemas.microsoft.com/office/2019/extlst" xmlns:r="http://schemas.openxmlformats.org/officeDocument/2006/relationships" xmlns:m="http://schemas.openxmlformats.org/officeDocument/2006/math" xmlns:v="urn:schemas-microsoft-com:vml" xmlns:wp14="http://schemas.microsoft.com/office/word/2010/wordprocessingDrawing" xmlns:wp="http://schemas.openxmlformats.org/drawingml/2006/wordprocessingDrawing" xmlns:w10="urn:schemas-microsoft-com:office:word" xmlns:w="http://schemas.openxmlformats.org/wordprocessingml/2006/main" xmlns:w14="http://schemas.microsoft.com/office/word/2010/wordml" xmlns:w15="http://schemas.microsoft.com/office/word/2012/wordml" xmlns:w16cex="http://schemas.microsoft.com/office/word/2018/wordml/cex" xmlns:w16cid="http://schemas.microsoft.com/office/word/2016/wordml/cid" xmlns:w16="http://schemas.microsoft.com/office/word/2018/wordml" xmlns:w16du="http://schemas.microsoft.com/office/word/2023/wordml/word16du" xmlns:w16sdtdh="http://schemas.microsoft.com/office/word/2020/wordml/sdtdatahash" xmlns:w16sdtfl="http://schemas.microsoft.com/office/word/2024/wordml/sdtformatlock" xmlns:w16se="http://schemas.microsoft.com/office/word/2015/wordml/symex" xmlns:wpg="http://schemas.microsoft.com/office/word/2010/wordprocessingGroup" xmlns:wpi="http://schemas.microsoft.com/office/word/2010/wordprocessingInk" xmlns:wne="http://schemas.microsoft.com/office/word/2006/wordml" xmlns:wps="http://schemas.microsoft.com/office/word/2010/wordprocessingShape" mc:Ignorable="w14 w15 w16se w16cid w16 w16cex w16sdtdh w16sdtfl w16du wp14">
   <w:footnote w:type="separator" w:id="-1">
     <w:p>
       <w:pPr>
@@ -31586,7 +31545,7 @@
 </file>
 
 <file path=word/header1.xml><?xml version="1.0" encoding="utf-8"?>
-<w:hdr xmlns:wpc="http://schemas.microsoft.com/office/word/2010/wordprocessingCanvas" xmlns:cx="http://schemas.microsoft.com/office/drawing/2014/chartex" xmlns:cx1="http://schemas.microsoft.com/office/drawing/2015/9/8/chartex" xmlns:cx2="http://schemas.microsoft.com/office/drawing/2015/10/21/chartex" xmlns:cx3="http://schemas.microsoft.com/office/drawing/2016/5/9/chartex" xmlns:cx4="http://schemas.microsoft.com/office/drawing/2016/5/10/chartex" xmlns:cx5="http://schemas.microsoft.com/office/drawing/2016/5/11/chartex" xmlns:cx6="http://schemas.microsoft.com/office/drawing/2016/5/12/chartex" xmlns:cx7="http://schemas.microsoft.com/office/drawing/2016/5/13/chartex" xmlns:cx8="http://schemas.microsoft.com/office/drawing/2016/5/14/chartex" xmlns:mc="http://schemas.openxmlformats.org/markup-compatibility/2006" xmlns:aink="http://schemas.microsoft.com/office/drawing/2016/ink" xmlns:am3d="http://schemas.microsoft.com/office/drawing/2017/model3d" xmlns:o="urn:schemas-microsoft-com:office:office" xmlns:oel="http://schemas.microsoft.com/office/2019/extlst" xmlns:r="http://schemas.openxmlformats.org/officeDocument/2006/relationships" xmlns:m="http://schemas.openxmlformats.org/officeDocument/2006/math" xmlns:v="urn:schemas-microsoft-com:vml" xmlns:wp14="http://schemas.microsoft.com/office/word/2010/wordprocessingDrawing" xmlns:wp="http://schemas.openxmlformats.org/drawingml/2006/wordprocessingDrawing" xmlns:w10="urn:schemas-microsoft-com:office:word" xmlns:w="http://schemas.openxmlformats.org/wordprocessingml/2006/main" xmlns:w14="http://schemas.microsoft.com/office/word/2010/wordml" xmlns:w15="http://schemas.microsoft.com/office/word/2012/wordml" xmlns:w16cex="http://schemas.microsoft.com/office/word/2018/wordml/cex" xmlns:w16cid="http://schemas.microsoft.com/office/word/2016/wordml/cid" xmlns:w16="http://schemas.microsoft.com/office/word/2018/wordml" xmlns:w16du="http://schemas.microsoft.com/office/word/2023/wordml/word16du" xmlns:w16sdtdh="http://schemas.microsoft.com/office/word/2020/wordml/sdtdatahash" xmlns:w16se="http://schemas.microsoft.com/office/word/2015/wordml/symex" xmlns:wpg="http://schemas.microsoft.com/office/word/2010/wordprocessingGroup" xmlns:wpi="http://schemas.microsoft.com/office/word/2010/wordprocessingInk" xmlns:wne="http://schemas.microsoft.com/office/word/2006/wordml" xmlns:wps="http://schemas.microsoft.com/office/word/2010/wordprocessingShape" mc:Ignorable="w14 w15 w16se w16cid w16 w16cex w16sdtdh w16du wp14">
+<w:hdr xmlns:wpc="http://schemas.microsoft.com/office/word/2010/wordprocessingCanvas" xmlns:cx="http://schemas.microsoft.com/office/drawing/2014/chartex" xmlns:cx1="http://schemas.microsoft.com/office/drawing/2015/9/8/chartex" xmlns:cx2="http://schemas.microsoft.com/office/drawing/2015/10/21/chartex" xmlns:cx3="http://schemas.microsoft.com/office/drawing/2016/5/9/chartex" xmlns:cx4="http://schemas.microsoft.com/office/drawing/2016/5/10/chartex" xmlns:cx5="http://schemas.microsoft.com/office/drawing/2016/5/11/chartex" xmlns:cx6="http://schemas.microsoft.com/office/drawing/2016/5/12/chartex" xmlns:cx7="http://schemas.microsoft.com/office/drawing/2016/5/13/chartex" xmlns:cx8="http://schemas.microsoft.com/office/drawing/2016/5/14/chartex" xmlns:mc="http://schemas.openxmlformats.org/markup-compatibility/2006" xmlns:aink="http://schemas.microsoft.com/office/drawing/2016/ink" xmlns:am3d="http://schemas.microsoft.com/office/drawing/2017/model3d" xmlns:o="urn:schemas-microsoft-com:office:office" xmlns:oel="http://schemas.microsoft.com/office/2019/extlst" xmlns:r="http://schemas.openxmlformats.org/officeDocument/2006/relationships" xmlns:m="http://schemas.openxmlformats.org/officeDocument/2006/math" xmlns:v="urn:schemas-microsoft-com:vml" xmlns:wp14="http://schemas.microsoft.com/office/word/2010/wordprocessingDrawing" xmlns:wp="http://schemas.openxmlformats.org/drawingml/2006/wordprocessingDrawing" xmlns:w10="urn:schemas-microsoft-com:office:word" xmlns:w="http://schemas.openxmlformats.org/wordprocessingml/2006/main" xmlns:w14="http://schemas.microsoft.com/office/word/2010/wordml" xmlns:w15="http://schemas.microsoft.com/office/word/2012/wordml" xmlns:w16cex="http://schemas.microsoft.com/office/word/2018/wordml/cex" xmlns:w16cid="http://schemas.microsoft.com/office/word/2016/wordml/cid" xmlns:w16="http://schemas.microsoft.com/office/word/2018/wordml" xmlns:w16du="http://schemas.microsoft.com/office/word/2023/wordml/word16du" xmlns:w16sdtdh="http://schemas.microsoft.com/office/word/2020/wordml/sdtdatahash" xmlns:w16sdtfl="http://schemas.microsoft.com/office/word/2024/wordml/sdtformatlock" xmlns:w16se="http://schemas.microsoft.com/office/word/2015/wordml/symex" xmlns:wpg="http://schemas.microsoft.com/office/word/2010/wordprocessingGroup" xmlns:wpi="http://schemas.microsoft.com/office/word/2010/wordprocessingInk" xmlns:wne="http://schemas.microsoft.com/office/word/2006/wordml" xmlns:wps="http://schemas.microsoft.com/office/word/2010/wordprocessingShape" mc:Ignorable="w14 w15 w16se w16cid w16 w16cex w16sdtdh w16sdtfl w16du wp14">
   <w:tbl>
     <w:tblPr>
       <w:tblStyle w:val="Tablaconcuadrcula"/>
@@ -31876,7 +31835,7 @@
 </file>
 
 <file path=word/numbering.xml><?xml version="1.0" encoding="utf-8"?>
-<w:numbering xmlns:wpc="http://schemas.microsoft.com/office/word/2010/wordprocessingCanvas" xmlns:cx="http://schemas.microsoft.com/office/drawing/2014/chartex" xmlns:cx1="http://schemas.microsoft.com/office/drawing/2015/9/8/chartex" xmlns:cx2="http://schemas.microsoft.com/office/drawing/2015/10/21/chartex" xmlns:cx3="http://schemas.microsoft.com/office/drawing/2016/5/9/chartex" xmlns:cx4="http://schemas.microsoft.com/office/drawing/2016/5/10/chartex" xmlns:cx5="http://schemas.microsoft.com/office/drawing/2016/5/11/chartex" xmlns:cx6="http://schemas.microsoft.com/office/drawing/2016/5/12/chartex" xmlns:cx7="http://schemas.microsoft.com/office/drawing/2016/5/13/chartex" xmlns:cx8="http://schemas.microsoft.com/office/drawing/2016/5/14/chartex" xmlns:mc="http://schemas.openxmlformats.org/markup-compatibility/2006" xmlns:aink="http://schemas.microsoft.com/office/drawing/2016/ink" xmlns:am3d="http://schemas.microsoft.com/office/drawing/2017/model3d" xmlns:o="urn:schemas-microsoft-com:office:office" xmlns:oel="http://schemas.microsoft.com/office/2019/extlst" xmlns:r="http://schemas.openxmlformats.org/officeDocument/2006/relationships" xmlns:m="http://schemas.openxmlformats.org/officeDocument/2006/math" xmlns:v="urn:schemas-microsoft-com:vml" xmlns:wp14="http://schemas.microsoft.com/office/word/2010/wordprocessingDrawing" xmlns:wp="http://schemas.openxmlformats.org/drawingml/2006/wordprocessingDrawing" xmlns:w10="urn:schemas-microsoft-com:office:word" xmlns:w="http://schemas.openxmlformats.org/wordprocessingml/2006/main" xmlns:w14="http://schemas.microsoft.com/office/word/2010/wordml" xmlns:w15="http://schemas.microsoft.com/office/word/2012/wordml" xmlns:w16cex="http://schemas.microsoft.com/office/word/2018/wordml/cex" xmlns:w16cid="http://schemas.microsoft.com/office/word/2016/wordml/cid" xmlns:w16="http://schemas.microsoft.com/office/word/2018/wordml" xmlns:w16du="http://schemas.microsoft.com/office/word/2023/wordml/word16du" xmlns:w16sdtdh="http://schemas.microsoft.com/office/word/2020/wordml/sdtdatahash" xmlns:w16se="http://schemas.microsoft.com/office/word/2015/wordml/symex" xmlns:wpg="http://schemas.microsoft.com/office/word/2010/wordprocessingGroup" xmlns:wpi="http://schemas.microsoft.com/office/word/2010/wordprocessingInk" xmlns:wne="http://schemas.microsoft.com/office/word/2006/wordml" xmlns:wps="http://schemas.microsoft.com/office/word/2010/wordprocessingShape" mc:Ignorable="w14 w15 w16se w16cid w16 w16cex w16sdtdh w16du wp14">
+<w:numbering xmlns:wpc="http://schemas.microsoft.com/office/word/2010/wordprocessingCanvas" xmlns:cx="http://schemas.microsoft.com/office/drawing/2014/chartex" xmlns:cx1="http://schemas.microsoft.com/office/drawing/2015/9/8/chartex" xmlns:cx2="http://schemas.microsoft.com/office/drawing/2015/10/21/chartex" xmlns:cx3="http://schemas.microsoft.com/office/drawing/2016/5/9/chartex" xmlns:cx4="http://schemas.microsoft.com/office/drawing/2016/5/10/chartex" xmlns:cx5="http://schemas.microsoft.com/office/drawing/2016/5/11/chartex" xmlns:cx6="http://schemas.microsoft.com/office/drawing/2016/5/12/chartex" xmlns:cx7="http://schemas.microsoft.com/office/drawing/2016/5/13/chartex" xmlns:cx8="http://schemas.microsoft.com/office/drawing/2016/5/14/chartex" xmlns:mc="http://schemas.openxmlformats.org/markup-compatibility/2006" xmlns:aink="http://schemas.microsoft.com/office/drawing/2016/ink" xmlns:am3d="http://schemas.microsoft.com/office/drawing/2017/model3d" xmlns:o="urn:schemas-microsoft-com:office:office" xmlns:oel="http://schemas.microsoft.com/office/2019/extlst" xmlns:r="http://schemas.openxmlformats.org/officeDocument/2006/relationships" xmlns:m="http://schemas.openxmlformats.org/officeDocument/2006/math" xmlns:v="urn:schemas-microsoft-com:vml" xmlns:wp14="http://schemas.microsoft.com/office/word/2010/wordprocessingDrawing" xmlns:wp="http://schemas.openxmlformats.org/drawingml/2006/wordprocessingDrawing" xmlns:w10="urn:schemas-microsoft-com:office:word" xmlns:w="http://schemas.openxmlformats.org/wordprocessingml/2006/main" xmlns:w14="http://schemas.microsoft.com/office/word/2010/wordml" xmlns:w15="http://schemas.microsoft.com/office/word/2012/wordml" xmlns:w16cex="http://schemas.microsoft.com/office/word/2018/wordml/cex" xmlns:w16cid="http://schemas.microsoft.com/office/word/2016/wordml/cid" xmlns:w16="http://schemas.microsoft.com/office/word/2018/wordml" xmlns:w16du="http://schemas.microsoft.com/office/word/2023/wordml/word16du" xmlns:w16sdtdh="http://schemas.microsoft.com/office/word/2020/wordml/sdtdatahash" xmlns:w16sdtfl="http://schemas.microsoft.com/office/word/2024/wordml/sdtformatlock" xmlns:w16se="http://schemas.microsoft.com/office/word/2015/wordml/symex" xmlns:wpg="http://schemas.microsoft.com/office/word/2010/wordprocessingGroup" xmlns:wpi="http://schemas.microsoft.com/office/word/2010/wordprocessingInk" xmlns:wne="http://schemas.microsoft.com/office/word/2006/wordml" xmlns:wps="http://schemas.microsoft.com/office/word/2010/wordprocessingShape" mc:Ignorable="w14 w15 w16se w16cid w16 w16cex w16sdtdh w16sdtfl w16du wp14">
   <w:abstractNum w:abstractNumId="0" w15:restartNumberingAfterBreak="0">
     <w:nsid w:val="03127601"/>
     <w:multiLevelType w:val="hybridMultilevel"/>
@@ -37244,7 +37203,7 @@
 </file>
 
 <file path=word/styles.xml><?xml version="1.0" encoding="utf-8"?>
-<w:styles xmlns:mc="http://schemas.openxmlformats.org/markup-compatibility/2006" xmlns:r="http://schemas.openxmlformats.org/officeDocument/2006/relationships" xmlns:w="http://schemas.openxmlformats.org/wordprocessingml/2006/main" xmlns:w14="http://schemas.microsoft.com/office/word/2010/wordml" xmlns:w15="http://schemas.microsoft.com/office/word/2012/wordml" xmlns:w16cex="http://schemas.microsoft.com/office/word/2018/wordml/cex" xmlns:w16cid="http://schemas.microsoft.com/office/word/2016/wordml/cid" xmlns:w16="http://schemas.microsoft.com/office/word/2018/wordml" xmlns:w16du="http://schemas.microsoft.com/office/word/2023/wordml/word16du" xmlns:w16sdtdh="http://schemas.microsoft.com/office/word/2020/wordml/sdtdatahash" xmlns:w16se="http://schemas.microsoft.com/office/word/2015/wordml/symex" mc:Ignorable="w14 w15 w16se w16cid w16 w16cex w16sdtdh w16du">
+<w:styles xmlns:mc="http://schemas.openxmlformats.org/markup-compatibility/2006" xmlns:r="http://schemas.openxmlformats.org/officeDocument/2006/relationships" xmlns:w="http://schemas.openxmlformats.org/wordprocessingml/2006/main" xmlns:w14="http://schemas.microsoft.com/office/word/2010/wordml" xmlns:w15="http://schemas.microsoft.com/office/word/2012/wordml" xmlns:w16cex="http://schemas.microsoft.com/office/word/2018/wordml/cex" xmlns:w16cid="http://schemas.microsoft.com/office/word/2016/wordml/cid" xmlns:w16="http://schemas.microsoft.com/office/word/2018/wordml" xmlns:w16du="http://schemas.microsoft.com/office/word/2023/wordml/word16du" xmlns:w16sdtdh="http://schemas.microsoft.com/office/word/2020/wordml/sdtdatahash" xmlns:w16sdtfl="http://schemas.microsoft.com/office/word/2024/wordml/sdtformatlock" xmlns:w16se="http://schemas.microsoft.com/office/word/2015/wordml/symex" mc:Ignorable="w14 w15 w16se w16cid w16 w16cex w16sdtdh w16sdtfl w16du">
   <w:docDefaults>
     <w:rPrDefault>
       <w:rPr>
